--- a/Stage1_Report_Draft.docx
+++ b/Stage1_Report_Draft.docx
@@ -1,6 +1,6 @@
 
 <file path=word/document.xml><?xml version="1.0" encoding="utf-8"?>
-<w:document xmlns:wpc="http://schemas.microsoft.com/office/word/2010/wordprocessingCanvas" xmlns:mc="http://schemas.openxmlformats.org/markup-compatibility/2006" xmlns:o="urn:schemas-microsoft-com:office:office" xmlns:r="http://schemas.openxmlformats.org/officeDocument/2006/relationships" xmlns:m="http://schemas.openxmlformats.org/officeDocument/2006/math" xmlns:v="urn:schemas-microsoft-com:vml" xmlns:wp14="http://schemas.microsoft.com/office/word/2010/wordprocessingDrawing" xmlns:wp="http://schemas.openxmlformats.org/drawingml/2006/wordprocessingDrawing" xmlns:w10="urn:schemas-microsoft-com:office:word" xmlns:w="http://schemas.openxmlformats.org/wordprocessingml/2006/main" xmlns:w14="http://schemas.microsoft.com/office/word/2010/wordml" xmlns:w15="http://schemas.microsoft.com/office/word/2012/wordml" xmlns:wpg="http://schemas.microsoft.com/office/word/2010/wordprocessingGroup" xmlns:wpi="http://schemas.microsoft.com/office/word/2010/wordprocessingInk" xmlns:wne="http://schemas.microsoft.com/office/word/2006/wordml" xmlns:wps="http://schemas.microsoft.com/office/word/2010/wordprocessingShape" xmlns:cx="http://schemas.microsoft.com/office/drawing/2014/chartex" xmlns:cx1="http://schemas.microsoft.com/office/drawing/2015/9/8/chartex" xmlns:cx2="http://schemas.microsoft.com/office/drawing/2015/10/21/chartex" xmlns:cx3="http://schemas.microsoft.com/office/drawing/2016/5/9/chartex" xmlns:cx4="http://schemas.microsoft.com/office/drawing/2016/5/10/chartex" xmlns:cx5="http://schemas.microsoft.com/office/drawing/2016/5/11/chartex" xmlns:cx6="http://schemas.microsoft.com/office/drawing/2016/5/12/chartex" xmlns:cx7="http://schemas.microsoft.com/office/drawing/2016/5/13/chartex" xmlns:cx8="http://schemas.microsoft.com/office/drawing/2016/5/14/chartex" xmlns:aink="http://schemas.microsoft.com/office/drawing/2016/ink" xmlns:am3d="http://schemas.microsoft.com/office/drawing/2017/model3d" xmlns:w16cex="http://schemas.microsoft.com/office/word/2018/wordml/cex" xmlns:w16cid="http://schemas.microsoft.com/office/word/2016/wordml/cid" xmlns:w16="http://schemas.microsoft.com/office/word/2018/wordml" xmlns:w16sdtdh="http://schemas.microsoft.com/office/word/2020/wordml/sdtdatahash" xmlns:w16se="http://schemas.microsoft.com/office/word/2015/wordml/symex" mc:Ignorable="w14 w15 wp14">
+<w:document xmlns:wpc="http://schemas.microsoft.com/office/word/2010/wordprocessingCanvas" xmlns:cx="http://schemas.microsoft.com/office/drawing/2014/chartex" xmlns:cx1="http://schemas.microsoft.com/office/drawing/2015/9/8/chartex" xmlns:cx2="http://schemas.microsoft.com/office/drawing/2015/10/21/chartex" xmlns:cx3="http://schemas.microsoft.com/office/drawing/2016/5/9/chartex" xmlns:cx4="http://schemas.microsoft.com/office/drawing/2016/5/10/chartex" xmlns:cx5="http://schemas.microsoft.com/office/drawing/2016/5/11/chartex" xmlns:cx6="http://schemas.microsoft.com/office/drawing/2016/5/12/chartex" xmlns:cx7="http://schemas.microsoft.com/office/drawing/2016/5/13/chartex" xmlns:cx8="http://schemas.microsoft.com/office/drawing/2016/5/14/chartex" xmlns:mc="http://schemas.openxmlformats.org/markup-compatibility/2006" xmlns:aink="http://schemas.microsoft.com/office/drawing/2016/ink" xmlns:am3d="http://schemas.microsoft.com/office/drawing/2017/model3d" xmlns:o="urn:schemas-microsoft-com:office:office" xmlns:oel="http://schemas.microsoft.com/office/2019/extlst" xmlns:r="http://schemas.openxmlformats.org/officeDocument/2006/relationships" xmlns:m="http://schemas.openxmlformats.org/officeDocument/2006/math" xmlns:v="urn:schemas-microsoft-com:vml" xmlns:wp14="http://schemas.microsoft.com/office/word/2010/wordprocessingDrawing" xmlns:wp="http://schemas.openxmlformats.org/drawingml/2006/wordprocessingDrawing" xmlns:w10="urn:schemas-microsoft-com:office:word" xmlns:w="http://schemas.openxmlformats.org/wordprocessingml/2006/main" xmlns:w14="http://schemas.microsoft.com/office/word/2010/wordml" xmlns:w15="http://schemas.microsoft.com/office/word/2012/wordml" xmlns:w16cex="http://schemas.microsoft.com/office/word/2018/wordml/cex" xmlns:w16cid="http://schemas.microsoft.com/office/word/2016/wordml/cid" xmlns:w16="http://schemas.microsoft.com/office/word/2018/wordml" xmlns:w16du="http://schemas.microsoft.com/office/word/2023/wordml/word16du" xmlns:w16sdtdh="http://schemas.microsoft.com/office/word/2020/wordml/sdtdatahash" xmlns:w16sdtfl="http://schemas.microsoft.com/office/word/2024/wordml/sdtformatlock" xmlns:w16se="http://schemas.microsoft.com/office/word/2015/wordml/symex" xmlns:wpg="http://schemas.microsoft.com/office/word/2010/wordprocessingGroup" xmlns:wpi="http://schemas.microsoft.com/office/word/2010/wordprocessingInk" xmlns:wne="http://schemas.microsoft.com/office/word/2006/wordml" xmlns:wps="http://schemas.microsoft.com/office/word/2010/wordprocessingShape" mc:Ignorable="w14 w15 w16se w16cid w16 w16cex w16sdtdh w16sdtfl w16du wp14">
   <w:body>
     <w:p>
       <w:pPr>
@@ -9,13 +9,13 @@
       </w:pPr>
       <w:r>
         <w:rPr>
-          <w:rFonts w:ascii="Calibri" w:cs="Calibri" w:eastAsia="Calibri" w:hAnsi="Calibri"/>
+          <w:rFonts w:ascii="Calibri" w:eastAsia="Calibri" w:hAnsi="Calibri" w:cs="Calibri"/>
           <w:b/>
           <w:bCs/>
           <w:sz w:val="30"/>
           <w:szCs w:val="30"/>
         </w:rPr>
-        <w:t xml:space="preserve">Predicting Helsinki City Bike Trip Duration from Time and Weather</w:t>
+        <w:t>Predicting Helsinki City Bike Trip Duration from Time and Weather</w:t>
       </w:r>
     </w:p>
     <w:p>
@@ -25,25 +25,25 @@
       </w:pPr>
       <w:r>
         <w:rPr>
-          <w:rFonts w:ascii="Calibri" w:cs="Calibri" w:eastAsia="Calibri" w:hAnsi="Calibri"/>
+          <w:rFonts w:ascii="Calibri" w:eastAsia="Calibri" w:hAnsi="Calibri" w:cs="Calibri"/>
           <w:i/>
           <w:iCs/>
           <w:sz w:val="22"/>
           <w:szCs w:val="22"/>
         </w:rPr>
-        <w:t xml:space="preserve">CS-C3240 Machine Learning — Stage 1 Report</w:t>
+        <w:t>CS-C3240 Machine Learning — Stage 1 Report</w:t>
       </w:r>
     </w:p>
     <w:p>
       <w:pPr>
         <w:pStyle w:val="Heading1"/>
-        <w:spacing w:after="100" w:before="200"/>
-      </w:pPr>
-      <w:r>
-        <w:rPr>
-          <w:rFonts w:ascii="Calibri" w:cs="Calibri" w:eastAsia="Calibri" w:hAnsi="Calibri"/>
-        </w:rPr>
-        <w:t xml:space="preserve">1. Introduction</w:t>
+        <w:spacing w:before="200" w:after="100"/>
+      </w:pPr>
+      <w:r>
+        <w:rPr>
+          <w:rFonts w:ascii="Calibri" w:eastAsia="Calibri" w:hAnsi="Calibri" w:cs="Calibri"/>
+        </w:rPr>
+        <w:t>1. Introduction</w:t>
       </w:r>
     </w:p>
     <w:p>
@@ -52,23 +52,149 @@
       </w:pPr>
       <w:r>
         <w:rPr>
-          <w:rFonts w:ascii="Calibri" w:cs="Calibri" w:eastAsia="Calibri" w:hAnsi="Calibri"/>
-          <w:sz w:val="22"/>
-          <w:szCs w:val="22"/>
-        </w:rPr>
-        <w:t xml:space="preserve">Each year, hundreds of thousands of people rent shared city bikes across Helsinki and Espoo. Riders currently have no simple way to estimate, before starting a trip, how long it is likely to take — information that could help them decide, for instance, whether cycling is a reasonable choice given the weather and time of day. This project addresses that question with a machine learning approach: given only the day, time, and weather conditions, we predict how long a city bike trip will last. This report first formalises the application as a machine learning problem (Section 2), then describes and motivates our modelling choices for Stage 1 — the dataset, the chosen model, the loss function, and the validation strategy (Section 3) — and states our use of generative AI tools (Section 4).</w:t>
+          <w:rFonts w:ascii="Calibri" w:eastAsia="Calibri" w:hAnsi="Calibri" w:cs="Calibri"/>
+          <w:sz w:val="22"/>
+          <w:szCs w:val="22"/>
+        </w:rPr>
+        <w:t>Each year, hundreds of thousands of people rent shared city bikes across Helsinki and Espoo. Riders currently have no simple way to estimate, before starting a trip, how long it is likely to take</w:t>
+      </w:r>
+      <w:r>
+        <w:rPr>
+          <w:rFonts w:ascii="Calibri" w:eastAsia="Calibri" w:hAnsi="Calibri" w:cs="Calibri"/>
+          <w:sz w:val="22"/>
+          <w:szCs w:val="22"/>
+        </w:rPr>
+        <w:t xml:space="preserve"> to get to the destination. That </w:t>
+      </w:r>
+      <w:r>
+        <w:rPr>
+          <w:rFonts w:ascii="Calibri" w:eastAsia="Calibri" w:hAnsi="Calibri" w:cs="Calibri"/>
+          <w:sz w:val="22"/>
+          <w:szCs w:val="22"/>
+        </w:rPr>
+        <w:t xml:space="preserve">information </w:t>
+      </w:r>
+      <w:r>
+        <w:rPr>
+          <w:rFonts w:ascii="Calibri" w:eastAsia="Calibri" w:hAnsi="Calibri" w:cs="Calibri"/>
+          <w:sz w:val="22"/>
+          <w:szCs w:val="22"/>
+        </w:rPr>
+        <w:t xml:space="preserve">could help them decide, for instance, whether cycling is a reasonable choice given the weather and time of day. This project </w:t>
+      </w:r>
+      <w:proofErr w:type="gramStart"/>
+      <w:r>
+        <w:rPr>
+          <w:rFonts w:ascii="Calibri" w:eastAsia="Calibri" w:hAnsi="Calibri" w:cs="Calibri"/>
+          <w:sz w:val="22"/>
+          <w:szCs w:val="22"/>
+        </w:rPr>
+        <w:t>use</w:t>
+      </w:r>
+      <w:proofErr w:type="gramEnd"/>
+      <w:r>
+        <w:rPr>
+          <w:rFonts w:ascii="Calibri" w:eastAsia="Calibri" w:hAnsi="Calibri" w:cs="Calibri"/>
+          <w:sz w:val="22"/>
+          <w:szCs w:val="22"/>
+        </w:rPr>
+        <w:t xml:space="preserve"> machine learning to suggest a solution to the problem:</w:t>
+      </w:r>
+      <w:r>
+        <w:rPr>
+          <w:rFonts w:ascii="Calibri" w:eastAsia="Calibri" w:hAnsi="Calibri" w:cs="Calibri"/>
+          <w:sz w:val="22"/>
+          <w:szCs w:val="22"/>
+        </w:rPr>
+        <w:t xml:space="preserve"> given only the day, time, and weather conditions, we predict how long a city bike trip will last. This report </w:t>
+      </w:r>
+      <w:r>
+        <w:rPr>
+          <w:rFonts w:ascii="Calibri" w:eastAsia="Calibri" w:hAnsi="Calibri" w:cs="Calibri"/>
+          <w:sz w:val="22"/>
+          <w:szCs w:val="22"/>
+        </w:rPr>
+        <w:t>will</w:t>
+      </w:r>
+      <w:r>
+        <w:rPr>
+          <w:rFonts w:ascii="Calibri" w:eastAsia="Calibri" w:hAnsi="Calibri" w:cs="Calibri"/>
+          <w:sz w:val="22"/>
+          <w:szCs w:val="22"/>
+        </w:rPr>
+        <w:t xml:space="preserve"> </w:t>
+      </w:r>
+      <w:proofErr w:type="spellStart"/>
+      <w:proofErr w:type="gramStart"/>
+      <w:r>
+        <w:rPr>
+          <w:rFonts w:ascii="Calibri" w:eastAsia="Calibri" w:hAnsi="Calibri" w:cs="Calibri"/>
+          <w:sz w:val="22"/>
+          <w:szCs w:val="22"/>
+        </w:rPr>
+        <w:t>formalises</w:t>
+      </w:r>
+      <w:proofErr w:type="spellEnd"/>
+      <w:proofErr w:type="gramEnd"/>
+      <w:r>
+        <w:rPr>
+          <w:rFonts w:ascii="Calibri" w:eastAsia="Calibri" w:hAnsi="Calibri" w:cs="Calibri"/>
+          <w:sz w:val="22"/>
+          <w:szCs w:val="22"/>
+        </w:rPr>
+        <w:t xml:space="preserve"> the application as a machine learning problem </w:t>
+      </w:r>
+      <w:r>
+        <w:rPr>
+          <w:rFonts w:ascii="Calibri" w:eastAsia="Calibri" w:hAnsi="Calibri" w:cs="Calibri"/>
+          <w:sz w:val="22"/>
+          <w:szCs w:val="22"/>
+        </w:rPr>
+        <w:t>a</w:t>
+      </w:r>
+      <w:r>
+        <w:rPr>
+          <w:rFonts w:ascii="Calibri" w:eastAsia="Calibri" w:hAnsi="Calibri" w:cs="Calibri"/>
+          <w:sz w:val="22"/>
+          <w:szCs w:val="22"/>
+        </w:rPr>
+        <w:t>n</w:t>
+      </w:r>
+      <w:r>
+        <w:rPr>
+          <w:rFonts w:ascii="Calibri" w:eastAsia="Calibri" w:hAnsi="Calibri" w:cs="Calibri"/>
+          <w:sz w:val="22"/>
+          <w:szCs w:val="22"/>
+        </w:rPr>
+        <w:t>d</w:t>
+      </w:r>
+      <w:r>
+        <w:rPr>
+          <w:rFonts w:ascii="Calibri" w:eastAsia="Calibri" w:hAnsi="Calibri" w:cs="Calibri"/>
+          <w:sz w:val="22"/>
+          <w:szCs w:val="22"/>
+        </w:rPr>
+        <w:t xml:space="preserve"> describes and motivates our modelling choices for Stage</w:t>
+      </w:r>
+      <w:r>
+        <w:rPr>
+          <w:rFonts w:ascii="Calibri" w:eastAsia="Calibri" w:hAnsi="Calibri" w:cs="Calibri"/>
+          <w:sz w:val="22"/>
+          <w:szCs w:val="22"/>
+        </w:rPr>
+        <w:t xml:space="preserve"> 1 of the project.</w:t>
       </w:r>
     </w:p>
     <w:p>
       <w:pPr>
         <w:pStyle w:val="Heading1"/>
-        <w:spacing w:after="100" w:before="200"/>
-      </w:pPr>
-      <w:r>
-        <w:rPr>
-          <w:rFonts w:ascii="Calibri" w:cs="Calibri" w:eastAsia="Calibri" w:hAnsi="Calibri"/>
-        </w:rPr>
-        <w:t xml:space="preserve">2. Problem Formulation</w:t>
+        <w:spacing w:before="200" w:after="100"/>
+      </w:pPr>
+      <w:r>
+        <w:rPr>
+          <w:rFonts w:ascii="Calibri" w:eastAsia="Calibri" w:hAnsi="Calibri" w:cs="Calibri"/>
+        </w:rPr>
+        <w:t>2. Problem Formulation</w:t>
       </w:r>
     </w:p>
     <w:p>
@@ -77,11 +203,27 @@
       </w:pPr>
       <w:r>
         <w:rPr>
-          <w:rFonts w:ascii="Calibri" w:cs="Calibri" w:eastAsia="Calibri" w:hAnsi="Calibri"/>
-          <w:sz w:val="22"/>
-          <w:szCs w:val="22"/>
-        </w:rPr>
-        <w:t xml:space="preserve">We treat this as a supervised regression problem. Each data point represents one completed trip recorded by the Helsinki/Espoo city bike system. We describe a trip using five features (Table 1) and predict its duration in minutes, a continuous, strictly positive quantity obtained directly from the trip record.</w:t>
+          <w:rFonts w:ascii="Calibri" w:eastAsia="Calibri" w:hAnsi="Calibri" w:cs="Calibri"/>
+          <w:sz w:val="22"/>
+          <w:szCs w:val="22"/>
+        </w:rPr>
+        <w:t>We treat this as a supervised regression problem. Each data point represents one completed trip recorded by the Helsinki/Espoo city bike system. We describe a trip using five features (</w:t>
+      </w:r>
+      <w:r>
+        <w:rPr>
+          <w:rFonts w:ascii="Calibri" w:eastAsia="Calibri" w:hAnsi="Calibri" w:cs="Calibri"/>
+          <w:sz w:val="22"/>
+          <w:szCs w:val="22"/>
+        </w:rPr>
+        <w:t xml:space="preserve">see </w:t>
+      </w:r>
+      <w:r>
+        <w:rPr>
+          <w:rFonts w:ascii="Calibri" w:eastAsia="Calibri" w:hAnsi="Calibri" w:cs="Calibri"/>
+          <w:sz w:val="22"/>
+          <w:szCs w:val="22"/>
+        </w:rPr>
+        <w:t>Table 1) and predict its duration in minutes, a continuous, strictly positive quantity obtained directly from the trip record.</w:t>
       </w:r>
     </w:p>
     <w:p>
@@ -90,26 +232,29 @@
       </w:pPr>
       <w:r>
         <w:rPr>
-          <w:rFonts w:ascii="Calibri" w:cs="Calibri" w:eastAsia="Calibri" w:hAnsi="Calibri"/>
+          <w:rFonts w:ascii="Calibri" w:eastAsia="Calibri" w:hAnsi="Calibri" w:cs="Calibri"/>
           <w:i/>
           <w:iCs/>
-          <w:sz w:val="20"/>
-          <w:szCs w:val="20"/>
-        </w:rPr>
-        <w:t xml:space="preserve">Table 1. Features used to describe each trip.</w:t>
+        </w:rPr>
+        <w:t>Table 1. Features used to describe each trip.</w:t>
       </w:r>
     </w:p>
     <w:tbl>
       <w:tblPr>
-        <w:tblW w:type="dxa" w:w="8800"/>
+        <w:tblW w:w="8800" w:type="dxa"/>
         <w:tblBorders>
-          <w:top w:val="single" w:color="auto" w:sz="4"/>
-          <w:left w:val="single" w:color="auto" w:sz="4"/>
-          <w:bottom w:val="single" w:color="auto" w:sz="4"/>
-          <w:right w:val="single" w:color="auto" w:sz="4"/>
-          <w:insideH w:val="single" w:color="auto" w:sz="4"/>
-          <w:insideV w:val="single" w:color="auto" w:sz="4"/>
+          <w:top w:val="single" w:sz="4" w:space="0" w:color="auto"/>
+          <w:left w:val="single" w:sz="4" w:space="0" w:color="auto"/>
+          <w:bottom w:val="single" w:sz="4" w:space="0" w:color="auto"/>
+          <w:right w:val="single" w:sz="4" w:space="0" w:color="auto"/>
+          <w:insideH w:val="single" w:sz="4" w:space="0" w:color="auto"/>
+          <w:insideV w:val="single" w:sz="4" w:space="0" w:color="auto"/>
         </w:tblBorders>
+        <w:tblCellMar>
+          <w:left w:w="10" w:type="dxa"/>
+          <w:right w:w="10" w:type="dxa"/>
+        </w:tblCellMar>
+        <w:tblLook w:val="04A0" w:firstRow="1" w:lastRow="0" w:firstColumn="1" w:lastColumn="0" w:noHBand="0" w:noVBand="1"/>
       </w:tblPr>
       <w:tblGrid>
         <w:gridCol w:w="1800"/>
@@ -117,430 +262,418 @@
         <w:gridCol w:w="4800"/>
       </w:tblGrid>
       <w:tr>
+        <w:tblPrEx>
+          <w:tblCellMar>
+            <w:top w:w="0" w:type="dxa"/>
+            <w:bottom w:w="0" w:type="dxa"/>
+          </w:tblCellMar>
+        </w:tblPrEx>
         <w:tc>
           <w:tcPr>
-            <w:tcW w:type="dxa" w:w="1800"/>
-            <w:shd w:fill="D9E2F3" w:color="auto" w:val="clear"/>
+            <w:tcW w:w="1800" w:type="dxa"/>
+            <w:shd w:val="clear" w:color="auto" w:fill="D9E2F3"/>
             <w:tcMar>
-              <w:top w:type="dxa" w:w="60"/>
-              <w:left w:type="dxa" w:w="100"/>
-              <w:bottom w:type="dxa" w:w="60"/>
-              <w:right w:type="dxa" w:w="100"/>
+              <w:top w:w="60" w:type="dxa"/>
+              <w:left w:w="100" w:type="dxa"/>
+              <w:bottom w:w="60" w:type="dxa"/>
+              <w:right w:w="100" w:type="dxa"/>
             </w:tcMar>
           </w:tcPr>
           <w:p>
             <w:r>
               <w:rPr>
-                <w:rFonts w:ascii="Calibri" w:cs="Calibri" w:eastAsia="Calibri" w:hAnsi="Calibri"/>
+                <w:rFonts w:ascii="Calibri" w:eastAsia="Calibri" w:hAnsi="Calibri" w:cs="Calibri"/>
                 <w:b/>
                 <w:bCs/>
-                <w:sz w:val="20"/>
-                <w:szCs w:val="20"/>
               </w:rPr>
-              <w:t xml:space="preserve">Feature</w:t>
+              <w:t>Feature</w:t>
             </w:r>
           </w:p>
         </w:tc>
         <w:tc>
           <w:tcPr>
-            <w:tcW w:type="dxa" w:w="2200"/>
-            <w:shd w:fill="D9E2F3" w:color="auto" w:val="clear"/>
+            <w:tcW w:w="2200" w:type="dxa"/>
+            <w:shd w:val="clear" w:color="auto" w:fill="D9E2F3"/>
             <w:tcMar>
-              <w:top w:type="dxa" w:w="60"/>
-              <w:left w:type="dxa" w:w="100"/>
-              <w:bottom w:type="dxa" w:w="60"/>
-              <w:right w:type="dxa" w:w="100"/>
+              <w:top w:w="60" w:type="dxa"/>
+              <w:left w:w="100" w:type="dxa"/>
+              <w:bottom w:w="60" w:type="dxa"/>
+              <w:right w:w="100" w:type="dxa"/>
             </w:tcMar>
           </w:tcPr>
           <w:p>
             <w:r>
               <w:rPr>
-                <w:rFonts w:ascii="Calibri" w:cs="Calibri" w:eastAsia="Calibri" w:hAnsi="Calibri"/>
+                <w:rFonts w:ascii="Calibri" w:eastAsia="Calibri" w:hAnsi="Calibri" w:cs="Calibri"/>
                 <w:b/>
                 <w:bCs/>
-                <w:sz w:val="20"/>
-                <w:szCs w:val="20"/>
               </w:rPr>
-              <w:t xml:space="preserve">Type</w:t>
+              <w:t>Type</w:t>
             </w:r>
           </w:p>
         </w:tc>
         <w:tc>
           <w:tcPr>
-            <w:tcW w:type="dxa" w:w="4800"/>
-            <w:shd w:fill="D9E2F3" w:color="auto" w:val="clear"/>
+            <w:tcW w:w="4800" w:type="dxa"/>
+            <w:shd w:val="clear" w:color="auto" w:fill="D9E2F3"/>
             <w:tcMar>
-              <w:top w:type="dxa" w:w="60"/>
-              <w:left w:type="dxa" w:w="100"/>
-              <w:bottom w:type="dxa" w:w="60"/>
-              <w:right w:type="dxa" w:w="100"/>
+              <w:top w:w="60" w:type="dxa"/>
+              <w:left w:w="100" w:type="dxa"/>
+              <w:bottom w:w="60" w:type="dxa"/>
+              <w:right w:w="100" w:type="dxa"/>
             </w:tcMar>
           </w:tcPr>
           <w:p>
             <w:r>
               <w:rPr>
-                <w:rFonts w:ascii="Calibri" w:cs="Calibri" w:eastAsia="Calibri" w:hAnsi="Calibri"/>
+                <w:rFonts w:ascii="Calibri" w:eastAsia="Calibri" w:hAnsi="Calibri" w:cs="Calibri"/>
                 <w:b/>
                 <w:bCs/>
-                <w:sz w:val="20"/>
-                <w:szCs w:val="20"/>
               </w:rPr>
-              <w:t xml:space="preserve">Description</w:t>
+              <w:t>Description</w:t>
             </w:r>
           </w:p>
         </w:tc>
       </w:tr>
       <w:tr>
+        <w:tblPrEx>
+          <w:tblCellMar>
+            <w:top w:w="0" w:type="dxa"/>
+            <w:bottom w:w="0" w:type="dxa"/>
+          </w:tblCellMar>
+        </w:tblPrEx>
         <w:tc>
           <w:tcPr>
-            <w:tcW w:type="dxa" w:w="1800"/>
+            <w:tcW w:w="1800" w:type="dxa"/>
             <w:tcMar>
-              <w:top w:type="dxa" w:w="60"/>
-              <w:left w:type="dxa" w:w="100"/>
-              <w:bottom w:type="dxa" w:w="60"/>
-              <w:right w:type="dxa" w:w="100"/>
+              <w:top w:w="60" w:type="dxa"/>
+              <w:left w:w="100" w:type="dxa"/>
+              <w:bottom w:w="60" w:type="dxa"/>
+              <w:right w:w="100" w:type="dxa"/>
             </w:tcMar>
           </w:tcPr>
           <w:p>
             <w:r>
               <w:rPr>
-                <w:rFonts w:ascii="Calibri" w:cs="Calibri" w:eastAsia="Calibri" w:hAnsi="Calibri"/>
-                <w:b w:val="false"/>
-                <w:bCs w:val="false"/>
-                <w:sz w:val="20"/>
-                <w:szCs w:val="20"/>
+                <w:rFonts w:ascii="Calibri" w:eastAsia="Calibri" w:hAnsi="Calibri" w:cs="Calibri"/>
               </w:rPr>
-              <w:t xml:space="preserve">Weekday</w:t>
+              <w:t>Weekday</w:t>
             </w:r>
           </w:p>
         </w:tc>
         <w:tc>
           <w:tcPr>
-            <w:tcW w:type="dxa" w:w="2200"/>
+            <w:tcW w:w="2200" w:type="dxa"/>
             <w:tcMar>
-              <w:top w:type="dxa" w:w="60"/>
-              <w:left w:type="dxa" w:w="100"/>
-              <w:bottom w:type="dxa" w:w="60"/>
-              <w:right w:type="dxa" w:w="100"/>
+              <w:top w:w="60" w:type="dxa"/>
+              <w:left w:w="100" w:type="dxa"/>
+              <w:bottom w:w="60" w:type="dxa"/>
+              <w:right w:w="100" w:type="dxa"/>
             </w:tcMar>
           </w:tcPr>
           <w:p>
             <w:r>
               <w:rPr>
-                <w:rFonts w:ascii="Calibri" w:cs="Calibri" w:eastAsia="Calibri" w:hAnsi="Calibri"/>
-                <w:b w:val="false"/>
-                <w:bCs w:val="false"/>
-                <w:sz w:val="20"/>
-                <w:szCs w:val="20"/>
+                <w:rFonts w:ascii="Calibri" w:eastAsia="Calibri" w:hAnsi="Calibri" w:cs="Calibri"/>
               </w:rPr>
-              <w:t xml:space="preserve">Categorical</w:t>
+              <w:t>Categorical</w:t>
             </w:r>
           </w:p>
         </w:tc>
         <w:tc>
           <w:tcPr>
-            <w:tcW w:type="dxa" w:w="4800"/>
+            <w:tcW w:w="4800" w:type="dxa"/>
             <w:tcMar>
-              <w:top w:type="dxa" w:w="60"/>
-              <w:left w:type="dxa" w:w="100"/>
-              <w:bottom w:type="dxa" w:w="60"/>
-              <w:right w:type="dxa" w:w="100"/>
+              <w:top w:w="60" w:type="dxa"/>
+              <w:left w:w="100" w:type="dxa"/>
+              <w:bottom w:w="60" w:type="dxa"/>
+              <w:right w:w="100" w:type="dxa"/>
             </w:tcMar>
           </w:tcPr>
           <w:p>
             <w:r>
               <w:rPr>
-                <w:rFonts w:ascii="Calibri" w:cs="Calibri" w:eastAsia="Calibri" w:hAnsi="Calibri"/>
-                <w:b w:val="false"/>
-                <w:bCs w:val="false"/>
-                <w:sz w:val="20"/>
-                <w:szCs w:val="20"/>
+                <w:rFonts w:ascii="Calibri" w:eastAsia="Calibri" w:hAnsi="Calibri" w:cs="Calibri"/>
               </w:rPr>
-              <w:t xml:space="preserve">Day the trip started (Mon–Sun)</w:t>
+              <w:t>Day the trip started (Mon–Sun)</w:t>
             </w:r>
           </w:p>
         </w:tc>
       </w:tr>
       <w:tr>
+        <w:tblPrEx>
+          <w:tblCellMar>
+            <w:top w:w="0" w:type="dxa"/>
+            <w:bottom w:w="0" w:type="dxa"/>
+          </w:tblCellMar>
+        </w:tblPrEx>
         <w:tc>
           <w:tcPr>
-            <w:tcW w:type="dxa" w:w="1800"/>
+            <w:tcW w:w="1800" w:type="dxa"/>
             <w:tcMar>
-              <w:top w:type="dxa" w:w="60"/>
-              <w:left w:type="dxa" w:w="100"/>
-              <w:bottom w:type="dxa" w:w="60"/>
-              <w:right w:type="dxa" w:w="100"/>
+              <w:top w:w="60" w:type="dxa"/>
+              <w:left w:w="100" w:type="dxa"/>
+              <w:bottom w:w="60" w:type="dxa"/>
+              <w:right w:w="100" w:type="dxa"/>
             </w:tcMar>
           </w:tcPr>
           <w:p>
             <w:r>
               <w:rPr>
-                <w:rFonts w:ascii="Calibri" w:cs="Calibri" w:eastAsia="Calibri" w:hAnsi="Calibri"/>
-                <w:b w:val="false"/>
-                <w:bCs w:val="false"/>
-                <w:sz w:val="20"/>
-                <w:szCs w:val="20"/>
+                <w:rFonts w:ascii="Calibri" w:eastAsia="Calibri" w:hAnsi="Calibri" w:cs="Calibri"/>
               </w:rPr>
-              <w:t xml:space="preserve">Hour of day</w:t>
+              <w:t>Hour of day</w:t>
             </w:r>
           </w:p>
         </w:tc>
         <w:tc>
           <w:tcPr>
-            <w:tcW w:type="dxa" w:w="2200"/>
+            <w:tcW w:w="2200" w:type="dxa"/>
             <w:tcMar>
-              <w:top w:type="dxa" w:w="60"/>
-              <w:left w:type="dxa" w:w="100"/>
-              <w:bottom w:type="dxa" w:w="60"/>
-              <w:right w:type="dxa" w:w="100"/>
+              <w:top w:w="60" w:type="dxa"/>
+              <w:left w:w="100" w:type="dxa"/>
+              <w:bottom w:w="60" w:type="dxa"/>
+              <w:right w:w="100" w:type="dxa"/>
             </w:tcMar>
           </w:tcPr>
           <w:p>
             <w:r>
               <w:rPr>
-                <w:rFonts w:ascii="Calibri" w:cs="Calibri" w:eastAsia="Calibri" w:hAnsi="Calibri"/>
-                <w:b w:val="false"/>
-                <w:bCs w:val="false"/>
-                <w:sz w:val="20"/>
-                <w:szCs w:val="20"/>
+                <w:rFonts w:ascii="Calibri" w:eastAsia="Calibri" w:hAnsi="Calibri" w:cs="Calibri"/>
               </w:rPr>
-              <w:t xml:space="preserve">Categorical (ordinal)</w:t>
+              <w:t>Categorical (ordinal)</w:t>
             </w:r>
           </w:p>
         </w:tc>
         <w:tc>
           <w:tcPr>
-            <w:tcW w:type="dxa" w:w="4800"/>
+            <w:tcW w:w="4800" w:type="dxa"/>
             <w:tcMar>
-              <w:top w:type="dxa" w:w="60"/>
-              <w:left w:type="dxa" w:w="100"/>
-              <w:bottom w:type="dxa" w:w="60"/>
-              <w:right w:type="dxa" w:w="100"/>
+              <w:top w:w="60" w:type="dxa"/>
+              <w:left w:w="100" w:type="dxa"/>
+              <w:bottom w:w="60" w:type="dxa"/>
+              <w:right w:w="100" w:type="dxa"/>
             </w:tcMar>
           </w:tcPr>
           <w:p>
             <w:r>
               <w:rPr>
-                <w:rFonts w:ascii="Calibri" w:cs="Calibri" w:eastAsia="Calibri" w:hAnsi="Calibri"/>
-                <w:b w:val="false"/>
-                <w:bCs w:val="false"/>
-                <w:sz w:val="20"/>
-                <w:szCs w:val="20"/>
+                <w:rFonts w:ascii="Calibri" w:eastAsia="Calibri" w:hAnsi="Calibri" w:cs="Calibri"/>
               </w:rPr>
-              <w:t xml:space="preserve">Hour the trip started (0–23)</w:t>
+              <w:t>Hour the trip started (0–23)</w:t>
             </w:r>
           </w:p>
         </w:tc>
       </w:tr>
       <w:tr>
+        <w:tblPrEx>
+          <w:tblCellMar>
+            <w:top w:w="0" w:type="dxa"/>
+            <w:bottom w:w="0" w:type="dxa"/>
+          </w:tblCellMar>
+        </w:tblPrEx>
         <w:tc>
           <w:tcPr>
-            <w:tcW w:type="dxa" w:w="1800"/>
+            <w:tcW w:w="1800" w:type="dxa"/>
             <w:tcMar>
-              <w:top w:type="dxa" w:w="60"/>
-              <w:left w:type="dxa" w:w="100"/>
-              <w:bottom w:type="dxa" w:w="60"/>
-              <w:right w:type="dxa" w:w="100"/>
+              <w:top w:w="60" w:type="dxa"/>
+              <w:left w:w="100" w:type="dxa"/>
+              <w:bottom w:w="60" w:type="dxa"/>
+              <w:right w:w="100" w:type="dxa"/>
             </w:tcMar>
           </w:tcPr>
           <w:p>
             <w:r>
               <w:rPr>
-                <w:rFonts w:ascii="Calibri" w:cs="Calibri" w:eastAsia="Calibri" w:hAnsi="Calibri"/>
-                <w:b w:val="false"/>
-                <w:bCs w:val="false"/>
-                <w:sz w:val="20"/>
-                <w:szCs w:val="20"/>
+                <w:rFonts w:ascii="Calibri" w:eastAsia="Calibri" w:hAnsi="Calibri" w:cs="Calibri"/>
               </w:rPr>
-              <w:t xml:space="preserve">Month</w:t>
+              <w:t>Month</w:t>
             </w:r>
           </w:p>
         </w:tc>
         <w:tc>
           <w:tcPr>
-            <w:tcW w:type="dxa" w:w="2200"/>
+            <w:tcW w:w="2200" w:type="dxa"/>
             <w:tcMar>
-              <w:top w:type="dxa" w:w="60"/>
-              <w:left w:type="dxa" w:w="100"/>
-              <w:bottom w:type="dxa" w:w="60"/>
-              <w:right w:type="dxa" w:w="100"/>
+              <w:top w:w="60" w:type="dxa"/>
+              <w:left w:w="100" w:type="dxa"/>
+              <w:bottom w:w="60" w:type="dxa"/>
+              <w:right w:w="100" w:type="dxa"/>
             </w:tcMar>
           </w:tcPr>
           <w:p>
             <w:r>
               <w:rPr>
-                <w:rFonts w:ascii="Calibri" w:cs="Calibri" w:eastAsia="Calibri" w:hAnsi="Calibri"/>
-                <w:b w:val="false"/>
-                <w:bCs w:val="false"/>
-                <w:sz w:val="20"/>
-                <w:szCs w:val="20"/>
+                <w:rFonts w:ascii="Calibri" w:eastAsia="Calibri" w:hAnsi="Calibri" w:cs="Calibri"/>
               </w:rPr>
-              <w:t xml:space="preserve">Categorical</w:t>
+              <w:t>Categorical</w:t>
             </w:r>
           </w:p>
         </w:tc>
         <w:tc>
           <w:tcPr>
-            <w:tcW w:type="dxa" w:w="4800"/>
+            <w:tcW w:w="4800" w:type="dxa"/>
             <w:tcMar>
-              <w:top w:type="dxa" w:w="60"/>
-              <w:left w:type="dxa" w:w="100"/>
-              <w:bottom w:type="dxa" w:w="60"/>
-              <w:right w:type="dxa" w:w="100"/>
+              <w:top w:w="60" w:type="dxa"/>
+              <w:left w:w="100" w:type="dxa"/>
+              <w:bottom w:w="60" w:type="dxa"/>
+              <w:right w:w="100" w:type="dxa"/>
             </w:tcMar>
           </w:tcPr>
           <w:p>
             <w:r>
               <w:rPr>
-                <w:rFonts w:ascii="Calibri" w:cs="Calibri" w:eastAsia="Calibri" w:hAnsi="Calibri"/>
-                <w:b w:val="false"/>
-                <w:bCs w:val="false"/>
-                <w:sz w:val="20"/>
-                <w:szCs w:val="20"/>
+                <w:rFonts w:ascii="Calibri" w:eastAsia="Calibri" w:hAnsi="Calibri" w:cs="Calibri"/>
               </w:rPr>
-              <w:t xml:space="preserve">Calendar month (Apr–Oct, the bikes’ operating season)</w:t>
+              <w:t>Calendar month (Apr–Oct, the bikes</w:t>
+            </w:r>
+            <w:r>
+              <w:rPr>
+                <w:rFonts w:ascii="Calibri" w:eastAsia="Calibri" w:hAnsi="Calibri" w:cs="Calibri"/>
+              </w:rPr>
+              <w:t xml:space="preserve"> operating season)</w:t>
             </w:r>
           </w:p>
         </w:tc>
       </w:tr>
       <w:tr>
+        <w:tblPrEx>
+          <w:tblCellMar>
+            <w:top w:w="0" w:type="dxa"/>
+            <w:bottom w:w="0" w:type="dxa"/>
+          </w:tblCellMar>
+        </w:tblPrEx>
         <w:tc>
           <w:tcPr>
-            <w:tcW w:type="dxa" w:w="1800"/>
+            <w:tcW w:w="1800" w:type="dxa"/>
             <w:tcMar>
-              <w:top w:type="dxa" w:w="60"/>
-              <w:left w:type="dxa" w:w="100"/>
-              <w:bottom w:type="dxa" w:w="60"/>
-              <w:right w:type="dxa" w:w="100"/>
+              <w:top w:w="60" w:type="dxa"/>
+              <w:left w:w="100" w:type="dxa"/>
+              <w:bottom w:w="60" w:type="dxa"/>
+              <w:right w:w="100" w:type="dxa"/>
             </w:tcMar>
           </w:tcPr>
           <w:p>
             <w:r>
               <w:rPr>
-                <w:rFonts w:ascii="Calibri" w:cs="Calibri" w:eastAsia="Calibri" w:hAnsi="Calibri"/>
-                <w:b w:val="false"/>
-                <w:bCs w:val="false"/>
-                <w:sz w:val="20"/>
-                <w:szCs w:val="20"/>
+                <w:rFonts w:ascii="Calibri" w:eastAsia="Calibri" w:hAnsi="Calibri" w:cs="Calibri"/>
               </w:rPr>
-              <w:t xml:space="preserve">Mean temperature</w:t>
+              <w:t>Mean temperature</w:t>
             </w:r>
           </w:p>
         </w:tc>
         <w:tc>
           <w:tcPr>
-            <w:tcW w:type="dxa" w:w="2200"/>
+            <w:tcW w:w="2200" w:type="dxa"/>
             <w:tcMar>
-              <w:top w:type="dxa" w:w="60"/>
-              <w:left w:type="dxa" w:w="100"/>
-              <w:bottom w:type="dxa" w:w="60"/>
-              <w:right w:type="dxa" w:w="100"/>
+              <w:top w:w="60" w:type="dxa"/>
+              <w:left w:w="100" w:type="dxa"/>
+              <w:bottom w:w="60" w:type="dxa"/>
+              <w:right w:w="100" w:type="dxa"/>
             </w:tcMar>
           </w:tcPr>
           <w:p>
             <w:r>
               <w:rPr>
-                <w:rFonts w:ascii="Calibri" w:cs="Calibri" w:eastAsia="Calibri" w:hAnsi="Calibri"/>
-                <w:b w:val="false"/>
-                <w:bCs w:val="false"/>
-                <w:sz w:val="20"/>
-                <w:szCs w:val="20"/>
+                <w:rFonts w:ascii="Calibri" w:eastAsia="Calibri" w:hAnsi="Calibri" w:cs="Calibri"/>
               </w:rPr>
-              <w:t xml:space="preserve">Continuous</w:t>
+              <w:t>Continuous</w:t>
             </w:r>
           </w:p>
         </w:tc>
         <w:tc>
           <w:tcPr>
-            <w:tcW w:type="dxa" w:w="4800"/>
+            <w:tcW w:w="4800" w:type="dxa"/>
             <w:tcMar>
-              <w:top w:type="dxa" w:w="60"/>
-              <w:left w:type="dxa" w:w="100"/>
-              <w:bottom w:type="dxa" w:w="60"/>
-              <w:right w:type="dxa" w:w="100"/>
+              <w:top w:w="60" w:type="dxa"/>
+              <w:left w:w="100" w:type="dxa"/>
+              <w:bottom w:w="60" w:type="dxa"/>
+              <w:right w:w="100" w:type="dxa"/>
             </w:tcMar>
           </w:tcPr>
           <w:p>
             <w:r>
               <w:rPr>
-                <w:rFonts w:ascii="Calibri" w:cs="Calibri" w:eastAsia="Calibri" w:hAnsi="Calibri"/>
-                <w:b w:val="false"/>
-                <w:bCs w:val="false"/>
-                <w:sz w:val="20"/>
-                <w:szCs w:val="20"/>
+                <w:rFonts w:ascii="Calibri" w:eastAsia="Calibri" w:hAnsi="Calibri" w:cs="Calibri"/>
               </w:rPr>
-              <w:t xml:space="preserve">Day’s mean air temperature (°C)</w:t>
+              <w:t>Day</w:t>
+            </w:r>
+            <w:r>
+              <w:rPr>
+                <w:rFonts w:ascii="Calibri" w:eastAsia="Calibri" w:hAnsi="Calibri" w:cs="Calibri"/>
+              </w:rPr>
+              <w:t xml:space="preserve"> mean air temperature (°C)</w:t>
             </w:r>
           </w:p>
         </w:tc>
       </w:tr>
       <w:tr>
+        <w:tblPrEx>
+          <w:tblCellMar>
+            <w:top w:w="0" w:type="dxa"/>
+            <w:bottom w:w="0" w:type="dxa"/>
+          </w:tblCellMar>
+        </w:tblPrEx>
         <w:tc>
           <w:tcPr>
-            <w:tcW w:type="dxa" w:w="1800"/>
+            <w:tcW w:w="1800" w:type="dxa"/>
             <w:tcMar>
-              <w:top w:type="dxa" w:w="60"/>
-              <w:left w:type="dxa" w:w="100"/>
-              <w:bottom w:type="dxa" w:w="60"/>
-              <w:right w:type="dxa" w:w="100"/>
+              <w:top w:w="60" w:type="dxa"/>
+              <w:left w:w="100" w:type="dxa"/>
+              <w:bottom w:w="60" w:type="dxa"/>
+              <w:right w:w="100" w:type="dxa"/>
             </w:tcMar>
           </w:tcPr>
           <w:p>
             <w:r>
               <w:rPr>
-                <w:rFonts w:ascii="Calibri" w:cs="Calibri" w:eastAsia="Calibri" w:hAnsi="Calibri"/>
-                <w:b w:val="false"/>
-                <w:bCs w:val="false"/>
-                <w:sz w:val="20"/>
-                <w:szCs w:val="20"/>
+                <w:rFonts w:ascii="Calibri" w:eastAsia="Calibri" w:hAnsi="Calibri" w:cs="Calibri"/>
               </w:rPr>
-              <w:t xml:space="preserve">Precipitation</w:t>
+              <w:t>Precipitation</w:t>
             </w:r>
           </w:p>
         </w:tc>
         <w:tc>
           <w:tcPr>
-            <w:tcW w:type="dxa" w:w="2200"/>
+            <w:tcW w:w="2200" w:type="dxa"/>
             <w:tcMar>
-              <w:top w:type="dxa" w:w="60"/>
-              <w:left w:type="dxa" w:w="100"/>
-              <w:bottom w:type="dxa" w:w="60"/>
-              <w:right w:type="dxa" w:w="100"/>
+              <w:top w:w="60" w:type="dxa"/>
+              <w:left w:w="100" w:type="dxa"/>
+              <w:bottom w:w="60" w:type="dxa"/>
+              <w:right w:w="100" w:type="dxa"/>
             </w:tcMar>
           </w:tcPr>
           <w:p>
             <w:r>
               <w:rPr>
-                <w:rFonts w:ascii="Calibri" w:cs="Calibri" w:eastAsia="Calibri" w:hAnsi="Calibri"/>
-                <w:b w:val="false"/>
-                <w:bCs w:val="false"/>
-                <w:sz w:val="20"/>
-                <w:szCs w:val="20"/>
+                <w:rFonts w:ascii="Calibri" w:eastAsia="Calibri" w:hAnsi="Calibri" w:cs="Calibri"/>
               </w:rPr>
-              <w:t xml:space="preserve">Continuous</w:t>
+              <w:t>Continuous</w:t>
             </w:r>
           </w:p>
         </w:tc>
         <w:tc>
           <w:tcPr>
-            <w:tcW w:type="dxa" w:w="4800"/>
+            <w:tcW w:w="4800" w:type="dxa"/>
             <w:tcMar>
-              <w:top w:type="dxa" w:w="60"/>
-              <w:left w:type="dxa" w:w="100"/>
-              <w:bottom w:type="dxa" w:w="60"/>
-              <w:right w:type="dxa" w:w="100"/>
+              <w:top w:w="60" w:type="dxa"/>
+              <w:left w:w="100" w:type="dxa"/>
+              <w:bottom w:w="60" w:type="dxa"/>
+              <w:right w:w="100" w:type="dxa"/>
             </w:tcMar>
           </w:tcPr>
           <w:p>
             <w:r>
               <w:rPr>
-                <w:rFonts w:ascii="Calibri" w:cs="Calibri" w:eastAsia="Calibri" w:hAnsi="Calibri"/>
-                <w:b w:val="false"/>
-                <w:bCs w:val="false"/>
-                <w:sz w:val="20"/>
-                <w:szCs w:val="20"/>
+                <w:rFonts w:ascii="Calibri" w:eastAsia="Calibri" w:hAnsi="Calibri" w:cs="Calibri"/>
               </w:rPr>
-              <w:t xml:space="preserve">Day’s total precipitation (mm)</w:t>
+              <w:t>Day</w:t>
+            </w:r>
+            <w:r>
+              <w:rPr>
+                <w:rFonts w:ascii="Calibri" w:eastAsia="Calibri" w:hAnsi="Calibri" w:cs="Calibri"/>
+              </w:rPr>
+              <w:t xml:space="preserve"> total precipitation (mm)</w:t>
             </w:r>
           </w:p>
         </w:tc>
@@ -550,14 +683,6 @@
       <w:pPr>
         <w:spacing w:after="160"/>
       </w:pPr>
-      <w:r>
-        <w:rPr>
-          <w:rFonts w:ascii="Calibri" w:cs="Calibri" w:eastAsia="Calibri" w:hAnsi="Calibri"/>
-          <w:sz w:val="8"/>
-          <w:szCs w:val="8"/>
-        </w:rPr>
-        <w:t xml:space="preserve"/>
-      </w:r>
     </w:p>
     <w:p>
       <w:pPr>
@@ -565,35 +690,69 @@
       </w:pPr>
       <w:r>
         <w:rPr>
-          <w:rFonts w:ascii="Calibri" w:cs="Calibri" w:eastAsia="Calibri" w:hAnsi="Calibri"/>
-          <w:sz w:val="22"/>
-          <w:szCs w:val="22"/>
-        </w:rPr>
-        <w:t xml:space="preserve">The trip data comes from HSL’s (Helsinki Region Transport) open Origin–Destination dataset, published monthly and licensed CC BY 4.0. Weather data comes from the Finnish Meteorological Institute’s (FMI) open data for the Kaisaniemi observation station in Helsinki, and is joined to each trip by its calendar date.</w:t>
+          <w:rFonts w:ascii="Calibri" w:eastAsia="Calibri" w:hAnsi="Calibri" w:cs="Calibri"/>
+          <w:sz w:val="22"/>
+          <w:szCs w:val="22"/>
+        </w:rPr>
+        <w:t xml:space="preserve">The trip data comes from HSL’s (Helsinki Region Transport) open Origin–Destination dataset, published monthly and licensed CC BY 4.0. Weather data comes from the Finnish Meteorological Institute’s (FMI) open data for the </w:t>
+      </w:r>
+      <w:proofErr w:type="spellStart"/>
+      <w:r>
+        <w:rPr>
+          <w:rFonts w:ascii="Calibri" w:eastAsia="Calibri" w:hAnsi="Calibri" w:cs="Calibri"/>
+          <w:sz w:val="22"/>
+          <w:szCs w:val="22"/>
+        </w:rPr>
+        <w:t>Kaisaniemi</w:t>
+      </w:r>
+      <w:proofErr w:type="spellEnd"/>
+      <w:r>
+        <w:rPr>
+          <w:rFonts w:ascii="Calibri" w:eastAsia="Calibri" w:hAnsi="Calibri" w:cs="Calibri"/>
+          <w:sz w:val="22"/>
+          <w:szCs w:val="22"/>
+        </w:rPr>
+        <w:t xml:space="preserve"> observation station in </w:t>
+      </w:r>
+      <w:r>
+        <w:rPr>
+          <w:rFonts w:ascii="Calibri" w:eastAsia="Calibri" w:hAnsi="Calibri" w:cs="Calibri"/>
+          <w:sz w:val="22"/>
+          <w:szCs w:val="22"/>
+        </w:rPr>
+        <w:t>Helsinki and</w:t>
+      </w:r>
+      <w:r>
+        <w:rPr>
+          <w:rFonts w:ascii="Calibri" w:eastAsia="Calibri" w:hAnsi="Calibri" w:cs="Calibri"/>
+          <w:sz w:val="22"/>
+          <w:szCs w:val="22"/>
+        </w:rPr>
+        <w:t xml:space="preserve"> is joined to each trip by its calendar date.</w:t>
       </w:r>
     </w:p>
     <w:p>
       <w:pPr>
         <w:pStyle w:val="Heading1"/>
-        <w:spacing w:after="100" w:before="200"/>
-      </w:pPr>
-      <w:r>
-        <w:rPr>
-          <w:rFonts w:ascii="Calibri" w:cs="Calibri" w:eastAsia="Calibri" w:hAnsi="Calibri"/>
-        </w:rPr>
-        <w:t xml:space="preserve">3. Methods</w:t>
+        <w:spacing w:before="200" w:after="100"/>
+      </w:pPr>
+      <w:r>
+        <w:rPr>
+          <w:rFonts w:ascii="Calibri" w:eastAsia="Calibri" w:hAnsi="Calibri" w:cs="Calibri"/>
+        </w:rPr>
+        <w:t>3. Methods</w:t>
       </w:r>
     </w:p>
     <w:p>
       <w:pPr>
         <w:pStyle w:val="Heading2"/>
-        <w:spacing w:after="100" w:before="200"/>
-      </w:pPr>
-      <w:r>
-        <w:rPr>
-          <w:rFonts w:ascii="Calibri" w:cs="Calibri" w:eastAsia="Calibri" w:hAnsi="Calibri"/>
-        </w:rPr>
-        <w:t xml:space="preserve">3.1 Dataset and preprocessing</w:t>
+        <w:spacing w:before="200" w:after="100"/>
+      </w:pPr>
+      <w:r>
+        <w:rPr>
+          <w:rFonts w:ascii="Calibri" w:eastAsia="Calibri" w:hAnsi="Calibri" w:cs="Calibri"/>
+        </w:rPr>
+        <w:t>3.1 Dataset and preprocessing</w:t>
       </w:r>
     </w:p>
     <w:p>
@@ -602,23 +761,75 @@
       </w:pPr>
       <w:r>
         <w:rPr>
-          <w:rFonts w:ascii="Calibri" w:cs="Calibri" w:eastAsia="Calibri" w:hAnsi="Calibri"/>
-          <w:sz w:val="22"/>
-          <w:szCs w:val="22"/>
-        </w:rPr>
-        <w:t xml:space="preserve">Our combined dataset covers all trips recorded during the bikes’ operating seasons from April 2022 to October 2025 (28 monthly files), totalling just over 10.1 million individual trips. For each trip we join in that day’s temperature and precipitation from the FMI weather file. We remove clearly invalid records before modelling: trips with near-zero distance and duration under a few seconds are “false starts” (a bike undocked and immediately redocked) rather than real rides, and are excluded using the trip’s recorded distance.</w:t>
+          <w:rFonts w:ascii="Calibri" w:eastAsia="Calibri" w:hAnsi="Calibri" w:cs="Calibri"/>
+          <w:sz w:val="22"/>
+          <w:szCs w:val="22"/>
+        </w:rPr>
+        <w:t xml:space="preserve">Our combined dataset covers all trips recorded during the bikes’ operating seasons from April 2022 to October 2025 (28 monthly files), </w:t>
+      </w:r>
+      <w:proofErr w:type="spellStart"/>
+      <w:r>
+        <w:rPr>
+          <w:rFonts w:ascii="Calibri" w:eastAsia="Calibri" w:hAnsi="Calibri" w:cs="Calibri"/>
+          <w:sz w:val="22"/>
+          <w:szCs w:val="22"/>
+        </w:rPr>
+        <w:t>totalling</w:t>
+      </w:r>
+      <w:proofErr w:type="spellEnd"/>
+      <w:r>
+        <w:rPr>
+          <w:rFonts w:ascii="Calibri" w:eastAsia="Calibri" w:hAnsi="Calibri" w:cs="Calibri"/>
+          <w:sz w:val="22"/>
+          <w:szCs w:val="22"/>
+        </w:rPr>
+        <w:t xml:space="preserve"> </w:t>
+      </w:r>
+      <w:r>
+        <w:rPr>
+          <w:rFonts w:ascii="Calibri" w:eastAsia="Calibri" w:hAnsi="Calibri" w:cs="Calibri"/>
+          <w:sz w:val="22"/>
+          <w:szCs w:val="22"/>
+        </w:rPr>
+        <w:t>about</w:t>
+      </w:r>
+      <w:r>
+        <w:rPr>
+          <w:rFonts w:ascii="Calibri" w:eastAsia="Calibri" w:hAnsi="Calibri" w:cs="Calibri"/>
+          <w:sz w:val="22"/>
+          <w:szCs w:val="22"/>
+        </w:rPr>
+        <w:t xml:space="preserve"> 10.1 million individual trips. For each trip we join in that day’s temperature and precipitation from the FMI weather file. We remove clearly invalid records before modelling: trips with near-zero distance and duration under a few seconds are “false starts” (a bike undocked and immediately redocked) rather than real </w:t>
+      </w:r>
+      <w:proofErr w:type="gramStart"/>
+      <w:r>
+        <w:rPr>
+          <w:rFonts w:ascii="Calibri" w:eastAsia="Calibri" w:hAnsi="Calibri" w:cs="Calibri"/>
+          <w:sz w:val="22"/>
+          <w:szCs w:val="22"/>
+        </w:rPr>
+        <w:t>rides, and</w:t>
+      </w:r>
+      <w:proofErr w:type="gramEnd"/>
+      <w:r>
+        <w:rPr>
+          <w:rFonts w:ascii="Calibri" w:eastAsia="Calibri" w:hAnsi="Calibri" w:cs="Calibri"/>
+          <w:sz w:val="22"/>
+          <w:szCs w:val="22"/>
+        </w:rPr>
+        <w:t xml:space="preserve"> are excluded using the trip’s recorded distance.</w:t>
       </w:r>
     </w:p>
     <w:p>
       <w:pPr>
         <w:pStyle w:val="Heading2"/>
-        <w:spacing w:after="100" w:before="200"/>
-      </w:pPr>
-      <w:r>
-        <w:rPr>
-          <w:rFonts w:ascii="Calibri" w:cs="Calibri" w:eastAsia="Calibri" w:hAnsi="Calibri"/>
-        </w:rPr>
-        <w:t xml:space="preserve">3.2 Feature selection</w:t>
+        <w:spacing w:before="200" w:after="100"/>
+      </w:pPr>
+      <w:r>
+        <w:rPr>
+          <w:rFonts w:ascii="Calibri" w:eastAsia="Calibri" w:hAnsi="Calibri" w:cs="Calibri"/>
+        </w:rPr>
+        <w:t>3.2 Feature selection</w:t>
       </w:r>
     </w:p>
     <w:p>
@@ -627,23 +838,98 @@
       </w:pPr>
       <w:r>
         <w:rPr>
-          <w:rFonts w:ascii="Calibri" w:cs="Calibri" w:eastAsia="Calibri" w:hAnsi="Calibri"/>
-          <w:sz w:val="22"/>
-          <w:szCs w:val="22"/>
-        </w:rPr>
-        <w:t xml:space="preserve">We chose the five features above after visualising trip duration against several candidate variables. Grouping trips by hour of day and by weekday/weekend revealed a clear systematic pattern — shorter, commute-like trips during weekday rush hours, longer and more variable trips on weekends and around midday. Grouping by daily temperature and precipitation similarly showed the typical trip getting shorter in cold or wet conditions. We deliberately excluded the trip’s straight-line distance from the model’s features, even though it is present in the raw data: distance is essentially fixed by which two stations a rider selects, which our calendar/weather features cannot explain, so including it would let the model “cheat” rather than learn a genuine time/weather relationship. We do still use distance during preprocessing, as described in Section 3.1.</w:t>
+          <w:rFonts w:ascii="Calibri" w:eastAsia="Calibri" w:hAnsi="Calibri" w:cs="Calibri"/>
+          <w:sz w:val="22"/>
+          <w:szCs w:val="22"/>
+        </w:rPr>
+        <w:t xml:space="preserve">We chose the five features above after </w:t>
+      </w:r>
+      <w:proofErr w:type="spellStart"/>
+      <w:r>
+        <w:rPr>
+          <w:rFonts w:ascii="Calibri" w:eastAsia="Calibri" w:hAnsi="Calibri" w:cs="Calibri"/>
+          <w:sz w:val="22"/>
+          <w:szCs w:val="22"/>
+        </w:rPr>
+        <w:t>visualising</w:t>
+      </w:r>
+      <w:proofErr w:type="spellEnd"/>
+      <w:r>
+        <w:rPr>
+          <w:rFonts w:ascii="Calibri" w:eastAsia="Calibri" w:hAnsi="Calibri" w:cs="Calibri"/>
+          <w:sz w:val="22"/>
+          <w:szCs w:val="22"/>
+        </w:rPr>
+        <w:t xml:space="preserve"> trip duration against several candidate variables. Grouping trips by hour of day and by weekday/weekend revealed a clear systematic pattern</w:t>
+      </w:r>
+      <w:r>
+        <w:rPr>
+          <w:rFonts w:ascii="Calibri" w:eastAsia="Calibri" w:hAnsi="Calibri" w:cs="Calibri"/>
+          <w:sz w:val="22"/>
+          <w:szCs w:val="22"/>
+        </w:rPr>
+        <w:t>:</w:t>
+      </w:r>
+      <w:r>
+        <w:rPr>
+          <w:rFonts w:ascii="Calibri" w:eastAsia="Calibri" w:hAnsi="Calibri" w:cs="Calibri"/>
+          <w:sz w:val="22"/>
+          <w:szCs w:val="22"/>
+        </w:rPr>
+        <w:t xml:space="preserve"> shorter, commute-like trips during weekday rush hours,</w:t>
+      </w:r>
+      <w:r>
+        <w:rPr>
+          <w:rFonts w:ascii="Calibri" w:eastAsia="Calibri" w:hAnsi="Calibri" w:cs="Calibri"/>
+          <w:sz w:val="22"/>
+          <w:szCs w:val="22"/>
+        </w:rPr>
+        <w:t xml:space="preserve"> and</w:t>
+      </w:r>
+      <w:r>
+        <w:rPr>
+          <w:rFonts w:ascii="Calibri" w:eastAsia="Calibri" w:hAnsi="Calibri" w:cs="Calibri"/>
+          <w:sz w:val="22"/>
+          <w:szCs w:val="22"/>
+        </w:rPr>
+        <w:t xml:space="preserve"> longer</w:t>
+      </w:r>
+      <w:r>
+        <w:rPr>
+          <w:rFonts w:ascii="Calibri" w:eastAsia="Calibri" w:hAnsi="Calibri" w:cs="Calibri"/>
+          <w:sz w:val="22"/>
+          <w:szCs w:val="22"/>
+        </w:rPr>
+        <w:t xml:space="preserve">, </w:t>
+      </w:r>
+      <w:r>
+        <w:rPr>
+          <w:rFonts w:ascii="Calibri" w:eastAsia="Calibri" w:hAnsi="Calibri" w:cs="Calibri"/>
+          <w:sz w:val="22"/>
+          <w:szCs w:val="22"/>
+        </w:rPr>
+        <w:t>more variable trips on weekends and around midday. Grouping by daily temperature and precipitation similarly showed the typical trip getting shorter in cold or wet conditions. We deliberately excluded the trip’s straight-line distance from the model’s features, even though it is present in the raw data: distance is essentially fixed by which two stations a rider selects, which our calendar/weather features cannot explain, so including it would let the model “cheat” rather than learn a genuine time/weather r</w:t>
+      </w:r>
+      <w:r>
+        <w:rPr>
+          <w:rFonts w:ascii="Calibri" w:eastAsia="Calibri" w:hAnsi="Calibri" w:cs="Calibri"/>
+          <w:sz w:val="22"/>
+          <w:szCs w:val="22"/>
+        </w:rPr>
+        <w:t>elationship. We do still use distance during preprocessing, as described in Section 3.1.</w:t>
       </w:r>
     </w:p>
     <w:p>
       <w:pPr>
         <w:pStyle w:val="Heading2"/>
-        <w:spacing w:after="100" w:before="200"/>
-      </w:pPr>
-      <w:r>
-        <w:rPr>
-          <w:rFonts w:ascii="Calibri" w:cs="Calibri" w:eastAsia="Calibri" w:hAnsi="Calibri"/>
-        </w:rPr>
-        <w:t xml:space="preserve">3.3 Model (hypothesis space)</w:t>
+        <w:spacing w:before="200" w:after="100"/>
+      </w:pPr>
+      <w:r>
+        <w:rPr>
+          <w:rFonts w:ascii="Calibri" w:eastAsia="Calibri" w:hAnsi="Calibri" w:cs="Calibri"/>
+        </w:rPr>
+        <w:lastRenderedPageBreak/>
+        <w:t>3.3 Model (hypothesis space)</w:t>
       </w:r>
     </w:p>
     <w:p>
@@ -652,23 +938,31 @@
       </w:pPr>
       <w:r>
         <w:rPr>
-          <w:rFonts w:ascii="Calibri" w:cs="Calibri" w:eastAsia="Calibri" w:hAnsi="Calibri"/>
-          <w:sz w:val="22"/>
-          <w:szCs w:val="22"/>
-        </w:rPr>
-        <w:t xml:space="preserve">For Stage 1, we use linear regression as our hypothesis space: duration is modelled as a linear function of the inputs above (one-hot encoded for the categorical features). We chose this as a first, simple hypothesis because a plausible near-linear story underlies the problem: trip duration is approximately distance divided by riding speed, and riding speed itself should shift only incrementally with weather and time of day (a rider is a little slower in the rain, a little faster during a weekday commute), rather than in some sharply non-linear way. Testing whether this simple, interpretable hypothesis is adequate is a reasonable starting point; Stage 2 will compare it against a non-linear alternative.</w:t>
+          <w:rFonts w:ascii="Calibri" w:eastAsia="Calibri" w:hAnsi="Calibri" w:cs="Calibri"/>
+          <w:sz w:val="22"/>
+          <w:szCs w:val="22"/>
+        </w:rPr>
+        <w:t xml:space="preserve">For Stage 1, we use linear regression as our hypothesis space: duration is modelled as a linear function of the inputs above (one-hot encoded for the categorical features). We chose this as a first, simple hypothesis because a plausible near-linear story underlies the problem: trip duration is approximately distance divided by riding speed, and riding speed itself should shift only incrementally with weather and time of day (a rider is a little slower in the rain, a little faster during a weekday commute), </w:t>
+      </w:r>
+      <w:r>
+        <w:rPr>
+          <w:rFonts w:ascii="Calibri" w:eastAsia="Calibri" w:hAnsi="Calibri" w:cs="Calibri"/>
+          <w:sz w:val="22"/>
+          <w:szCs w:val="22"/>
+        </w:rPr>
+        <w:t>rather than in some sharply non-linear way. Testing whether this simple, interpretable hypothesis is adequate is a reasonable starting point; Stage 2 will compare it against a non-linear alternative.</w:t>
       </w:r>
     </w:p>
     <w:p>
       <w:pPr>
         <w:pStyle w:val="Heading2"/>
-        <w:spacing w:after="100" w:before="200"/>
-      </w:pPr>
-      <w:r>
-        <w:rPr>
-          <w:rFonts w:ascii="Calibri" w:cs="Calibri" w:eastAsia="Calibri" w:hAnsi="Calibri"/>
-        </w:rPr>
-        <w:t xml:space="preserve">3.4 Loss function</w:t>
+        <w:spacing w:before="200" w:after="100"/>
+      </w:pPr>
+      <w:r>
+        <w:rPr>
+          <w:rFonts w:ascii="Calibri" w:eastAsia="Calibri" w:hAnsi="Calibri" w:cs="Calibri"/>
+        </w:rPr>
+        <w:t>3.4 Loss function</w:t>
       </w:r>
     </w:p>
     <w:p>
@@ -677,23 +971,73 @@
       </w:pPr>
       <w:r>
         <w:rPr>
-          <w:rFonts w:ascii="Calibri" w:cs="Calibri" w:eastAsia="Calibri" w:hAnsi="Calibri"/>
-          <w:sz w:val="22"/>
-          <w:szCs w:val="22"/>
-        </w:rPr>
-        <w:t xml:space="preserve">We fit the linear model using the Huber loss rather than ordinary squared error. Bike-share duration data contains extreme outliers: a small fraction of trips are bikes that were not properly returned and remain “in use” for many hours. Squared error penalises large residuals quadratically, so these rare outliers can dominate the fit and distort predictions for ordinary trips. The Huber loss behaves like squared error for small residuals — preserving efficient estimation for the vast majority of well-behaved trips — but transitions to a linear penalty for large residuals, limiting the influence of forgotten-bike outliers on the fitted line.</w:t>
+          <w:rFonts w:ascii="Calibri" w:eastAsia="Calibri" w:hAnsi="Calibri" w:cs="Calibri"/>
+          <w:sz w:val="22"/>
+          <w:szCs w:val="22"/>
+        </w:rPr>
+        <w:t xml:space="preserve">We fit the linear model using the Huber loss rather than ordinary squared error. Bike-share duration data contains extreme outliers: a small fraction of trips are bikes that were not properly returned and remain “in use” for many hours. Squared error </w:t>
+      </w:r>
+      <w:proofErr w:type="spellStart"/>
+      <w:r>
+        <w:rPr>
+          <w:rFonts w:ascii="Calibri" w:eastAsia="Calibri" w:hAnsi="Calibri" w:cs="Calibri"/>
+          <w:sz w:val="22"/>
+          <w:szCs w:val="22"/>
+        </w:rPr>
+        <w:t>penalises</w:t>
+      </w:r>
+      <w:proofErr w:type="spellEnd"/>
+      <w:r>
+        <w:rPr>
+          <w:rFonts w:ascii="Calibri" w:eastAsia="Calibri" w:hAnsi="Calibri" w:cs="Calibri"/>
+          <w:sz w:val="22"/>
+          <w:szCs w:val="22"/>
+        </w:rPr>
+        <w:t xml:space="preserve"> large residuals quadratically, so these rare outliers can dominate the fit and distort predictions for ordinary trips. The Huber loss behaves like squared error for small residuals</w:t>
+      </w:r>
+      <w:r>
+        <w:rPr>
+          <w:rFonts w:ascii="Calibri" w:eastAsia="Calibri" w:hAnsi="Calibri" w:cs="Calibri"/>
+          <w:sz w:val="22"/>
+          <w:szCs w:val="22"/>
+        </w:rPr>
+        <w:t xml:space="preserve">, </w:t>
+      </w:r>
+      <w:r>
+        <w:rPr>
+          <w:rFonts w:ascii="Calibri" w:eastAsia="Calibri" w:hAnsi="Calibri" w:cs="Calibri"/>
+          <w:sz w:val="22"/>
+          <w:szCs w:val="22"/>
+        </w:rPr>
+        <w:t>but transitions to a linear penalty for large residuals</w:t>
+      </w:r>
+      <w:r>
+        <w:rPr>
+          <w:rFonts w:ascii="Calibri" w:eastAsia="Calibri" w:hAnsi="Calibri" w:cs="Calibri"/>
+          <w:sz w:val="22"/>
+          <w:szCs w:val="22"/>
+        </w:rPr>
+        <w:t xml:space="preserve"> which</w:t>
+      </w:r>
+      <w:r>
+        <w:rPr>
+          <w:rFonts w:ascii="Calibri" w:eastAsia="Calibri" w:hAnsi="Calibri" w:cs="Calibri"/>
+          <w:sz w:val="22"/>
+          <w:szCs w:val="22"/>
+        </w:rPr>
+        <w:t xml:space="preserve"> the influence of forgotten-bike outliers on the fitted line.</w:t>
       </w:r>
     </w:p>
     <w:p>
       <w:pPr>
         <w:pStyle w:val="Heading2"/>
-        <w:spacing w:after="100" w:before="200"/>
-      </w:pPr>
-      <w:r>
-        <w:rPr>
-          <w:rFonts w:ascii="Calibri" w:cs="Calibri" w:eastAsia="Calibri" w:hAnsi="Calibri"/>
-        </w:rPr>
-        <w:t xml:space="preserve">3.5 Training and validation split</w:t>
+        <w:spacing w:before="200" w:after="100"/>
+      </w:pPr>
+      <w:r>
+        <w:rPr>
+          <w:rFonts w:ascii="Calibri" w:eastAsia="Calibri" w:hAnsi="Calibri" w:cs="Calibri"/>
+        </w:rPr>
+        <w:t>3.5 Training and validation split</w:t>
       </w:r>
     </w:p>
     <w:p>
@@ -702,49 +1046,232 @@
       </w:pPr>
       <w:r>
         <w:rPr>
-          <w:rFonts w:ascii="Calibri" w:cs="Calibri" w:eastAsia="Calibri" w:hAnsi="Calibri"/>
-          <w:sz w:val="22"/>
-          <w:szCs w:val="22"/>
-        </w:rPr>
-        <w:t xml:space="preserve">We split the data by time rather than randomly: trips from the 2022 and 2023 seasons form our training set, and trips from the 2024 season form our validation set. The 2025 season is set aside entirely and is not used at this stage. We use a time-based split, rather than a random one, because the goal of the model is to generalise to future seasons; a random split would let information from nearby days leak between the training and validation sets (e.g., the same week appearing partly in each), giving an artificially optimistic sense of accuracy. Reserving an entire, later season for validation better reflects how the model would actually be used.</w:t>
+          <w:rFonts w:ascii="Calibri" w:eastAsia="Calibri" w:hAnsi="Calibri" w:cs="Calibri"/>
+          <w:sz w:val="22"/>
+          <w:szCs w:val="22"/>
+        </w:rPr>
+        <w:t xml:space="preserve">We split the data by time rather than randomly: trips from the 2022 and 2023 seasons form our training set, and trips from the 2024 season form our validation set. The 2025 season is set aside entirely and is not used at this stage. We use a time-based split, rather than a random one, because the goal of the model is to </w:t>
+      </w:r>
+      <w:proofErr w:type="spellStart"/>
+      <w:r>
+        <w:rPr>
+          <w:rFonts w:ascii="Calibri" w:eastAsia="Calibri" w:hAnsi="Calibri" w:cs="Calibri"/>
+          <w:sz w:val="22"/>
+          <w:szCs w:val="22"/>
+        </w:rPr>
+        <w:t>generalise</w:t>
+      </w:r>
+      <w:proofErr w:type="spellEnd"/>
+      <w:r>
+        <w:rPr>
+          <w:rFonts w:ascii="Calibri" w:eastAsia="Calibri" w:hAnsi="Calibri" w:cs="Calibri"/>
+          <w:sz w:val="22"/>
+          <w:szCs w:val="22"/>
+        </w:rPr>
+        <w:t xml:space="preserve"> to future seasons; a random split would let information from nearby days leak between the training and validation sets (e.g., the same week appearing partly in each), giving an artificially optimistic sense of accuracy. Reserving an entire, later season for validation better reflects how the model would </w:t>
+      </w:r>
+      <w:proofErr w:type="gramStart"/>
+      <w:r>
+        <w:rPr>
+          <w:rFonts w:ascii="Calibri" w:eastAsia="Calibri" w:hAnsi="Calibri" w:cs="Calibri"/>
+          <w:sz w:val="22"/>
+          <w:szCs w:val="22"/>
+        </w:rPr>
+        <w:t>actually be</w:t>
+      </w:r>
+      <w:proofErr w:type="gramEnd"/>
+      <w:r>
+        <w:rPr>
+          <w:rFonts w:ascii="Calibri" w:eastAsia="Calibri" w:hAnsi="Calibri" w:cs="Calibri"/>
+          <w:sz w:val="22"/>
+          <w:szCs w:val="22"/>
+        </w:rPr>
+        <w:t xml:space="preserve"> used.</w:t>
       </w:r>
     </w:p>
     <w:p>
       <w:pPr>
         <w:pStyle w:val="Heading1"/>
-        <w:spacing w:after="100" w:before="200"/>
-      </w:pPr>
-      <w:r>
-        <w:rPr>
-          <w:rFonts w:ascii="Calibri" w:cs="Calibri" w:eastAsia="Calibri" w:hAnsi="Calibri"/>
-        </w:rPr>
-        <w:t xml:space="preserve">4. Use of Generative AI</w:t>
+        <w:spacing w:before="200" w:after="100"/>
+      </w:pPr>
+      <w:r>
+        <w:rPr>
+          <w:rFonts w:ascii="Calibri" w:eastAsia="Calibri" w:hAnsi="Calibri" w:cs="Calibri"/>
+        </w:rPr>
+        <w:t>4. Use of Generative AI</w:t>
       </w:r>
     </w:p>
     <w:p>
       <w:pPr>
         <w:spacing w:after="160"/>
-      </w:pPr>
-      <w:r>
-        <w:rPr>
-          <w:rFonts w:ascii="Calibri" w:cs="Calibri" w:eastAsia="Calibri" w:hAnsi="Calibri"/>
-          <w:color w:val="C00000"/>
-          <w:sz w:val="22"/>
-          <w:szCs w:val="22"/>
-        </w:rPr>
-        <w:t xml:space="preserve">[EDIT THIS SECTION to match exactly what you did before submitting.] Generative AI (Claude, Anthropic) was used during this project to: (1) brainstorm and narrow down candidate applications and datasets before settling on this topic; (2) explain machine learning concepts and terminology referenced in this report; and (3) help structure and draft the text of this report based on our own project decisions, data, and code. All modelling decisions, the accompanying code, and the content of this report were reviewed by us for correctness.</w:t>
+        <w:rPr>
+          <w:color w:val="000000" w:themeColor="text1"/>
+        </w:rPr>
+      </w:pPr>
+      <w:r>
+        <w:rPr>
+          <w:rFonts w:ascii="Calibri" w:eastAsia="Calibri" w:hAnsi="Calibri" w:cs="Calibri"/>
+          <w:color w:val="000000" w:themeColor="text1"/>
+          <w:sz w:val="22"/>
+          <w:szCs w:val="22"/>
+        </w:rPr>
+        <w:t xml:space="preserve">We use </w:t>
+      </w:r>
+      <w:r>
+        <w:rPr>
+          <w:rFonts w:ascii="Calibri" w:eastAsia="Calibri" w:hAnsi="Calibri" w:cs="Calibri"/>
+          <w:color w:val="000000" w:themeColor="text1"/>
+          <w:sz w:val="22"/>
+          <w:szCs w:val="22"/>
+        </w:rPr>
+        <w:t>Generative AI (Claude</w:t>
+      </w:r>
+      <w:r>
+        <w:rPr>
+          <w:rFonts w:ascii="Calibri" w:eastAsia="Calibri" w:hAnsi="Calibri" w:cs="Calibri"/>
+          <w:color w:val="000000" w:themeColor="text1"/>
+          <w:sz w:val="22"/>
+          <w:szCs w:val="22"/>
+        </w:rPr>
+        <w:t xml:space="preserve">) </w:t>
+      </w:r>
+      <w:r>
+        <w:rPr>
+          <w:rFonts w:ascii="Calibri" w:eastAsia="Calibri" w:hAnsi="Calibri" w:cs="Calibri"/>
+          <w:color w:val="000000" w:themeColor="text1"/>
+          <w:sz w:val="22"/>
+          <w:szCs w:val="22"/>
+        </w:rPr>
+        <w:t>during this</w:t>
+      </w:r>
+      <w:r>
+        <w:rPr>
+          <w:rFonts w:ascii="Calibri" w:eastAsia="Calibri" w:hAnsi="Calibri" w:cs="Calibri"/>
+          <w:color w:val="000000" w:themeColor="text1"/>
+          <w:sz w:val="22"/>
+          <w:szCs w:val="22"/>
+        </w:rPr>
+        <w:t xml:space="preserve"> stage 1 of the</w:t>
+      </w:r>
+      <w:r>
+        <w:rPr>
+          <w:rFonts w:ascii="Calibri" w:eastAsia="Calibri" w:hAnsi="Calibri" w:cs="Calibri"/>
+          <w:color w:val="000000" w:themeColor="text1"/>
+          <w:sz w:val="22"/>
+          <w:szCs w:val="22"/>
+        </w:rPr>
+        <w:t xml:space="preserve"> project to: (1) brainstorm and narrow down candidate applications and datasets before settling on this topic; (2) explain machine learning concepts and terminology referenced in this report; </w:t>
+      </w:r>
+      <w:r>
+        <w:rPr>
+          <w:rFonts w:ascii="Calibri" w:eastAsia="Calibri" w:hAnsi="Calibri" w:cs="Calibri"/>
+          <w:color w:val="000000" w:themeColor="text1"/>
+          <w:sz w:val="22"/>
+          <w:szCs w:val="22"/>
+        </w:rPr>
+        <w:t xml:space="preserve">(3) debug and fixes the code of the project, </w:t>
+      </w:r>
+      <w:r>
+        <w:rPr>
+          <w:rFonts w:ascii="Calibri" w:eastAsia="Calibri" w:hAnsi="Calibri" w:cs="Calibri"/>
+          <w:color w:val="000000" w:themeColor="text1"/>
+          <w:sz w:val="22"/>
+          <w:szCs w:val="22"/>
+        </w:rPr>
+        <w:t>and (</w:t>
+      </w:r>
+      <w:r>
+        <w:rPr>
+          <w:rFonts w:ascii="Calibri" w:eastAsia="Calibri" w:hAnsi="Calibri" w:cs="Calibri"/>
+          <w:color w:val="000000" w:themeColor="text1"/>
+          <w:sz w:val="22"/>
+          <w:szCs w:val="22"/>
+        </w:rPr>
+        <w:t>4</w:t>
+      </w:r>
+      <w:r>
+        <w:rPr>
+          <w:rFonts w:ascii="Calibri" w:eastAsia="Calibri" w:hAnsi="Calibri" w:cs="Calibri"/>
+          <w:color w:val="000000" w:themeColor="text1"/>
+          <w:sz w:val="22"/>
+          <w:szCs w:val="22"/>
+        </w:rPr>
+        <w:t>) help structure</w:t>
+      </w:r>
+      <w:r>
+        <w:rPr>
+          <w:rFonts w:ascii="Calibri" w:eastAsia="Calibri" w:hAnsi="Calibri" w:cs="Calibri"/>
+          <w:color w:val="000000" w:themeColor="text1"/>
+          <w:sz w:val="22"/>
+          <w:szCs w:val="22"/>
+        </w:rPr>
+        <w:t xml:space="preserve"> the </w:t>
+      </w:r>
+      <w:r>
+        <w:rPr>
+          <w:rFonts w:ascii="Calibri" w:eastAsia="Calibri" w:hAnsi="Calibri" w:cs="Calibri"/>
+          <w:color w:val="000000" w:themeColor="text1"/>
+          <w:sz w:val="22"/>
+          <w:szCs w:val="22"/>
+        </w:rPr>
+        <w:t xml:space="preserve">report based on our own project decisions, data, and code. </w:t>
+      </w:r>
+      <w:r>
+        <w:rPr>
+          <w:rFonts w:ascii="Calibri" w:eastAsia="Calibri" w:hAnsi="Calibri" w:cs="Calibri"/>
+          <w:color w:val="000000" w:themeColor="text1"/>
+          <w:sz w:val="22"/>
+          <w:szCs w:val="22"/>
+        </w:rPr>
+        <w:t xml:space="preserve">All modelling decisions, the accompanying code, and the content of this report were </w:t>
+      </w:r>
+      <w:r>
+        <w:rPr>
+          <w:rFonts w:ascii="Calibri" w:eastAsia="Calibri" w:hAnsi="Calibri" w:cs="Calibri"/>
+          <w:color w:val="000000" w:themeColor="text1"/>
+          <w:sz w:val="22"/>
+          <w:szCs w:val="22"/>
+        </w:rPr>
+        <w:t xml:space="preserve">made and </w:t>
+      </w:r>
+      <w:r>
+        <w:rPr>
+          <w:rFonts w:ascii="Calibri" w:eastAsia="Calibri" w:hAnsi="Calibri" w:cs="Calibri"/>
+          <w:color w:val="000000" w:themeColor="text1"/>
+          <w:sz w:val="22"/>
+          <w:szCs w:val="22"/>
+        </w:rPr>
+        <w:t>reviewed by</w:t>
+      </w:r>
+      <w:r>
+        <w:rPr>
+          <w:rFonts w:ascii="Calibri" w:eastAsia="Calibri" w:hAnsi="Calibri" w:cs="Calibri"/>
+          <w:color w:val="000000" w:themeColor="text1"/>
+          <w:sz w:val="22"/>
+          <w:szCs w:val="22"/>
+        </w:rPr>
+        <w:t xml:space="preserve"> us</w:t>
+      </w:r>
+      <w:r>
+        <w:rPr>
+          <w:rFonts w:ascii="Calibri" w:eastAsia="Calibri" w:hAnsi="Calibri" w:cs="Calibri"/>
+          <w:color w:val="000000" w:themeColor="text1"/>
+          <w:sz w:val="22"/>
+          <w:szCs w:val="22"/>
+        </w:rPr>
+        <w:t>.</w:t>
       </w:r>
     </w:p>
     <w:p>
       <w:pPr>
         <w:pStyle w:val="Heading1"/>
-        <w:spacing w:after="100" w:before="200"/>
-      </w:pPr>
-      <w:r>
-        <w:rPr>
-          <w:rFonts w:ascii="Calibri" w:cs="Calibri" w:eastAsia="Calibri" w:hAnsi="Calibri"/>
-        </w:rPr>
-        <w:t xml:space="preserve">References</w:t>
+        <w:spacing w:before="200" w:after="100"/>
+      </w:pPr>
+      <w:r>
+        <w:rPr>
+          <w:rFonts w:ascii="Calibri" w:eastAsia="Calibri" w:hAnsi="Calibri" w:cs="Calibri"/>
+        </w:rPr>
+        <w:t>References</w:t>
       </w:r>
     </w:p>
     <w:p>
@@ -753,11 +1280,11 @@
       </w:pPr>
       <w:r>
         <w:rPr>
-          <w:rFonts w:ascii="Calibri" w:cs="Calibri" w:eastAsia="Calibri" w:hAnsi="Calibri"/>
-          <w:sz w:val="22"/>
-          <w:szCs w:val="22"/>
-        </w:rPr>
-        <w:t xml:space="preserve">HSL (Helsinki Region Transport). Helsinki and Espoo city bike trip data. https://hri.fi/data/en_GB/dataset/helsingin-ja-espoon-kaupunkipyorilla-ajatut-matkat (CC BY 4.0).</w:t>
+          <w:rFonts w:ascii="Calibri" w:eastAsia="Calibri" w:hAnsi="Calibri" w:cs="Calibri"/>
+          <w:sz w:val="22"/>
+          <w:szCs w:val="22"/>
+        </w:rPr>
+        <w:t>HSL (Helsinki Region Transport). Helsinki and Espoo city bike trip data. https://hri.fi/data/en_GB/dataset/helsingin-ja-espoon-kaupunkipyorilla-ajatut-matkat (CC BY 4.0).</w:t>
       </w:r>
     </w:p>
     <w:p>
@@ -766,11 +1293,11 @@
       </w:pPr>
       <w:r>
         <w:rPr>
-          <w:rFonts w:ascii="Calibri" w:cs="Calibri" w:eastAsia="Calibri" w:hAnsi="Calibri"/>
-          <w:sz w:val="22"/>
-          <w:szCs w:val="22"/>
-        </w:rPr>
-        <w:t xml:space="preserve">Finnish Meteorological Institute (FMI). Open data, weather observations. https://en.ilmatieteenlaitos.fi/open-data (CC BY 4.0).</w:t>
+          <w:rFonts w:ascii="Calibri" w:eastAsia="Calibri" w:hAnsi="Calibri" w:cs="Calibri"/>
+          <w:sz w:val="22"/>
+          <w:szCs w:val="22"/>
+        </w:rPr>
+        <w:t>Finnish Meteorological Institute (FMI). Open data, weather observations. https://en.ilmatieteenlaitos.fi/open-data (CC BY 4.0).</w:t>
       </w:r>
     </w:p>
     <w:p>
@@ -779,11 +1306,11 @@
       </w:pPr>
       <w:r>
         <w:rPr>
-          <w:rFonts w:ascii="Calibri" w:cs="Calibri" w:eastAsia="Calibri" w:hAnsi="Calibri"/>
-          <w:sz w:val="22"/>
-          <w:szCs w:val="22"/>
-        </w:rPr>
-        <w:t xml:space="preserve">Jung, A. Machine Learning: The Basics. https://mlbook.cs.aalto.fi.</w:t>
+          <w:rFonts w:ascii="Calibri" w:eastAsia="Calibri" w:hAnsi="Calibri" w:cs="Calibri"/>
+          <w:sz w:val="22"/>
+          <w:szCs w:val="22"/>
+        </w:rPr>
+        <w:t>Jung, A. Machine Learning: The Basics. https://mlbook.cs.aalto.fi.</w:t>
       </w:r>
     </w:p>
     <w:p>
@@ -792,122 +1319,37 @@
       </w:pPr>
       <w:r>
         <w:rPr>
-          <w:rFonts w:ascii="Calibri" w:cs="Calibri" w:eastAsia="Calibri" w:hAnsi="Calibri"/>
+          <w:rFonts w:ascii="Calibri" w:eastAsia="Calibri" w:hAnsi="Calibri" w:cs="Calibri"/>
           <w:b/>
           <w:bCs/>
           <w:sz w:val="24"/>
           <w:szCs w:val="24"/>
         </w:rPr>
-        <w:t xml:space="preserve">Appendix: Code</w:t>
+        <w:t>Appendix: Code</w:t>
       </w:r>
     </w:p>
     <w:p>
       <w:pPr>
         <w:spacing w:after="160"/>
       </w:pPr>
-      <w:r>
-        <w:rPr>
-          <w:rFonts w:ascii="Calibri" w:cs="Calibri" w:eastAsia="Calibri" w:hAnsi="Calibri"/>
-          <w:color w:val="C00000"/>
-          <w:sz w:val="22"/>
-          <w:szCs w:val="22"/>
-        </w:rPr>
-        <w:t xml:space="preserve">[Attach the notebook as a PDF appendix, or insert a public GitHub/Kaggle link here — required by Q3.1.]</w:t>
-      </w:r>
     </w:p>
     <w:sectPr>
-      <w:pgSz w:w="11906" w:h="16838" w:orient="portrait"/>
+      <w:pgSz w:w="11906" w:h="16838"/>
       <w:pgMar w:top="1000" w:right="1100" w:bottom="1000" w:left="1100" w:header="708" w:footer="708" w:gutter="0"/>
-      <w:pgNumType/>
+      <w:cols w:space="720"/>
       <w:docGrid w:linePitch="360"/>
     </w:sectPr>
   </w:body>
 </w:document>
 </file>
 
-<file path=word/comments.xml><?xml version="1.0" encoding="utf-8"?>
-<w:comments xmlns:cx="http://schemas.microsoft.com/office/drawing/2014/chartex" xmlns:cx1="http://schemas.microsoft.com/office/drawing/2015/9/8/chartex" xmlns:cx2="http://schemas.microsoft.com/office/drawing/2015/10/21/chartex" xmlns:cx3="http://schemas.microsoft.com/office/drawing/2016/5/9/chartex" xmlns:cx4="http://schemas.microsoft.com/office/drawing/2016/5/10/chartex" xmlns:cx5="http://schemas.microsoft.com/office/drawing/2016/5/11/chartex" xmlns:cx6="http://schemas.microsoft.com/office/drawing/2016/5/12/chartex" xmlns:cx7="http://schemas.microsoft.com/office/drawing/2016/5/13/chartex" xmlns:cx8="http://schemas.microsoft.com/office/drawing/2016/5/14/chartex" xmlns:mc="http://schemas.openxmlformats.org/markup-compatibility/2006" xmlns:aink="http://schemas.microsoft.com/office/drawing/2016/ink" xmlns:am3d="http://schemas.microsoft.com/office/drawing/2017/model3d" xmlns:o="urn:schemas-microsoft-com:office:office" xmlns:r="http://schemas.openxmlformats.org/officeDocument/2006/relationships" xmlns:m="http://schemas.openxmlformats.org/officeDocument/2006/math" xmlns:v="urn:schemas-microsoft-com:vml" xmlns:wp14="http://schemas.microsoft.com/office/word/2010/wordprocessingDrawing" xmlns:wp="http://schemas.openxmlformats.org/drawingml/2006/wordprocessingDrawing" xmlns:w10="urn:schemas-microsoft-com:office:word" xmlns:w="http://schemas.openxmlformats.org/wordprocessingml/2006/main" xmlns:w14="http://schemas.microsoft.com/office/word/2010/wordml" xmlns:w15="http://schemas.microsoft.com/office/word/2012/wordml" xmlns:w16cex="http://schemas.microsoft.com/office/word/2018/wordml/cex" xmlns:w16cid="http://schemas.microsoft.com/office/word/2016/wordml/cid" xmlns:w16="http://schemas.microsoft.com/office/word/2018/wordml" xmlns:w16sdtdh="http://schemas.microsoft.com/office/word/2020/wordml/sdtdatahash" xmlns:w16se="http://schemas.microsoft.com/office/word/2015/wordml/symex" xmlns:wpg="http://schemas.microsoft.com/office/word/2010/wordprocessingGroup" xmlns:wpi="http://schemas.microsoft.com/office/word/2010/wordprocessingInk" xmlns:wne="http://schemas.microsoft.com/office/word/2006/wordml" xmlns:wps="http://schemas.microsoft.com/office/word/2010/wordprocessingShape"/>
-</file>
-
-<file path=word/endnotes.xml><?xml version="1.0" encoding="utf-8"?>
-<w:endnotes xmlns:wpc="http://schemas.microsoft.com/office/word/2010/wordprocessingCanvas" xmlns:mc="http://schemas.openxmlformats.org/markup-compatibility/2006" xmlns:o="urn:schemas-microsoft-com:office:office" xmlns:r="http://schemas.openxmlformats.org/officeDocument/2006/relationships" xmlns:m="http://schemas.openxmlformats.org/officeDocument/2006/math" xmlns:v="urn:schemas-microsoft-com:vml" xmlns:wp14="http://schemas.microsoft.com/office/word/2010/wordprocessingDrawing" xmlns:wp="http://schemas.openxmlformats.org/drawingml/2006/wordprocessingDrawing" xmlns:w10="urn:schemas-microsoft-com:office:word" xmlns:w="http://schemas.openxmlformats.org/wordprocessingml/2006/main" xmlns:w14="http://schemas.microsoft.com/office/word/2010/wordml" xmlns:w15="http://schemas.microsoft.com/office/word/2012/wordml" xmlns:wpg="http://schemas.microsoft.com/office/word/2010/wordprocessingGroup" xmlns:wpi="http://schemas.microsoft.com/office/word/2010/wordprocessingInk" xmlns:wne="http://schemas.microsoft.com/office/word/2006/wordml" xmlns:wps="http://schemas.microsoft.com/office/word/2010/wordprocessingShape" mc:Ignorable="w14 w15 wp14">
-  <w:endnote w:type="separator" w:id="-1">
-    <w:p>
-      <w:pPr>
-        <w:spacing w:after="0" w:line="240" w:lineRule="auto"/>
-      </w:pPr>
-      <w:r>
-        <w:rPr>
-          <w:rStyle w:val="EndnoteReference"/>
-        </w:rPr>
-        <w:endnoteRef/>
-      </w:r>
-      <w:r>
-        <w:separator/>
-      </w:r>
-    </w:p>
-  </w:endnote>
-  <w:endnote w:type="continuationSeparator" w:id="0">
-    <w:p>
-      <w:pPr>
-        <w:spacing w:after="0" w:line="240" w:lineRule="auto"/>
-      </w:pPr>
-      <w:r>
-        <w:rPr>
-          <w:rStyle w:val="EndnoteReference"/>
-        </w:rPr>
-        <w:endnoteRef/>
-      </w:r>
-      <w:r>
-        <w:continuationSeparator/>
-      </w:r>
-    </w:p>
-  </w:endnote>
-</w:endnotes>
-</file>
-
-<file path=word/footnotes.xml><?xml version="1.0" encoding="utf-8"?>
-<w:footnotes xmlns:wpc="http://schemas.microsoft.com/office/word/2010/wordprocessingCanvas" xmlns:mc="http://schemas.openxmlformats.org/markup-compatibility/2006" xmlns:o="urn:schemas-microsoft-com:office:office" xmlns:r="http://schemas.openxmlformats.org/officeDocument/2006/relationships" xmlns:m="http://schemas.openxmlformats.org/officeDocument/2006/math" xmlns:v="urn:schemas-microsoft-com:vml" xmlns:wp14="http://schemas.microsoft.com/office/word/2010/wordprocessingDrawing" xmlns:wp="http://schemas.openxmlformats.org/drawingml/2006/wordprocessingDrawing" xmlns:w10="urn:schemas-microsoft-com:office:word" xmlns:w="http://schemas.openxmlformats.org/wordprocessingml/2006/main" xmlns:w14="http://schemas.microsoft.com/office/word/2010/wordml" xmlns:w15="http://schemas.microsoft.com/office/word/2012/wordml" xmlns:wpg="http://schemas.microsoft.com/office/word/2010/wordprocessingGroup" xmlns:wpi="http://schemas.microsoft.com/office/word/2010/wordprocessingInk" xmlns:wne="http://schemas.microsoft.com/office/word/2006/wordml" xmlns:wps="http://schemas.microsoft.com/office/word/2010/wordprocessingShape" mc:Ignorable="w14 w15 wp14">
-  <w:footnote w:type="separator" w:id="-1">
-    <w:p>
-      <w:pPr>
-        <w:spacing w:after="0" w:line="240" w:lineRule="auto"/>
-      </w:pPr>
-      <w:r>
-        <w:rPr>
-          <w:rStyle w:val="FootnoteReference"/>
-        </w:rPr>
-        <w:footnoteRef/>
-      </w:r>
-      <w:r>
-        <w:separator/>
-      </w:r>
-    </w:p>
-  </w:footnote>
-  <w:footnote w:type="continuationSeparator" w:id="0">
-    <w:p>
-      <w:pPr>
-        <w:spacing w:after="0" w:line="240" w:lineRule="auto"/>
-      </w:pPr>
-      <w:r>
-        <w:rPr>
-          <w:rStyle w:val="FootnoteReference"/>
-        </w:rPr>
-        <w:footnoteRef/>
-      </w:r>
-      <w:r>
-        <w:continuationSeparator/>
-      </w:r>
-    </w:p>
-  </w:footnote>
-</w:footnotes>
-</file>
-
 <file path=word/numbering.xml><?xml version="1.0" encoding="utf-8"?>
-<w:numbering xmlns:wpc="http://schemas.microsoft.com/office/word/2010/wordprocessingCanvas" xmlns:mc="http://schemas.openxmlformats.org/markup-compatibility/2006" xmlns:o="urn:schemas-microsoft-com:office:office" xmlns:r="http://schemas.openxmlformats.org/officeDocument/2006/relationships" xmlns:m="http://schemas.openxmlformats.org/officeDocument/2006/math" xmlns:v="urn:schemas-microsoft-com:vml" xmlns:wp14="http://schemas.microsoft.com/office/word/2010/wordprocessingDrawing" xmlns:wp="http://schemas.openxmlformats.org/drawingml/2006/wordprocessingDrawing" xmlns:w10="urn:schemas-microsoft-com:office:word" xmlns:w="http://schemas.openxmlformats.org/wordprocessingml/2006/main" xmlns:w14="http://schemas.microsoft.com/office/word/2010/wordml" xmlns:w15="http://schemas.microsoft.com/office/word/2012/wordml" xmlns:wpg="http://schemas.microsoft.com/office/word/2010/wordprocessingGroup" xmlns:wpi="http://schemas.microsoft.com/office/word/2010/wordprocessingInk" xmlns:wne="http://schemas.microsoft.com/office/word/2006/wordml" xmlns:wps="http://schemas.microsoft.com/office/word/2010/wordprocessingShape" mc:Ignorable="w14 w15 wp14">
-  <w:abstractNum w:abstractNumId="1" w15:restartNumberingAfterBreak="0">
+<w:numbering xmlns:wpc="http://schemas.microsoft.com/office/word/2010/wordprocessingCanvas" xmlns:cx="http://schemas.microsoft.com/office/drawing/2014/chartex" xmlns:cx1="http://schemas.microsoft.com/office/drawing/2015/9/8/chartex" xmlns:cx2="http://schemas.microsoft.com/office/drawing/2015/10/21/chartex" xmlns:cx3="http://schemas.microsoft.com/office/drawing/2016/5/9/chartex" xmlns:cx4="http://schemas.microsoft.com/office/drawing/2016/5/10/chartex" xmlns:cx5="http://schemas.microsoft.com/office/drawing/2016/5/11/chartex" xmlns:cx6="http://schemas.microsoft.com/office/drawing/2016/5/12/chartex" xmlns:cx7="http://schemas.microsoft.com/office/drawing/2016/5/13/chartex" xmlns:cx8="http://schemas.microsoft.com/office/drawing/2016/5/14/chartex" xmlns:mc="http://schemas.openxmlformats.org/markup-compatibility/2006" xmlns:aink="http://schemas.microsoft.com/office/drawing/2016/ink" xmlns:am3d="http://schemas.microsoft.com/office/drawing/2017/model3d" xmlns:o="urn:schemas-microsoft-com:office:office" xmlns:oel="http://schemas.microsoft.com/office/2019/extlst" xmlns:r="http://schemas.openxmlformats.org/officeDocument/2006/relationships" xmlns:m="http://schemas.openxmlformats.org/officeDocument/2006/math" xmlns:v="urn:schemas-microsoft-com:vml" xmlns:wp14="http://schemas.microsoft.com/office/word/2010/wordprocessingDrawing" xmlns:wp="http://schemas.openxmlformats.org/drawingml/2006/wordprocessingDrawing" xmlns:w10="urn:schemas-microsoft-com:office:word" xmlns:w="http://schemas.openxmlformats.org/wordprocessingml/2006/main" xmlns:w14="http://schemas.microsoft.com/office/word/2010/wordml" xmlns:w15="http://schemas.microsoft.com/office/word/2012/wordml" xmlns:w16cex="http://schemas.microsoft.com/office/word/2018/wordml/cex" xmlns:w16cid="http://schemas.microsoft.com/office/word/2016/wordml/cid" xmlns:w16="http://schemas.microsoft.com/office/word/2018/wordml" xmlns:w16du="http://schemas.microsoft.com/office/word/2023/wordml/word16du" xmlns:w16sdtdh="http://schemas.microsoft.com/office/word/2020/wordml/sdtdatahash" xmlns:w16sdtfl="http://schemas.microsoft.com/office/word/2024/wordml/sdtformatlock" xmlns:w16se="http://schemas.microsoft.com/office/word/2015/wordml/symex" xmlns:wpg="http://schemas.microsoft.com/office/word/2010/wordprocessingGroup" xmlns:wpi="http://schemas.microsoft.com/office/word/2010/wordprocessingInk" xmlns:wne="http://schemas.microsoft.com/office/word/2006/wordml" xmlns:wps="http://schemas.microsoft.com/office/word/2010/wordprocessingShape" mc:Ignorable="w14 w15 w16se w16cid w16 w16cex w16sdtdh w16sdtfl w16du wp14">
+  <w:abstractNum w:abstractNumId="0" w15:restartNumberingAfterBreak="0">
+    <w:nsid w:val="05FF48A4"/>
     <w:multiLevelType w:val="hybridMultilevel"/>
-    <w:lvl w:ilvl="0" w15:tentative="1">
+    <w:tmpl w:val="5EC2AC6C"/>
+    <w:lvl w:ilvl="0" w:tplc="40100280">
       <w:start w:val="1"/>
       <w:numFmt w:val="bullet"/>
       <w:lvlText w:val="●"/>
@@ -916,7 +1358,7 @@
         <w:ind w:left="720" w:hanging="360"/>
       </w:pPr>
     </w:lvl>
-    <w:lvl w:ilvl="1" w15:tentative="1">
+    <w:lvl w:ilvl="1" w:tplc="5282A202">
       <w:start w:val="1"/>
       <w:numFmt w:val="bullet"/>
       <w:lvlText w:val="○"/>
@@ -925,7 +1367,7 @@
         <w:ind w:left="1440" w:hanging="360"/>
       </w:pPr>
     </w:lvl>
-    <w:lvl w:ilvl="2" w15:tentative="1">
+    <w:lvl w:ilvl="2" w:tplc="D7F093E4">
       <w:start w:val="1"/>
       <w:numFmt w:val="bullet"/>
       <w:lvlText w:val="■"/>
@@ -934,7 +1376,7 @@
         <w:ind w:left="2160" w:hanging="360"/>
       </w:pPr>
     </w:lvl>
-    <w:lvl w:ilvl="3" w15:tentative="1">
+    <w:lvl w:ilvl="3" w:tplc="1D7CA908">
       <w:start w:val="1"/>
       <w:numFmt w:val="bullet"/>
       <w:lvlText w:val="●"/>
@@ -943,7 +1385,7 @@
         <w:ind w:left="2880" w:hanging="360"/>
       </w:pPr>
     </w:lvl>
-    <w:lvl w:ilvl="4" w15:tentative="1">
+    <w:lvl w:ilvl="4" w:tplc="33EEB4BA">
       <w:start w:val="1"/>
       <w:numFmt w:val="bullet"/>
       <w:lvlText w:val="○"/>
@@ -952,7 +1394,7 @@
         <w:ind w:left="3600" w:hanging="360"/>
       </w:pPr>
     </w:lvl>
-    <w:lvl w:ilvl="5" w15:tentative="1">
+    <w:lvl w:ilvl="5" w:tplc="DCCABC0C">
       <w:start w:val="1"/>
       <w:numFmt w:val="bullet"/>
       <w:lvlText w:val="■"/>
@@ -961,7 +1403,7 @@
         <w:ind w:left="4320" w:hanging="360"/>
       </w:pPr>
     </w:lvl>
-    <w:lvl w:ilvl="6" w15:tentative="1">
+    <w:lvl w:ilvl="6" w:tplc="C2245F0A">
       <w:start w:val="1"/>
       <w:numFmt w:val="bullet"/>
       <w:lvlText w:val="●"/>
@@ -970,7 +1412,7 @@
         <w:ind w:left="5040" w:hanging="360"/>
       </w:pPr>
     </w:lvl>
-    <w:lvl w:ilvl="7" w15:tentative="1">
+    <w:lvl w:ilvl="7" w:tplc="901608CC">
       <w:start w:val="1"/>
       <w:numFmt w:val="bullet"/>
       <w:lvlText w:val="●"/>
@@ -979,7 +1421,7 @@
         <w:ind w:left="5760" w:hanging="360"/>
       </w:pPr>
     </w:lvl>
-    <w:lvl w:ilvl="8" w15:tentative="1">
+    <w:lvl w:ilvl="8" w:tplc="EBF0EA42">
       <w:start w:val="1"/>
       <w:numFmt w:val="bullet"/>
       <w:lvlText w:val="●"/>
@@ -989,8 +1431,8 @@
       </w:pPr>
     </w:lvl>
   </w:abstractNum>
-  <w:num w:numId="1">
-    <w:abstractNumId w:val="1"/>
+  <w:num w:numId="1" w16cid:durableId="282464001">
+    <w:abstractNumId w:val="0"/>
     <w:lvlOverride w:ilvl="0">
       <w:startOverride w:val="1"/>
     </w:lvlOverride>
@@ -999,26 +1441,405 @@
 </file>
 
 <file path=word/styles.xml><?xml version="1.0" encoding="utf-8"?>
-<w:styles xmlns:mc="http://schemas.openxmlformats.org/markup-compatibility/2006" xmlns:r="http://schemas.openxmlformats.org/officeDocument/2006/relationships" xmlns:w="http://schemas.openxmlformats.org/wordprocessingml/2006/main" xmlns:w14="http://schemas.microsoft.com/office/word/2010/wordml" xmlns:w15="http://schemas.microsoft.com/office/word/2012/wordml" mc:Ignorable="w14 w15">
+<w:styles xmlns:mc="http://schemas.openxmlformats.org/markup-compatibility/2006" xmlns:r="http://schemas.openxmlformats.org/officeDocument/2006/relationships" xmlns:w="http://schemas.openxmlformats.org/wordprocessingml/2006/main" xmlns:w14="http://schemas.microsoft.com/office/word/2010/wordml" xmlns:w15="http://schemas.microsoft.com/office/word/2012/wordml" xmlns:w16cex="http://schemas.microsoft.com/office/word/2018/wordml/cex" xmlns:w16cid="http://schemas.microsoft.com/office/word/2016/wordml/cid" xmlns:w16="http://schemas.microsoft.com/office/word/2018/wordml" xmlns:w16du="http://schemas.microsoft.com/office/word/2023/wordml/word16du" xmlns:w16sdtdh="http://schemas.microsoft.com/office/word/2020/wordml/sdtdatahash" xmlns:w16sdtfl="http://schemas.microsoft.com/office/word/2024/wordml/sdtformatlock" xmlns:w16se="http://schemas.microsoft.com/office/word/2015/wordml/symex" mc:Ignorable="w14 w15 w16se w16cid w16 w16cex w16sdtdh w16sdtfl w16du">
   <w:docDefaults>
-    <w:rPrDefault/>
+    <w:rPrDefault>
+      <w:rPr>
+        <w:rFonts w:ascii="Times New Roman" w:eastAsia="Times New Roman" w:hAnsi="Times New Roman" w:cs="Times New Roman"/>
+        <w:lang w:val="en-US" w:eastAsia="en-US" w:bidi="ar-SA"/>
+      </w:rPr>
+    </w:rPrDefault>
     <w:pPrDefault/>
   </w:docDefaults>
-  <w:style w:type="paragraph" w:styleId="Title">
-    <w:name w:val="Title"/>
-    <w:basedOn w:val="Normal"/>
-    <w:next w:val="Normal"/>
+  <w:latentStyles w:defLockedState="0" w:defUIPriority="99" w:defSemiHidden="0" w:defUnhideWhenUsed="0" w:defQFormat="0" w:count="376">
+    <w:lsdException w:name="Normal" w:uiPriority="0" w:qFormat="1"/>
+    <w:lsdException w:name="heading 1" w:uiPriority="9" w:qFormat="1"/>
+    <w:lsdException w:name="heading 2" w:semiHidden="1" w:uiPriority="9" w:unhideWhenUsed="1" w:qFormat="1"/>
+    <w:lsdException w:name="heading 3" w:semiHidden="1" w:uiPriority="9" w:unhideWhenUsed="1" w:qFormat="1"/>
+    <w:lsdException w:name="heading 4" w:semiHidden="1" w:uiPriority="9" w:unhideWhenUsed="1" w:qFormat="1"/>
+    <w:lsdException w:name="heading 5" w:semiHidden="1" w:uiPriority="9" w:unhideWhenUsed="1" w:qFormat="1"/>
+    <w:lsdException w:name="heading 6" w:semiHidden="1" w:uiPriority="9" w:unhideWhenUsed="1" w:qFormat="1"/>
+    <w:lsdException w:name="heading 7" w:semiHidden="1" w:uiPriority="9" w:unhideWhenUsed="1" w:qFormat="1"/>
+    <w:lsdException w:name="heading 8" w:semiHidden="1" w:uiPriority="9" w:unhideWhenUsed="1" w:qFormat="1"/>
+    <w:lsdException w:name="heading 9" w:semiHidden="1" w:uiPriority="9" w:unhideWhenUsed="1" w:qFormat="1"/>
+    <w:lsdException w:name="index 1" w:semiHidden="1" w:unhideWhenUsed="1"/>
+    <w:lsdException w:name="index 2" w:semiHidden="1" w:unhideWhenUsed="1"/>
+    <w:lsdException w:name="index 3" w:semiHidden="1" w:unhideWhenUsed="1"/>
+    <w:lsdException w:name="index 4" w:semiHidden="1" w:unhideWhenUsed="1"/>
+    <w:lsdException w:name="index 5" w:semiHidden="1" w:unhideWhenUsed="1"/>
+    <w:lsdException w:name="index 6" w:semiHidden="1" w:unhideWhenUsed="1"/>
+    <w:lsdException w:name="index 7" w:semiHidden="1" w:unhideWhenUsed="1"/>
+    <w:lsdException w:name="index 8" w:semiHidden="1" w:unhideWhenUsed="1"/>
+    <w:lsdException w:name="index 9" w:semiHidden="1" w:unhideWhenUsed="1"/>
+    <w:lsdException w:name="toc 1" w:semiHidden="1" w:uiPriority="39" w:unhideWhenUsed="1"/>
+    <w:lsdException w:name="toc 2" w:semiHidden="1" w:uiPriority="39" w:unhideWhenUsed="1"/>
+    <w:lsdException w:name="toc 3" w:semiHidden="1" w:uiPriority="39" w:unhideWhenUsed="1"/>
+    <w:lsdException w:name="toc 4" w:semiHidden="1" w:uiPriority="39" w:unhideWhenUsed="1"/>
+    <w:lsdException w:name="toc 5" w:semiHidden="1" w:uiPriority="39" w:unhideWhenUsed="1"/>
+    <w:lsdException w:name="toc 6" w:semiHidden="1" w:uiPriority="39" w:unhideWhenUsed="1"/>
+    <w:lsdException w:name="toc 7" w:semiHidden="1" w:uiPriority="39" w:unhideWhenUsed="1"/>
+    <w:lsdException w:name="toc 8" w:semiHidden="1" w:uiPriority="39" w:unhideWhenUsed="1"/>
+    <w:lsdException w:name="toc 9" w:semiHidden="1" w:uiPriority="39" w:unhideWhenUsed="1"/>
+    <w:lsdException w:name="Normal Indent" w:semiHidden="1" w:unhideWhenUsed="1"/>
+    <w:lsdException w:name="footnote text" w:semiHidden="1" w:unhideWhenUsed="1"/>
+    <w:lsdException w:name="annotation text" w:semiHidden="1" w:unhideWhenUsed="1"/>
+    <w:lsdException w:name="header" w:semiHidden="1" w:unhideWhenUsed="1"/>
+    <w:lsdException w:name="footer" w:semiHidden="1" w:unhideWhenUsed="1"/>
+    <w:lsdException w:name="index heading" w:semiHidden="1" w:unhideWhenUsed="1"/>
+    <w:lsdException w:name="caption" w:semiHidden="1" w:uiPriority="35" w:unhideWhenUsed="1" w:qFormat="1"/>
+    <w:lsdException w:name="table of figures" w:semiHidden="1" w:unhideWhenUsed="1"/>
+    <w:lsdException w:name="envelope address" w:semiHidden="1" w:unhideWhenUsed="1"/>
+    <w:lsdException w:name="envelope return" w:semiHidden="1" w:unhideWhenUsed="1"/>
+    <w:lsdException w:name="footnote reference" w:semiHidden="1" w:unhideWhenUsed="1"/>
+    <w:lsdException w:name="annotation reference" w:semiHidden="1" w:unhideWhenUsed="1"/>
+    <w:lsdException w:name="line number" w:semiHidden="1" w:unhideWhenUsed="1"/>
+    <w:lsdException w:name="page number" w:semiHidden="1" w:unhideWhenUsed="1"/>
+    <w:lsdException w:name="endnote reference" w:semiHidden="1" w:unhideWhenUsed="1"/>
+    <w:lsdException w:name="endnote text" w:semiHidden="1" w:unhideWhenUsed="1"/>
+    <w:lsdException w:name="table of authorities" w:semiHidden="1" w:unhideWhenUsed="1"/>
+    <w:lsdException w:name="macro" w:semiHidden="1" w:unhideWhenUsed="1"/>
+    <w:lsdException w:name="toa heading" w:semiHidden="1" w:unhideWhenUsed="1"/>
+    <w:lsdException w:name="List" w:semiHidden="1" w:unhideWhenUsed="1"/>
+    <w:lsdException w:name="List Bullet" w:semiHidden="1" w:unhideWhenUsed="1"/>
+    <w:lsdException w:name="List Number" w:semiHidden="1" w:unhideWhenUsed="1"/>
+    <w:lsdException w:name="List 2" w:semiHidden="1" w:unhideWhenUsed="1"/>
+    <w:lsdException w:name="List 3" w:semiHidden="1" w:unhideWhenUsed="1"/>
+    <w:lsdException w:name="List 4" w:semiHidden="1" w:unhideWhenUsed="1"/>
+    <w:lsdException w:name="List 5" w:semiHidden="1" w:unhideWhenUsed="1"/>
+    <w:lsdException w:name="List Bullet 2" w:semiHidden="1" w:unhideWhenUsed="1"/>
+    <w:lsdException w:name="List Bullet 3" w:semiHidden="1" w:unhideWhenUsed="1"/>
+    <w:lsdException w:name="List Bullet 4" w:semiHidden="1" w:unhideWhenUsed="1"/>
+    <w:lsdException w:name="List Bullet 5" w:semiHidden="1" w:unhideWhenUsed="1"/>
+    <w:lsdException w:name="List Number 2" w:semiHidden="1" w:unhideWhenUsed="1"/>
+    <w:lsdException w:name="List Number 3" w:semiHidden="1" w:unhideWhenUsed="1"/>
+    <w:lsdException w:name="List Number 4" w:semiHidden="1" w:unhideWhenUsed="1"/>
+    <w:lsdException w:name="List Number 5" w:semiHidden="1" w:unhideWhenUsed="1"/>
+    <w:lsdException w:name="Title" w:uiPriority="10" w:qFormat="1"/>
+    <w:lsdException w:name="Closing" w:semiHidden="1" w:unhideWhenUsed="1"/>
+    <w:lsdException w:name="Signature" w:semiHidden="1" w:unhideWhenUsed="1"/>
+    <w:lsdException w:name="Default Paragraph Font" w:semiHidden="1" w:uiPriority="1" w:unhideWhenUsed="1"/>
+    <w:lsdException w:name="Body Text" w:semiHidden="1" w:unhideWhenUsed="1"/>
+    <w:lsdException w:name="Body Text Indent" w:semiHidden="1" w:unhideWhenUsed="1"/>
+    <w:lsdException w:name="List Continue" w:semiHidden="1" w:unhideWhenUsed="1"/>
+    <w:lsdException w:name="List Continue 2" w:semiHidden="1" w:unhideWhenUsed="1"/>
+    <w:lsdException w:name="List Continue 3" w:semiHidden="1" w:unhideWhenUsed="1"/>
+    <w:lsdException w:name="List Continue 4" w:semiHidden="1" w:unhideWhenUsed="1"/>
+    <w:lsdException w:name="List Continue 5" w:semiHidden="1" w:unhideWhenUsed="1"/>
+    <w:lsdException w:name="Message Header" w:semiHidden="1" w:unhideWhenUsed="1"/>
+    <w:lsdException w:name="Subtitle" w:uiPriority="11" w:qFormat="1"/>
+    <w:lsdException w:name="Salutation" w:semiHidden="1" w:unhideWhenUsed="1"/>
+    <w:lsdException w:name="Date" w:semiHidden="1" w:unhideWhenUsed="1"/>
+    <w:lsdException w:name="Body Text First Indent" w:semiHidden="1" w:unhideWhenUsed="1"/>
+    <w:lsdException w:name="Body Text First Indent 2" w:semiHidden="1" w:unhideWhenUsed="1"/>
+    <w:lsdException w:name="Note Heading" w:semiHidden="1" w:unhideWhenUsed="1"/>
+    <w:lsdException w:name="Body Text 2" w:semiHidden="1" w:unhideWhenUsed="1"/>
+    <w:lsdException w:name="Body Text 3" w:semiHidden="1" w:unhideWhenUsed="1"/>
+    <w:lsdException w:name="Body Text Indent 2" w:semiHidden="1" w:unhideWhenUsed="1"/>
+    <w:lsdException w:name="Body Text Indent 3" w:semiHidden="1" w:unhideWhenUsed="1"/>
+    <w:lsdException w:name="Block Text" w:semiHidden="1" w:unhideWhenUsed="1"/>
+    <w:lsdException w:name="Hyperlink" w:semiHidden="1" w:unhideWhenUsed="1"/>
+    <w:lsdException w:name="FollowedHyperlink" w:semiHidden="1" w:unhideWhenUsed="1"/>
+    <w:lsdException w:name="Strong" w:uiPriority="22" w:qFormat="1"/>
+    <w:lsdException w:name="Emphasis" w:uiPriority="20" w:qFormat="1"/>
+    <w:lsdException w:name="Document Map" w:semiHidden="1" w:unhideWhenUsed="1"/>
+    <w:lsdException w:name="Plain Text" w:semiHidden="1" w:unhideWhenUsed="1"/>
+    <w:lsdException w:name="E-mail Signature" w:semiHidden="1" w:unhideWhenUsed="1"/>
+    <w:lsdException w:name="HTML Top of Form" w:semiHidden="1" w:unhideWhenUsed="1"/>
+    <w:lsdException w:name="HTML Bottom of Form" w:semiHidden="1" w:unhideWhenUsed="1"/>
+    <w:lsdException w:name="Normal (Web)" w:semiHidden="1" w:unhideWhenUsed="1"/>
+    <w:lsdException w:name="HTML Acronym" w:semiHidden="1" w:unhideWhenUsed="1"/>
+    <w:lsdException w:name="HTML Address" w:semiHidden="1" w:unhideWhenUsed="1"/>
+    <w:lsdException w:name="HTML Cite" w:semiHidden="1" w:unhideWhenUsed="1"/>
+    <w:lsdException w:name="HTML Code" w:semiHidden="1" w:unhideWhenUsed="1"/>
+    <w:lsdException w:name="HTML Definition" w:semiHidden="1" w:unhideWhenUsed="1"/>
+    <w:lsdException w:name="HTML Keyboard" w:semiHidden="1" w:unhideWhenUsed="1"/>
+    <w:lsdException w:name="HTML Preformatted" w:semiHidden="1" w:unhideWhenUsed="1"/>
+    <w:lsdException w:name="HTML Sample" w:semiHidden="1" w:unhideWhenUsed="1"/>
+    <w:lsdException w:name="HTML Typewriter" w:semiHidden="1" w:unhideWhenUsed="1"/>
+    <w:lsdException w:name="HTML Variable" w:semiHidden="1" w:unhideWhenUsed="1"/>
+    <w:lsdException w:name="Normal Table" w:semiHidden="1" w:unhideWhenUsed="1"/>
+    <w:lsdException w:name="annotation subject" w:semiHidden="1" w:unhideWhenUsed="1"/>
+    <w:lsdException w:name="No List" w:semiHidden="1" w:unhideWhenUsed="1"/>
+    <w:lsdException w:name="Outline List 1" w:semiHidden="1" w:unhideWhenUsed="1"/>
+    <w:lsdException w:name="Outline List 2" w:semiHidden="1" w:unhideWhenUsed="1"/>
+    <w:lsdException w:name="Outline List 3" w:semiHidden="1" w:unhideWhenUsed="1"/>
+    <w:lsdException w:name="Table Simple 1" w:semiHidden="1" w:unhideWhenUsed="1"/>
+    <w:lsdException w:name="Table Simple 2" w:semiHidden="1" w:unhideWhenUsed="1"/>
+    <w:lsdException w:name="Table Simple 3" w:semiHidden="1" w:unhideWhenUsed="1"/>
+    <w:lsdException w:name="Table Classic 1" w:semiHidden="1" w:unhideWhenUsed="1"/>
+    <w:lsdException w:name="Table Classic 2" w:semiHidden="1" w:unhideWhenUsed="1"/>
+    <w:lsdException w:name="Table Classic 3" w:semiHidden="1" w:unhideWhenUsed="1"/>
+    <w:lsdException w:name="Table Classic 4" w:semiHidden="1" w:unhideWhenUsed="1"/>
+    <w:lsdException w:name="Table Colorful 1" w:semiHidden="1" w:unhideWhenUsed="1"/>
+    <w:lsdException w:name="Table Colorful 2" w:semiHidden="1" w:unhideWhenUsed="1"/>
+    <w:lsdException w:name="Table Colorful 3" w:semiHidden="1" w:unhideWhenUsed="1"/>
+    <w:lsdException w:name="Table Columns 1" w:semiHidden="1" w:unhideWhenUsed="1"/>
+    <w:lsdException w:name="Table Columns 2" w:semiHidden="1" w:unhideWhenUsed="1"/>
+    <w:lsdException w:name="Table Columns 3" w:semiHidden="1" w:unhideWhenUsed="1"/>
+    <w:lsdException w:name="Table Columns 4" w:semiHidden="1" w:unhideWhenUsed="1"/>
+    <w:lsdException w:name="Table Columns 5" w:semiHidden="1" w:unhideWhenUsed="1"/>
+    <w:lsdException w:name="Table Grid 1" w:semiHidden="1" w:unhideWhenUsed="1"/>
+    <w:lsdException w:name="Table Grid 2" w:semiHidden="1" w:unhideWhenUsed="1"/>
+    <w:lsdException w:name="Table Grid 3" w:semiHidden="1" w:unhideWhenUsed="1"/>
+    <w:lsdException w:name="Table Grid 4" w:semiHidden="1" w:unhideWhenUsed="1"/>
+    <w:lsdException w:name="Table Grid 5" w:semiHidden="1" w:unhideWhenUsed="1"/>
+    <w:lsdException w:name="Table Grid 6" w:semiHidden="1" w:unhideWhenUsed="1"/>
+    <w:lsdException w:name="Table Grid 7" w:semiHidden="1" w:unhideWhenUsed="1"/>
+    <w:lsdException w:name="Table Grid 8" w:semiHidden="1" w:unhideWhenUsed="1"/>
+    <w:lsdException w:name="Table List 1" w:semiHidden="1" w:unhideWhenUsed="1"/>
+    <w:lsdException w:name="Table List 2" w:semiHidden="1" w:unhideWhenUsed="1"/>
+    <w:lsdException w:name="Table List 3" w:semiHidden="1" w:unhideWhenUsed="1"/>
+    <w:lsdException w:name="Table List 4" w:semiHidden="1" w:unhideWhenUsed="1"/>
+    <w:lsdException w:name="Table List 5" w:semiHidden="1" w:unhideWhenUsed="1"/>
+    <w:lsdException w:name="Table List 6" w:semiHidden="1" w:unhideWhenUsed="1"/>
+    <w:lsdException w:name="Table List 7" w:semiHidden="1" w:unhideWhenUsed="1"/>
+    <w:lsdException w:name="Table List 8" w:semiHidden="1" w:unhideWhenUsed="1"/>
+    <w:lsdException w:name="Table 3D effects 1" w:semiHidden="1" w:unhideWhenUsed="1"/>
+    <w:lsdException w:name="Table 3D effects 2" w:semiHidden="1" w:unhideWhenUsed="1"/>
+    <w:lsdException w:name="Table 3D effects 3" w:semiHidden="1" w:unhideWhenUsed="1"/>
+    <w:lsdException w:name="Table Contemporary" w:semiHidden="1" w:unhideWhenUsed="1"/>
+    <w:lsdException w:name="Table Elegant" w:semiHidden="1" w:unhideWhenUsed="1"/>
+    <w:lsdException w:name="Table Professional" w:semiHidden="1" w:unhideWhenUsed="1"/>
+    <w:lsdException w:name="Table Subtle 1" w:semiHidden="1" w:unhideWhenUsed="1"/>
+    <w:lsdException w:name="Table Subtle 2" w:semiHidden="1" w:unhideWhenUsed="1"/>
+    <w:lsdException w:name="Table Web 1" w:semiHidden="1" w:unhideWhenUsed="1"/>
+    <w:lsdException w:name="Table Web 2" w:semiHidden="1" w:unhideWhenUsed="1"/>
+    <w:lsdException w:name="Table Web 3" w:semiHidden="1" w:unhideWhenUsed="1"/>
+    <w:lsdException w:name="Balloon Text" w:semiHidden="1" w:unhideWhenUsed="1"/>
+    <w:lsdException w:name="Table Grid" w:uiPriority="39"/>
+    <w:lsdException w:name="Table Theme" w:semiHidden="1" w:unhideWhenUsed="1"/>
+    <w:lsdException w:name="Placeholder Text" w:semiHidden="1"/>
+    <w:lsdException w:name="No Spacing" w:uiPriority="1" w:qFormat="1"/>
+    <w:lsdException w:name="Light Shading" w:uiPriority="60"/>
+    <w:lsdException w:name="Light List" w:uiPriority="61"/>
+    <w:lsdException w:name="Light Grid" w:uiPriority="62"/>
+    <w:lsdException w:name="Medium Shading 1" w:uiPriority="63"/>
+    <w:lsdException w:name="Medium Shading 2" w:uiPriority="64"/>
+    <w:lsdException w:name="Medium List 1" w:uiPriority="65"/>
+    <w:lsdException w:name="Medium List 2" w:uiPriority="66"/>
+    <w:lsdException w:name="Medium Grid 1" w:uiPriority="67"/>
+    <w:lsdException w:name="Medium Grid 2" w:uiPriority="68"/>
+    <w:lsdException w:name="Medium Grid 3" w:uiPriority="69"/>
+    <w:lsdException w:name="Dark List" w:uiPriority="70"/>
+    <w:lsdException w:name="Colorful Shading" w:uiPriority="71"/>
+    <w:lsdException w:name="Colorful List" w:uiPriority="72"/>
+    <w:lsdException w:name="Colorful Grid" w:uiPriority="73"/>
+    <w:lsdException w:name="Light Shading Accent 1" w:uiPriority="60"/>
+    <w:lsdException w:name="Light List Accent 1" w:uiPriority="61"/>
+    <w:lsdException w:name="Light Grid Accent 1" w:uiPriority="62"/>
+    <w:lsdException w:name="Medium Shading 1 Accent 1" w:uiPriority="63"/>
+    <w:lsdException w:name="Medium Shading 2 Accent 1" w:uiPriority="64"/>
+    <w:lsdException w:name="Medium List 1 Accent 1" w:uiPriority="65"/>
+    <w:lsdException w:name="Revision" w:semiHidden="1"/>
+    <w:lsdException w:name="List Paragraph" w:uiPriority="34" w:qFormat="1"/>
+    <w:lsdException w:name="Quote" w:uiPriority="29" w:qFormat="1"/>
+    <w:lsdException w:name="Intense Quote" w:uiPriority="30" w:qFormat="1"/>
+    <w:lsdException w:name="Medium List 2 Accent 1" w:uiPriority="66"/>
+    <w:lsdException w:name="Medium Grid 1 Accent 1" w:uiPriority="67"/>
+    <w:lsdException w:name="Medium Grid 2 Accent 1" w:uiPriority="68"/>
+    <w:lsdException w:name="Medium Grid 3 Accent 1" w:uiPriority="69"/>
+    <w:lsdException w:name="Dark List Accent 1" w:uiPriority="70"/>
+    <w:lsdException w:name="Colorful Shading Accent 1" w:uiPriority="71"/>
+    <w:lsdException w:name="Colorful List Accent 1" w:uiPriority="72"/>
+    <w:lsdException w:name="Colorful Grid Accent 1" w:uiPriority="73"/>
+    <w:lsdException w:name="Light Shading Accent 2" w:uiPriority="60"/>
+    <w:lsdException w:name="Light List Accent 2" w:uiPriority="61"/>
+    <w:lsdException w:name="Light Grid Accent 2" w:uiPriority="62"/>
+    <w:lsdException w:name="Medium Shading 1 Accent 2" w:uiPriority="63"/>
+    <w:lsdException w:name="Medium Shading 2 Accent 2" w:uiPriority="64"/>
+    <w:lsdException w:name="Medium List 1 Accent 2" w:uiPriority="65"/>
+    <w:lsdException w:name="Medium List 2 Accent 2" w:uiPriority="66"/>
+    <w:lsdException w:name="Medium Grid 1 Accent 2" w:uiPriority="67"/>
+    <w:lsdException w:name="Medium Grid 2 Accent 2" w:uiPriority="68"/>
+    <w:lsdException w:name="Medium Grid 3 Accent 2" w:uiPriority="69"/>
+    <w:lsdException w:name="Dark List Accent 2" w:uiPriority="70"/>
+    <w:lsdException w:name="Colorful Shading Accent 2" w:uiPriority="71"/>
+    <w:lsdException w:name="Colorful List Accent 2" w:uiPriority="72"/>
+    <w:lsdException w:name="Colorful Grid Accent 2" w:uiPriority="73"/>
+    <w:lsdException w:name="Light Shading Accent 3" w:uiPriority="60"/>
+    <w:lsdException w:name="Light List Accent 3" w:uiPriority="61"/>
+    <w:lsdException w:name="Light Grid Accent 3" w:uiPriority="62"/>
+    <w:lsdException w:name="Medium Shading 1 Accent 3" w:uiPriority="63"/>
+    <w:lsdException w:name="Medium Shading 2 Accent 3" w:uiPriority="64"/>
+    <w:lsdException w:name="Medium List 1 Accent 3" w:uiPriority="65"/>
+    <w:lsdException w:name="Medium List 2 Accent 3" w:uiPriority="66"/>
+    <w:lsdException w:name="Medium Grid 1 Accent 3" w:uiPriority="67"/>
+    <w:lsdException w:name="Medium Grid 2 Accent 3" w:uiPriority="68"/>
+    <w:lsdException w:name="Medium Grid 3 Accent 3" w:uiPriority="69"/>
+    <w:lsdException w:name="Dark List Accent 3" w:uiPriority="70"/>
+    <w:lsdException w:name="Colorful Shading Accent 3" w:uiPriority="71"/>
+    <w:lsdException w:name="Colorful List Accent 3" w:uiPriority="72"/>
+    <w:lsdException w:name="Colorful Grid Accent 3" w:uiPriority="73"/>
+    <w:lsdException w:name="Light Shading Accent 4" w:uiPriority="60"/>
+    <w:lsdException w:name="Light List Accent 4" w:uiPriority="61"/>
+    <w:lsdException w:name="Light Grid Accent 4" w:uiPriority="62"/>
+    <w:lsdException w:name="Medium Shading 1 Accent 4" w:uiPriority="63"/>
+    <w:lsdException w:name="Medium Shading 2 Accent 4" w:uiPriority="64"/>
+    <w:lsdException w:name="Medium List 1 Accent 4" w:uiPriority="65"/>
+    <w:lsdException w:name="Medium List 2 Accent 4" w:uiPriority="66"/>
+    <w:lsdException w:name="Medium Grid 1 Accent 4" w:uiPriority="67"/>
+    <w:lsdException w:name="Medium Grid 2 Accent 4" w:uiPriority="68"/>
+    <w:lsdException w:name="Medium Grid 3 Accent 4" w:uiPriority="69"/>
+    <w:lsdException w:name="Dark List Accent 4" w:uiPriority="70"/>
+    <w:lsdException w:name="Colorful Shading Accent 4" w:uiPriority="71"/>
+    <w:lsdException w:name="Colorful List Accent 4" w:uiPriority="72"/>
+    <w:lsdException w:name="Colorful Grid Accent 4" w:uiPriority="73"/>
+    <w:lsdException w:name="Light Shading Accent 5" w:uiPriority="60"/>
+    <w:lsdException w:name="Light List Accent 5" w:uiPriority="61"/>
+    <w:lsdException w:name="Light Grid Accent 5" w:uiPriority="62"/>
+    <w:lsdException w:name="Medium Shading 1 Accent 5" w:uiPriority="63"/>
+    <w:lsdException w:name="Medium Shading 2 Accent 5" w:uiPriority="64"/>
+    <w:lsdException w:name="Medium List 1 Accent 5" w:uiPriority="65"/>
+    <w:lsdException w:name="Medium List 2 Accent 5" w:uiPriority="66"/>
+    <w:lsdException w:name="Medium Grid 1 Accent 5" w:uiPriority="67"/>
+    <w:lsdException w:name="Medium Grid 2 Accent 5" w:uiPriority="68"/>
+    <w:lsdException w:name="Medium Grid 3 Accent 5" w:uiPriority="69"/>
+    <w:lsdException w:name="Dark List Accent 5" w:uiPriority="70"/>
+    <w:lsdException w:name="Colorful Shading Accent 5" w:uiPriority="71"/>
+    <w:lsdException w:name="Colorful List Accent 5" w:uiPriority="72"/>
+    <w:lsdException w:name="Colorful Grid Accent 5" w:uiPriority="73"/>
+    <w:lsdException w:name="Light Shading Accent 6" w:uiPriority="60"/>
+    <w:lsdException w:name="Light List Accent 6" w:uiPriority="61"/>
+    <w:lsdException w:name="Light Grid Accent 6" w:uiPriority="62"/>
+    <w:lsdException w:name="Medium Shading 1 Accent 6" w:uiPriority="63"/>
+    <w:lsdException w:name="Medium Shading 2 Accent 6" w:uiPriority="64"/>
+    <w:lsdException w:name="Medium List 1 Accent 6" w:uiPriority="65"/>
+    <w:lsdException w:name="Medium List 2 Accent 6" w:uiPriority="66"/>
+    <w:lsdException w:name="Medium Grid 1 Accent 6" w:uiPriority="67"/>
+    <w:lsdException w:name="Medium Grid 2 Accent 6" w:uiPriority="68"/>
+    <w:lsdException w:name="Medium Grid 3 Accent 6" w:uiPriority="69"/>
+    <w:lsdException w:name="Dark List Accent 6" w:uiPriority="70"/>
+    <w:lsdException w:name="Colorful Shading Accent 6" w:uiPriority="71"/>
+    <w:lsdException w:name="Colorful List Accent 6" w:uiPriority="72"/>
+    <w:lsdException w:name="Colorful Grid Accent 6" w:uiPriority="73"/>
+    <w:lsdException w:name="Subtle Emphasis" w:uiPriority="19" w:qFormat="1"/>
+    <w:lsdException w:name="Intense Emphasis" w:uiPriority="21" w:qFormat="1"/>
+    <w:lsdException w:name="Subtle Reference" w:uiPriority="31" w:qFormat="1"/>
+    <w:lsdException w:name="Intense Reference" w:uiPriority="32" w:qFormat="1"/>
+    <w:lsdException w:name="Book Title" w:uiPriority="33" w:qFormat="1"/>
+    <w:lsdException w:name="Bibliography" w:semiHidden="1" w:uiPriority="37" w:unhideWhenUsed="1"/>
+    <w:lsdException w:name="TOC Heading" w:semiHidden="1" w:uiPriority="39" w:unhideWhenUsed="1" w:qFormat="1"/>
+    <w:lsdException w:name="Plain Table 1" w:uiPriority="41"/>
+    <w:lsdException w:name="Plain Table 2" w:uiPriority="42"/>
+    <w:lsdException w:name="Plain Table 3" w:uiPriority="43"/>
+    <w:lsdException w:name="Plain Table 4" w:uiPriority="44"/>
+    <w:lsdException w:name="Plain Table 5" w:uiPriority="45"/>
+    <w:lsdException w:name="Grid Table Light" w:uiPriority="40"/>
+    <w:lsdException w:name="Grid Table 1 Light" w:uiPriority="46"/>
+    <w:lsdException w:name="Grid Table 2" w:uiPriority="47"/>
+    <w:lsdException w:name="Grid Table 3" w:uiPriority="48"/>
+    <w:lsdException w:name="Grid Table 4" w:uiPriority="49"/>
+    <w:lsdException w:name="Grid Table 5 Dark" w:uiPriority="50"/>
+    <w:lsdException w:name="Grid Table 6 Colorful" w:uiPriority="51"/>
+    <w:lsdException w:name="Grid Table 7 Colorful" w:uiPriority="52"/>
+    <w:lsdException w:name="Grid Table 1 Light Accent 1" w:uiPriority="46"/>
+    <w:lsdException w:name="Grid Table 2 Accent 1" w:uiPriority="47"/>
+    <w:lsdException w:name="Grid Table 3 Accent 1" w:uiPriority="48"/>
+    <w:lsdException w:name="Grid Table 4 Accent 1" w:uiPriority="49"/>
+    <w:lsdException w:name="Grid Table 5 Dark Accent 1" w:uiPriority="50"/>
+    <w:lsdException w:name="Grid Table 6 Colorful Accent 1" w:uiPriority="51"/>
+    <w:lsdException w:name="Grid Table 7 Colorful Accent 1" w:uiPriority="52"/>
+    <w:lsdException w:name="Grid Table 1 Light Accent 2" w:uiPriority="46"/>
+    <w:lsdException w:name="Grid Table 2 Accent 2" w:uiPriority="47"/>
+    <w:lsdException w:name="Grid Table 3 Accent 2" w:uiPriority="48"/>
+    <w:lsdException w:name="Grid Table 4 Accent 2" w:uiPriority="49"/>
+    <w:lsdException w:name="Grid Table 5 Dark Accent 2" w:uiPriority="50"/>
+    <w:lsdException w:name="Grid Table 6 Colorful Accent 2" w:uiPriority="51"/>
+    <w:lsdException w:name="Grid Table 7 Colorful Accent 2" w:uiPriority="52"/>
+    <w:lsdException w:name="Grid Table 1 Light Accent 3" w:uiPriority="46"/>
+    <w:lsdException w:name="Grid Table 2 Accent 3" w:uiPriority="47"/>
+    <w:lsdException w:name="Grid Table 3 Accent 3" w:uiPriority="48"/>
+    <w:lsdException w:name="Grid Table 4 Accent 3" w:uiPriority="49"/>
+    <w:lsdException w:name="Grid Table 5 Dark Accent 3" w:uiPriority="50"/>
+    <w:lsdException w:name="Grid Table 6 Colorful Accent 3" w:uiPriority="51"/>
+    <w:lsdException w:name="Grid Table 7 Colorful Accent 3" w:uiPriority="52"/>
+    <w:lsdException w:name="Grid Table 1 Light Accent 4" w:uiPriority="46"/>
+    <w:lsdException w:name="Grid Table 2 Accent 4" w:uiPriority="47"/>
+    <w:lsdException w:name="Grid Table 3 Accent 4" w:uiPriority="48"/>
+    <w:lsdException w:name="Grid Table 4 Accent 4" w:uiPriority="49"/>
+    <w:lsdException w:name="Grid Table 5 Dark Accent 4" w:uiPriority="50"/>
+    <w:lsdException w:name="Grid Table 6 Colorful Accent 4" w:uiPriority="51"/>
+    <w:lsdException w:name="Grid Table 7 Colorful Accent 4" w:uiPriority="52"/>
+    <w:lsdException w:name="Grid Table 1 Light Accent 5" w:uiPriority="46"/>
+    <w:lsdException w:name="Grid Table 2 Accent 5" w:uiPriority="47"/>
+    <w:lsdException w:name="Grid Table 3 Accent 5" w:uiPriority="48"/>
+    <w:lsdException w:name="Grid Table 4 Accent 5" w:uiPriority="49"/>
+    <w:lsdException w:name="Grid Table 5 Dark Accent 5" w:uiPriority="50"/>
+    <w:lsdException w:name="Grid Table 6 Colorful Accent 5" w:uiPriority="51"/>
+    <w:lsdException w:name="Grid Table 7 Colorful Accent 5" w:uiPriority="52"/>
+    <w:lsdException w:name="Grid Table 1 Light Accent 6" w:uiPriority="46"/>
+    <w:lsdException w:name="Grid Table 2 Accent 6" w:uiPriority="47"/>
+    <w:lsdException w:name="Grid Table 3 Accent 6" w:uiPriority="48"/>
+    <w:lsdException w:name="Grid Table 4 Accent 6" w:uiPriority="49"/>
+    <w:lsdException w:name="Grid Table 5 Dark Accent 6" w:uiPriority="50"/>
+    <w:lsdException w:name="Grid Table 6 Colorful Accent 6" w:uiPriority="51"/>
+    <w:lsdException w:name="Grid Table 7 Colorful Accent 6" w:uiPriority="52"/>
+    <w:lsdException w:name="List Table 1 Light" w:uiPriority="46"/>
+    <w:lsdException w:name="List Table 2" w:uiPriority="47"/>
+    <w:lsdException w:name="List Table 3" w:uiPriority="48"/>
+    <w:lsdException w:name="List Table 4" w:uiPriority="49"/>
+    <w:lsdException w:name="List Table 5 Dark" w:uiPriority="50"/>
+    <w:lsdException w:name="List Table 6 Colorful" w:uiPriority="51"/>
+    <w:lsdException w:name="List Table 7 Colorful" w:uiPriority="52"/>
+    <w:lsdException w:name="List Table 1 Light Accent 1" w:uiPriority="46"/>
+    <w:lsdException w:name="List Table 2 Accent 1" w:uiPriority="47"/>
+    <w:lsdException w:name="List Table 3 Accent 1" w:uiPriority="48"/>
+    <w:lsdException w:name="List Table 4 Accent 1" w:uiPriority="49"/>
+    <w:lsdException w:name="List Table 5 Dark Accent 1" w:uiPriority="50"/>
+    <w:lsdException w:name="List Table 6 Colorful Accent 1" w:uiPriority="51"/>
+    <w:lsdException w:name="List Table 7 Colorful Accent 1" w:uiPriority="52"/>
+    <w:lsdException w:name="List Table 1 Light Accent 2" w:uiPriority="46"/>
+    <w:lsdException w:name="List Table 2 Accent 2" w:uiPriority="47"/>
+    <w:lsdException w:name="List Table 3 Accent 2" w:uiPriority="48"/>
+    <w:lsdException w:name="List Table 4 Accent 2" w:uiPriority="49"/>
+    <w:lsdException w:name="List Table 5 Dark Accent 2" w:uiPriority="50"/>
+    <w:lsdException w:name="List Table 6 Colorful Accent 2" w:uiPriority="51"/>
+    <w:lsdException w:name="List Table 7 Colorful Accent 2" w:uiPriority="52"/>
+    <w:lsdException w:name="List Table 1 Light Accent 3" w:uiPriority="46"/>
+    <w:lsdException w:name="List Table 2 Accent 3" w:uiPriority="47"/>
+    <w:lsdException w:name="List Table 3 Accent 3" w:uiPriority="48"/>
+    <w:lsdException w:name="List Table 4 Accent 3" w:uiPriority="49"/>
+    <w:lsdException w:name="List Table 5 Dark Accent 3" w:uiPriority="50"/>
+    <w:lsdException w:name="List Table 6 Colorful Accent 3" w:uiPriority="51"/>
+    <w:lsdException w:name="List Table 7 Colorful Accent 3" w:uiPriority="52"/>
+    <w:lsdException w:name="List Table 1 Light Accent 4" w:uiPriority="46"/>
+    <w:lsdException w:name="List Table 2 Accent 4" w:uiPriority="47"/>
+    <w:lsdException w:name="List Table 3 Accent 4" w:uiPriority="48"/>
+    <w:lsdException w:name="List Table 4 Accent 4" w:uiPriority="49"/>
+    <w:lsdException w:name="List Table 5 Dark Accent 4" w:uiPriority="50"/>
+    <w:lsdException w:name="List Table 6 Colorful Accent 4" w:uiPriority="51"/>
+    <w:lsdException w:name="List Table 7 Colorful Accent 4" w:uiPriority="52"/>
+    <w:lsdException w:name="List Table 1 Light Accent 5" w:uiPriority="46"/>
+    <w:lsdException w:name="List Table 2 Accent 5" w:uiPriority="47"/>
+    <w:lsdException w:name="List Table 3 Accent 5" w:uiPriority="48"/>
+    <w:lsdException w:name="List Table 4 Accent 5" w:uiPriority="49"/>
+    <w:lsdException w:name="List Table 5 Dark Accent 5" w:uiPriority="50"/>
+    <w:lsdException w:name="List Table 6 Colorful Accent 5" w:uiPriority="51"/>
+    <w:lsdException w:name="List Table 7 Colorful Accent 5" w:uiPriority="52"/>
+    <w:lsdException w:name="List Table 1 Light Accent 6" w:uiPriority="46"/>
+    <w:lsdException w:name="List Table 2 Accent 6" w:uiPriority="47"/>
+    <w:lsdException w:name="List Table 3 Accent 6" w:uiPriority="48"/>
+    <w:lsdException w:name="List Table 4 Accent 6" w:uiPriority="49"/>
+    <w:lsdException w:name="List Table 5 Dark Accent 6" w:uiPriority="50"/>
+    <w:lsdException w:name="List Table 6 Colorful Accent 6" w:uiPriority="51"/>
+    <w:lsdException w:name="List Table 7 Colorful Accent 6" w:uiPriority="52"/>
+    <w:lsdException w:name="Mention" w:semiHidden="1" w:unhideWhenUsed="1"/>
+    <w:lsdException w:name="Smart Hyperlink" w:semiHidden="1" w:unhideWhenUsed="1"/>
+    <w:lsdException w:name="Hashtag" w:semiHidden="1" w:unhideWhenUsed="1"/>
+    <w:lsdException w:name="Unresolved Mention" w:semiHidden="1" w:unhideWhenUsed="1"/>
+    <w:lsdException w:name="Smart Link" w:semiHidden="1" w:unhideWhenUsed="1"/>
+  </w:latentStyles>
+  <w:style w:type="paragraph" w:default="1" w:styleId="Normal">
+    <w:name w:val="Normal"/>
     <w:qFormat/>
-    <w:rPr>
-      <w:sz w:val="56"/>
-      <w:szCs w:val="56"/>
-    </w:rPr>
   </w:style>
   <w:style w:type="paragraph" w:styleId="Heading1">
-    <w:name w:val="Heading 1"/>
-    <w:basedOn w:val="Normal"/>
-    <w:next w:val="Normal"/>
+    <w:name w:val="heading 1"/>
+    <w:uiPriority w:val="9"/>
     <w:qFormat/>
+    <w:pPr>
+      <w:outlineLvl w:val="0"/>
+    </w:pPr>
     <w:rPr>
       <w:color w:val="2E74B5"/>
       <w:sz w:val="32"/>
@@ -1026,10 +1847,13 @@
     </w:rPr>
   </w:style>
   <w:style w:type="paragraph" w:styleId="Heading2">
-    <w:name w:val="Heading 2"/>
-    <w:basedOn w:val="Normal"/>
-    <w:next w:val="Normal"/>
+    <w:name w:val="heading 2"/>
+    <w:uiPriority w:val="9"/>
+    <w:unhideWhenUsed/>
     <w:qFormat/>
+    <w:pPr>
+      <w:outlineLvl w:val="1"/>
+    </w:pPr>
     <w:rPr>
       <w:color w:val="2E74B5"/>
       <w:sz w:val="26"/>
@@ -1037,10 +1861,14 @@
     </w:rPr>
   </w:style>
   <w:style w:type="paragraph" w:styleId="Heading3">
-    <w:name w:val="Heading 3"/>
-    <w:basedOn w:val="Normal"/>
-    <w:next w:val="Normal"/>
+    <w:name w:val="heading 3"/>
+    <w:uiPriority w:val="9"/>
+    <w:semiHidden/>
+    <w:unhideWhenUsed/>
     <w:qFormat/>
+    <w:pPr>
+      <w:outlineLvl w:val="2"/>
+    </w:pPr>
     <w:rPr>
       <w:color w:val="1F4D78"/>
       <w:sz w:val="24"/>
@@ -1048,10 +1876,14 @@
     </w:rPr>
   </w:style>
   <w:style w:type="paragraph" w:styleId="Heading4">
-    <w:name w:val="Heading 4"/>
-    <w:basedOn w:val="Normal"/>
-    <w:next w:val="Normal"/>
+    <w:name w:val="heading 4"/>
+    <w:uiPriority w:val="9"/>
+    <w:semiHidden/>
+    <w:unhideWhenUsed/>
     <w:qFormat/>
+    <w:pPr>
+      <w:outlineLvl w:val="3"/>
+    </w:pPr>
     <w:rPr>
       <w:i/>
       <w:iCs/>
@@ -1059,27 +1891,69 @@
     </w:rPr>
   </w:style>
   <w:style w:type="paragraph" w:styleId="Heading5">
-    <w:name w:val="Heading 5"/>
-    <w:basedOn w:val="Normal"/>
-    <w:next w:val="Normal"/>
+    <w:name w:val="heading 5"/>
+    <w:uiPriority w:val="9"/>
+    <w:semiHidden/>
+    <w:unhideWhenUsed/>
     <w:qFormat/>
+    <w:pPr>
+      <w:outlineLvl w:val="4"/>
+    </w:pPr>
     <w:rPr>
       <w:color w:val="2E74B5"/>
     </w:rPr>
   </w:style>
   <w:style w:type="paragraph" w:styleId="Heading6">
-    <w:name w:val="Heading 6"/>
-    <w:basedOn w:val="Normal"/>
-    <w:next w:val="Normal"/>
+    <w:name w:val="heading 6"/>
+    <w:uiPriority w:val="9"/>
+    <w:semiHidden/>
+    <w:unhideWhenUsed/>
     <w:qFormat/>
+    <w:pPr>
+      <w:outlineLvl w:val="5"/>
+    </w:pPr>
     <w:rPr>
       <w:color w:val="1F4D78"/>
     </w:rPr>
   </w:style>
-  <w:style w:type="paragraph" w:styleId="Strong">
-    <w:name w:val="Strong"/>
-    <w:basedOn w:val="Normal"/>
-    <w:next w:val="Normal"/>
+  <w:style w:type="character" w:default="1" w:styleId="DefaultParagraphFont">
+    <w:name w:val="Default Paragraph Font"/>
+    <w:uiPriority w:val="1"/>
+    <w:semiHidden/>
+    <w:unhideWhenUsed/>
+  </w:style>
+  <w:style w:type="table" w:default="1" w:styleId="TableNormal">
+    <w:name w:val="Normal Table"/>
+    <w:uiPriority w:val="99"/>
+    <w:semiHidden/>
+    <w:unhideWhenUsed/>
+    <w:tblPr>
+      <w:tblInd w:w="0" w:type="dxa"/>
+      <w:tblCellMar>
+        <w:top w:w="0" w:type="dxa"/>
+        <w:left w:w="108" w:type="dxa"/>
+        <w:bottom w:w="0" w:type="dxa"/>
+        <w:right w:w="108" w:type="dxa"/>
+      </w:tblCellMar>
+    </w:tblPr>
+  </w:style>
+  <w:style w:type="numbering" w:default="1" w:styleId="NoList">
+    <w:name w:val="No List"/>
+    <w:uiPriority w:val="99"/>
+    <w:semiHidden/>
+    <w:unhideWhenUsed/>
+  </w:style>
+  <w:style w:type="paragraph" w:styleId="Title">
+    <w:name w:val="Title"/>
+    <w:uiPriority w:val="10"/>
+    <w:qFormat/>
+    <w:rPr>
+      <w:sz w:val="56"/>
+      <w:szCs w:val="56"/>
+    </w:rPr>
+  </w:style>
+  <w:style w:type="paragraph" w:customStyle="1" w:styleId="Strong1">
+    <w:name w:val="Strong1"/>
     <w:qFormat/>
     <w:rPr>
       <w:b/>
@@ -1088,12 +1962,10 @@
   </w:style>
   <w:style w:type="paragraph" w:styleId="ListParagraph">
     <w:name w:val="List Paragraph"/>
-    <w:basedOn w:val="Normal"/>
     <w:qFormat/>
   </w:style>
   <w:style w:type="character" w:styleId="Hyperlink">
     <w:name w:val="Hyperlink"/>
-    <w:basedOn w:val="DefaultParagraphFont"/>
     <w:uiPriority w:val="99"/>
     <w:unhideWhenUsed/>
     <w:rPr>
@@ -1103,7 +1975,6 @@
   </w:style>
   <w:style w:type="character" w:styleId="FootnoteReference">
     <w:name w:val="footnote reference"/>
-    <w:basedOn w:val="DefaultParagraphFont"/>
     <w:uiPriority w:val="99"/>
     <w:semiHidden/>
     <w:unhideWhenUsed/>
@@ -1113,22 +1984,13 @@
   </w:style>
   <w:style w:type="paragraph" w:styleId="FootnoteText">
     <w:name w:val="footnote text"/>
-    <w:basedOn w:val="Normal"/>
     <w:link w:val="FootnoteTextChar"/>
     <w:uiPriority w:val="99"/>
     <w:semiHidden/>
     <w:unhideWhenUsed/>
-    <w:pPr>
-      <w:spacing w:after="0" w:line="240" w:lineRule="auto"/>
-    </w:pPr>
-    <w:rPr>
-      <w:sz w:val="20"/>
-      <w:szCs w:val="20"/>
-    </w:rPr>
   </w:style>
-  <w:style w:type="character" w:styleId="FootnoteTextChar">
+  <w:style w:type="character" w:customStyle="1" w:styleId="FootnoteTextChar">
     <w:name w:val="Footnote Text Char"/>
-    <w:basedOn w:val="DefaultParagraphFont"/>
     <w:link w:val="FootnoteText"/>
     <w:uiPriority w:val="99"/>
     <w:semiHidden/>
@@ -1140,7 +2002,6 @@
   </w:style>
   <w:style w:type="character" w:styleId="EndnoteReference">
     <w:name w:val="endnote reference"/>
-    <w:basedOn w:val="DefaultParagraphFont"/>
     <w:uiPriority w:val="99"/>
     <w:semiHidden/>
     <w:unhideWhenUsed/>
@@ -1150,22 +2011,13 @@
   </w:style>
   <w:style w:type="paragraph" w:styleId="EndnoteText">
     <w:name w:val="endnote text"/>
-    <w:basedOn w:val="Normal"/>
     <w:link w:val="EndnoteTextChar"/>
     <w:uiPriority w:val="99"/>
     <w:semiHidden/>
     <w:unhideWhenUsed/>
-    <w:pPr>
-      <w:spacing w:after="0" w:line="240" w:lineRule="auto"/>
-    </w:pPr>
-    <w:rPr>
-      <w:sz w:val="20"/>
-      <w:szCs w:val="20"/>
-    </w:rPr>
   </w:style>
-  <w:style w:type="character" w:styleId="EndnoteTextChar">
+  <w:style w:type="character" w:customStyle="1" w:styleId="EndnoteTextChar">
     <w:name w:val="Endnote Text Char"/>
-    <w:basedOn w:val="DefaultParagraphFont"/>
     <w:link w:val="EndnoteText"/>
     <w:uiPriority w:val="99"/>
     <w:semiHidden/>
@@ -1176,4 +2028,319 @@
     </w:rPr>
   </w:style>
 </w:styles>
+</file>
+
+<file path=word/theme/theme1.xml><?xml version="1.0" encoding="utf-8"?>
+<a:theme xmlns:a="http://schemas.openxmlformats.org/drawingml/2006/main" name="Office Theme">
+  <a:themeElements>
+    <a:clrScheme name="Office">
+      <a:dk1>
+        <a:sysClr val="windowText" lastClr="000000"/>
+      </a:dk1>
+      <a:lt1>
+        <a:sysClr val="window" lastClr="FFFFFF"/>
+      </a:lt1>
+      <a:dk2>
+        <a:srgbClr val="0E2841"/>
+      </a:dk2>
+      <a:lt2>
+        <a:srgbClr val="E8E8E8"/>
+      </a:lt2>
+      <a:accent1>
+        <a:srgbClr val="156082"/>
+      </a:accent1>
+      <a:accent2>
+        <a:srgbClr val="E97132"/>
+      </a:accent2>
+      <a:accent3>
+        <a:srgbClr val="196B24"/>
+      </a:accent3>
+      <a:accent4>
+        <a:srgbClr val="0F9ED5"/>
+      </a:accent4>
+      <a:accent5>
+        <a:srgbClr val="A02B93"/>
+      </a:accent5>
+      <a:accent6>
+        <a:srgbClr val="4EA72E"/>
+      </a:accent6>
+      <a:hlink>
+        <a:srgbClr val="467886"/>
+      </a:hlink>
+      <a:folHlink>
+        <a:srgbClr val="96607D"/>
+      </a:folHlink>
+    </a:clrScheme>
+    <a:fontScheme name="Office">
+      <a:majorFont>
+        <a:latin typeface="Aptos Display" panose="02110004020202020204"/>
+        <a:ea typeface=""/>
+        <a:cs typeface=""/>
+        <a:font script="Jpan" typeface="游ゴシック Light"/>
+        <a:font script="Hang" typeface="맑은 고딕"/>
+        <a:font script="Hans" typeface="等线 Light"/>
+        <a:font script="Hant" typeface="新細明體"/>
+        <a:font script="Arab" typeface="Times New Roman"/>
+        <a:font script="Hebr" typeface="Times New Roman"/>
+        <a:font script="Thai" typeface="Angsana New"/>
+        <a:font script="Ethi" typeface="Nyala"/>
+        <a:font script="Beng" typeface="Vrinda"/>
+        <a:font script="Gujr" typeface="Shruti"/>
+        <a:font script="Khmr" typeface="MoolBoran"/>
+        <a:font script="Knda" typeface="Tunga"/>
+        <a:font script="Guru" typeface="Raavi"/>
+        <a:font script="Cans" typeface="Euphemia"/>
+        <a:font script="Cher" typeface="Plantagenet Cherokee"/>
+        <a:font script="Yiii" typeface="Microsoft Yi Baiti"/>
+        <a:font script="Tibt" typeface="Microsoft Himalaya"/>
+        <a:font script="Thaa" typeface="MV Boli"/>
+        <a:font script="Deva" typeface="Mangal"/>
+        <a:font script="Telu" typeface="Gautami"/>
+        <a:font script="Taml" typeface="Latha"/>
+        <a:font script="Syrc" typeface="Estrangelo Edessa"/>
+        <a:font script="Orya" typeface="Kalinga"/>
+        <a:font script="Mlym" typeface="Kartika"/>
+        <a:font script="Laoo" typeface="DokChampa"/>
+        <a:font script="Sinh" typeface="Iskoola Pota"/>
+        <a:font script="Mong" typeface="Mongolian Baiti"/>
+        <a:font script="Viet" typeface="Times New Roman"/>
+        <a:font script="Uigh" typeface="Microsoft Uighur"/>
+        <a:font script="Geor" typeface="Sylfaen"/>
+        <a:font script="Armn" typeface="Arial"/>
+        <a:font script="Bugi" typeface="Leelawadee UI"/>
+        <a:font script="Bopo" typeface="Microsoft JhengHei"/>
+        <a:font script="Java" typeface="Javanese Text"/>
+        <a:font script="Lisu" typeface="Segoe UI"/>
+        <a:font script="Mymr" typeface="Myanmar Text"/>
+        <a:font script="Nkoo" typeface="Ebrima"/>
+        <a:font script="Olck" typeface="Nirmala UI"/>
+        <a:font script="Osma" typeface="Ebrima"/>
+        <a:font script="Phag" typeface="Phagspa"/>
+        <a:font script="Syrn" typeface="Estrangelo Edessa"/>
+        <a:font script="Syrj" typeface="Estrangelo Edessa"/>
+        <a:font script="Syre" typeface="Estrangelo Edessa"/>
+        <a:font script="Sora" typeface="Nirmala UI"/>
+        <a:font script="Tale" typeface="Microsoft Tai Le"/>
+        <a:font script="Talu" typeface="Microsoft New Tai Lue"/>
+        <a:font script="Tfng" typeface="Ebrima"/>
+      </a:majorFont>
+      <a:minorFont>
+        <a:latin typeface="Aptos" panose="02110004020202020204"/>
+        <a:ea typeface=""/>
+        <a:cs typeface=""/>
+        <a:font script="Jpan" typeface="游明朝"/>
+        <a:font script="Hang" typeface="맑은 고딕"/>
+        <a:font script="Hans" typeface="等线"/>
+        <a:font script="Hant" typeface="新細明體"/>
+        <a:font script="Arab" typeface="Arial"/>
+        <a:font script="Hebr" typeface="Arial"/>
+        <a:font script="Thai" typeface="Cordia New"/>
+        <a:font script="Ethi" typeface="Nyala"/>
+        <a:font script="Beng" typeface="Vrinda"/>
+        <a:font script="Gujr" typeface="Shruti"/>
+        <a:font script="Khmr" typeface="DaunPenh"/>
+        <a:font script="Knda" typeface="Tunga"/>
+        <a:font script="Guru" typeface="Raavi"/>
+        <a:font script="Cans" typeface="Euphemia"/>
+        <a:font script="Cher" typeface="Plantagenet Cherokee"/>
+        <a:font script="Yiii" typeface="Microsoft Yi Baiti"/>
+        <a:font script="Tibt" typeface="Microsoft Himalaya"/>
+        <a:font script="Thaa" typeface="MV Boli"/>
+        <a:font script="Deva" typeface="Mangal"/>
+        <a:font script="Telu" typeface="Gautami"/>
+        <a:font script="Taml" typeface="Latha"/>
+        <a:font script="Syrc" typeface="Estrangelo Edessa"/>
+        <a:font script="Orya" typeface="Kalinga"/>
+        <a:font script="Mlym" typeface="Kartika"/>
+        <a:font script="Laoo" typeface="DokChampa"/>
+        <a:font script="Sinh" typeface="Iskoola Pota"/>
+        <a:font script="Mong" typeface="Mongolian Baiti"/>
+        <a:font script="Viet" typeface="Arial"/>
+        <a:font script="Uigh" typeface="Microsoft Uighur"/>
+        <a:font script="Geor" typeface="Sylfaen"/>
+        <a:font script="Armn" typeface="Arial"/>
+        <a:font script="Bugi" typeface="Leelawadee UI"/>
+        <a:font script="Bopo" typeface="Microsoft JhengHei"/>
+        <a:font script="Java" typeface="Javanese Text"/>
+        <a:font script="Lisu" typeface="Segoe UI"/>
+        <a:font script="Mymr" typeface="Myanmar Text"/>
+        <a:font script="Nkoo" typeface="Ebrima"/>
+        <a:font script="Olck" typeface="Nirmala UI"/>
+        <a:font script="Osma" typeface="Ebrima"/>
+        <a:font script="Phag" typeface="Phagspa"/>
+        <a:font script="Syrn" typeface="Estrangelo Edessa"/>
+        <a:font script="Syrj" typeface="Estrangelo Edessa"/>
+        <a:font script="Syre" typeface="Estrangelo Edessa"/>
+        <a:font script="Sora" typeface="Nirmala UI"/>
+        <a:font script="Tale" typeface="Microsoft Tai Le"/>
+        <a:font script="Talu" typeface="Microsoft New Tai Lue"/>
+        <a:font script="Tfng" typeface="Ebrima"/>
+      </a:minorFont>
+    </a:fontScheme>
+    <a:fmtScheme name="Office">
+      <a:fillStyleLst>
+        <a:solidFill>
+          <a:schemeClr val="phClr"/>
+        </a:solidFill>
+        <a:gradFill rotWithShape="1">
+          <a:gsLst>
+            <a:gs pos="0">
+              <a:schemeClr val="phClr">
+                <a:lumMod val="110000"/>
+                <a:satMod val="105000"/>
+                <a:tint val="67000"/>
+              </a:schemeClr>
+            </a:gs>
+            <a:gs pos="50000">
+              <a:schemeClr val="phClr">
+                <a:lumMod val="105000"/>
+                <a:satMod val="103000"/>
+                <a:tint val="73000"/>
+              </a:schemeClr>
+            </a:gs>
+            <a:gs pos="100000">
+              <a:schemeClr val="phClr">
+                <a:lumMod val="105000"/>
+                <a:satMod val="109000"/>
+                <a:tint val="81000"/>
+              </a:schemeClr>
+            </a:gs>
+          </a:gsLst>
+          <a:lin ang="5400000" scaled="0"/>
+        </a:gradFill>
+        <a:gradFill rotWithShape="1">
+          <a:gsLst>
+            <a:gs pos="0">
+              <a:schemeClr val="phClr">
+                <a:satMod val="103000"/>
+                <a:lumMod val="102000"/>
+                <a:tint val="94000"/>
+              </a:schemeClr>
+            </a:gs>
+            <a:gs pos="50000">
+              <a:schemeClr val="phClr">
+                <a:satMod val="110000"/>
+                <a:lumMod val="100000"/>
+                <a:shade val="100000"/>
+              </a:schemeClr>
+            </a:gs>
+            <a:gs pos="100000">
+              <a:schemeClr val="phClr">
+                <a:lumMod val="99000"/>
+                <a:satMod val="120000"/>
+                <a:shade val="78000"/>
+              </a:schemeClr>
+            </a:gs>
+          </a:gsLst>
+          <a:lin ang="5400000" scaled="0"/>
+        </a:gradFill>
+      </a:fillStyleLst>
+      <a:lnStyleLst>
+        <a:ln w="12700" cap="flat" cmpd="sng" algn="ctr">
+          <a:solidFill>
+            <a:schemeClr val="phClr"/>
+          </a:solidFill>
+          <a:prstDash val="solid"/>
+          <a:miter lim="800000"/>
+        </a:ln>
+        <a:ln w="19050" cap="flat" cmpd="sng" algn="ctr">
+          <a:solidFill>
+            <a:schemeClr val="phClr"/>
+          </a:solidFill>
+          <a:prstDash val="solid"/>
+          <a:miter lim="800000"/>
+        </a:ln>
+        <a:ln w="25400" cap="flat" cmpd="sng" algn="ctr">
+          <a:solidFill>
+            <a:schemeClr val="phClr"/>
+          </a:solidFill>
+          <a:prstDash val="solid"/>
+          <a:miter lim="800000"/>
+        </a:ln>
+      </a:lnStyleLst>
+      <a:effectStyleLst>
+        <a:effectStyle>
+          <a:effectLst/>
+        </a:effectStyle>
+        <a:effectStyle>
+          <a:effectLst/>
+        </a:effectStyle>
+        <a:effectStyle>
+          <a:effectLst>
+            <a:outerShdw blurRad="57150" dist="19050" dir="5400000" algn="ctr" rotWithShape="0">
+              <a:srgbClr val="000000">
+                <a:alpha val="63000"/>
+              </a:srgbClr>
+            </a:outerShdw>
+          </a:effectLst>
+        </a:effectStyle>
+      </a:effectStyleLst>
+      <a:bgFillStyleLst>
+        <a:solidFill>
+          <a:schemeClr val="phClr"/>
+        </a:solidFill>
+        <a:solidFill>
+          <a:schemeClr val="phClr">
+            <a:tint val="95000"/>
+            <a:satMod val="170000"/>
+          </a:schemeClr>
+        </a:solidFill>
+        <a:gradFill rotWithShape="1">
+          <a:gsLst>
+            <a:gs pos="0">
+              <a:schemeClr val="phClr">
+                <a:tint val="93000"/>
+                <a:satMod val="150000"/>
+                <a:shade val="98000"/>
+                <a:lumMod val="102000"/>
+              </a:schemeClr>
+            </a:gs>
+            <a:gs pos="50000">
+              <a:schemeClr val="phClr">
+                <a:tint val="98000"/>
+                <a:satMod val="130000"/>
+                <a:shade val="90000"/>
+                <a:lumMod val="103000"/>
+              </a:schemeClr>
+            </a:gs>
+            <a:gs pos="100000">
+              <a:schemeClr val="phClr">
+                <a:shade val="63000"/>
+                <a:satMod val="120000"/>
+              </a:schemeClr>
+            </a:gs>
+          </a:gsLst>
+          <a:lin ang="5400000" scaled="0"/>
+        </a:gradFill>
+      </a:bgFillStyleLst>
+    </a:fmtScheme>
+  </a:themeElements>
+  <a:objectDefaults>
+    <a:lnDef>
+      <a:spPr/>
+      <a:bodyPr/>
+      <a:lstStyle/>
+      <a:style>
+        <a:lnRef idx="2">
+          <a:schemeClr val="accent1"/>
+        </a:lnRef>
+        <a:fillRef idx="0">
+          <a:schemeClr val="accent1"/>
+        </a:fillRef>
+        <a:effectRef idx="1">
+          <a:schemeClr val="accent1"/>
+        </a:effectRef>
+        <a:fontRef idx="minor">
+          <a:schemeClr val="tx1"/>
+        </a:fontRef>
+      </a:style>
+    </a:lnDef>
+  </a:objectDefaults>
+  <a:extraClrSchemeLst/>
+  <a:extLst>
+    <a:ext uri="{05A4C25C-085E-4340-85A3-A5531E510DB2}">
+      <thm15:themeFamily xmlns:thm15="http://schemas.microsoft.com/office/thememl/2012/main" name="Office Theme" id="{2E142A2C-CD16-42D6-873A-C26D2A0506FA}" vid="{1BDDFF52-6CD6-40A5-AB3C-68EB2F1E4D0A}"/>
+    </a:ext>
+  </a:extLst>
+</a:theme>
 </file>
--- a/Stage1_Report_Draft.docx
+++ b/Stage1_Report_Draft.docx
@@ -6,8 +6,6 @@
       <w:pPr>
         <w:spacing w:after="60"/>
         <w:jc w:val="center"/>
-      </w:pPr>
-      <w:r>
         <w:rPr>
           <w:rFonts w:ascii="Calibri" w:eastAsia="Calibri" w:hAnsi="Calibri" w:cs="Calibri"/>
           <w:b/>
@@ -15,6 +13,41 @@
           <w:sz w:val="30"/>
           <w:szCs w:val="30"/>
         </w:rPr>
+      </w:pPr>
+      <w:r>
+        <w:rPr>
+          <w:rFonts w:ascii="Calibri" w:eastAsia="Calibri" w:hAnsi="Calibri" w:cs="Calibri"/>
+          <w:b/>
+          <w:bCs/>
+          <w:sz w:val="30"/>
+          <w:szCs w:val="30"/>
+        </w:rPr>
+        <w:t>Stage 1 Report</w:t>
+      </w:r>
+      <w:r>
+        <w:rPr>
+          <w:rFonts w:ascii="Calibri" w:eastAsia="Calibri" w:hAnsi="Calibri" w:cs="Calibri"/>
+          <w:b/>
+          <w:bCs/>
+          <w:sz w:val="30"/>
+          <w:szCs w:val="30"/>
+        </w:rPr>
+        <w:t>:</w:t>
+      </w:r>
+    </w:p>
+    <w:p>
+      <w:pPr>
+        <w:spacing w:after="60"/>
+        <w:jc w:val="center"/>
+      </w:pPr>
+      <w:r>
+        <w:rPr>
+          <w:rFonts w:ascii="Calibri" w:eastAsia="Calibri" w:hAnsi="Calibri" w:cs="Calibri"/>
+          <w:b/>
+          <w:bCs/>
+          <w:sz w:val="30"/>
+          <w:szCs w:val="30"/>
+        </w:rPr>
         <w:t>Predicting Helsinki City Bike Trip Duration from Time and Weather</w:t>
       </w:r>
     </w:p>
@@ -31,7 +64,7 @@
           <w:sz w:val="22"/>
           <w:szCs w:val="22"/>
         </w:rPr>
-        <w:t>CS-C3240 Machine Learning — Stage 1 Report</w:t>
+        <w:t xml:space="preserve">CS-C3240 Machine Learning </w:t>
       </w:r>
     </w:p>
     <w:p>
@@ -72,15 +105,39 @@
           <w:sz w:val="22"/>
           <w:szCs w:val="22"/>
         </w:rPr>
-        <w:t xml:space="preserve">information </w:t>
-      </w:r>
-      <w:r>
-        <w:rPr>
-          <w:rFonts w:ascii="Calibri" w:eastAsia="Calibri" w:hAnsi="Calibri" w:cs="Calibri"/>
-          <w:sz w:val="22"/>
-          <w:szCs w:val="22"/>
-        </w:rPr>
-        <w:t xml:space="preserve">could help them decide, for instance, whether cycling is a reasonable choice given the weather and time of day. This project </w:t>
+        <w:t xml:space="preserve">information could help them decide, for instance, whether cycling is a reasonable choice given the weather and time of day. This project </w:t>
+      </w:r>
+      <w:r>
+        <w:rPr>
+          <w:rFonts w:ascii="Calibri" w:eastAsia="Calibri" w:hAnsi="Calibri" w:cs="Calibri"/>
+          <w:sz w:val="22"/>
+          <w:szCs w:val="22"/>
+        </w:rPr>
+        <w:t>use machine learning to suggest a solution to the problem:</w:t>
+      </w:r>
+      <w:r>
+        <w:rPr>
+          <w:rFonts w:ascii="Calibri" w:eastAsia="Calibri" w:hAnsi="Calibri" w:cs="Calibri"/>
+          <w:sz w:val="22"/>
+          <w:szCs w:val="22"/>
+        </w:rPr>
+        <w:t xml:space="preserve"> given only the day, time, and weather conditions, we predict how long a city bike trip will last. This report </w:t>
+      </w:r>
+      <w:r>
+        <w:rPr>
+          <w:rFonts w:ascii="Calibri" w:eastAsia="Calibri" w:hAnsi="Calibri" w:cs="Calibri"/>
+          <w:sz w:val="22"/>
+          <w:szCs w:val="22"/>
+        </w:rPr>
+        <w:t>will</w:t>
+      </w:r>
+      <w:r>
+        <w:rPr>
+          <w:rFonts w:ascii="Calibri" w:eastAsia="Calibri" w:hAnsi="Calibri" w:cs="Calibri"/>
+          <w:sz w:val="22"/>
+          <w:szCs w:val="22"/>
+        </w:rPr>
+        <w:t xml:space="preserve"> </w:t>
       </w:r>
       <w:proofErr w:type="gramStart"/>
       <w:r>
@@ -89,52 +146,8 @@
           <w:sz w:val="22"/>
           <w:szCs w:val="22"/>
         </w:rPr>
-        <w:t>use</w:t>
-      </w:r>
-      <w:proofErr w:type="gramEnd"/>
-      <w:r>
-        <w:rPr>
-          <w:rFonts w:ascii="Calibri" w:eastAsia="Calibri" w:hAnsi="Calibri" w:cs="Calibri"/>
-          <w:sz w:val="22"/>
-          <w:szCs w:val="22"/>
-        </w:rPr>
-        <w:t xml:space="preserve"> machine learning to suggest a solution to the problem:</w:t>
-      </w:r>
-      <w:r>
-        <w:rPr>
-          <w:rFonts w:ascii="Calibri" w:eastAsia="Calibri" w:hAnsi="Calibri" w:cs="Calibri"/>
-          <w:sz w:val="22"/>
-          <w:szCs w:val="22"/>
-        </w:rPr>
-        <w:t xml:space="preserve"> given only the day, time, and weather conditions, we predict how long a city bike trip will last. This report </w:t>
-      </w:r>
-      <w:r>
-        <w:rPr>
-          <w:rFonts w:ascii="Calibri" w:eastAsia="Calibri" w:hAnsi="Calibri" w:cs="Calibri"/>
-          <w:sz w:val="22"/>
-          <w:szCs w:val="22"/>
-        </w:rPr>
-        <w:t>will</w:t>
-      </w:r>
-      <w:r>
-        <w:rPr>
-          <w:rFonts w:ascii="Calibri" w:eastAsia="Calibri" w:hAnsi="Calibri" w:cs="Calibri"/>
-          <w:sz w:val="22"/>
-          <w:szCs w:val="22"/>
-        </w:rPr>
-        <w:t xml:space="preserve"> </w:t>
-      </w:r>
-      <w:proofErr w:type="spellStart"/>
-      <w:proofErr w:type="gramStart"/>
-      <w:r>
-        <w:rPr>
-          <w:rFonts w:ascii="Calibri" w:eastAsia="Calibri" w:hAnsi="Calibri" w:cs="Calibri"/>
-          <w:sz w:val="22"/>
-          <w:szCs w:val="22"/>
-        </w:rPr>
-        <w:t>formalises</w:t>
-      </w:r>
-      <w:proofErr w:type="spellEnd"/>
+        <w:t>formalizes</w:t>
+      </w:r>
       <w:proofErr w:type="gramEnd"/>
       <w:r>
         <w:rPr>
@@ -262,12 +275,6 @@
         <w:gridCol w:w="4800"/>
       </w:tblGrid>
       <w:tr>
-        <w:tblPrEx>
-          <w:tblCellMar>
-            <w:top w:w="0" w:type="dxa"/>
-            <w:bottom w:w="0" w:type="dxa"/>
-          </w:tblCellMar>
-        </w:tblPrEx>
         <w:tc>
           <w:tcPr>
             <w:tcW w:w="1800" w:type="dxa"/>
@@ -336,12 +343,6 @@
         </w:tc>
       </w:tr>
       <w:tr>
-        <w:tblPrEx>
-          <w:tblCellMar>
-            <w:top w:w="0" w:type="dxa"/>
-            <w:bottom w:w="0" w:type="dxa"/>
-          </w:tblCellMar>
-        </w:tblPrEx>
         <w:tc>
           <w:tcPr>
             <w:tcW w:w="1800" w:type="dxa"/>
@@ -395,18 +396,24 @@
               <w:rPr>
                 <w:rFonts w:ascii="Calibri" w:eastAsia="Calibri" w:hAnsi="Calibri" w:cs="Calibri"/>
               </w:rPr>
-              <w:t>Day the trip started (Mon–Sun)</w:t>
+              <w:t>Day the trip started (Mon</w:t>
+            </w:r>
+            <w:r>
+              <w:rPr>
+                <w:rFonts w:ascii="Calibri" w:eastAsia="Calibri" w:hAnsi="Calibri" w:cs="Calibri"/>
+              </w:rPr>
+              <w:t>-</w:t>
+            </w:r>
+            <w:r>
+              <w:rPr>
+                <w:rFonts w:ascii="Calibri" w:eastAsia="Calibri" w:hAnsi="Calibri" w:cs="Calibri"/>
+              </w:rPr>
+              <w:t>Sun)</w:t>
             </w:r>
           </w:p>
         </w:tc>
       </w:tr>
       <w:tr>
-        <w:tblPrEx>
-          <w:tblCellMar>
-            <w:top w:w="0" w:type="dxa"/>
-            <w:bottom w:w="0" w:type="dxa"/>
-          </w:tblCellMar>
-        </w:tblPrEx>
         <w:tc>
           <w:tcPr>
             <w:tcW w:w="1800" w:type="dxa"/>
@@ -460,18 +467,24 @@
               <w:rPr>
                 <w:rFonts w:ascii="Calibri" w:eastAsia="Calibri" w:hAnsi="Calibri" w:cs="Calibri"/>
               </w:rPr>
-              <w:t>Hour the trip started (0–23)</w:t>
+              <w:t>Hour the trip started (0</w:t>
+            </w:r>
+            <w:r>
+              <w:rPr>
+                <w:rFonts w:ascii="Calibri" w:eastAsia="Calibri" w:hAnsi="Calibri" w:cs="Calibri"/>
+              </w:rPr>
+              <w:t>-</w:t>
+            </w:r>
+            <w:r>
+              <w:rPr>
+                <w:rFonts w:ascii="Calibri" w:eastAsia="Calibri" w:hAnsi="Calibri" w:cs="Calibri"/>
+              </w:rPr>
+              <w:t>23)</w:t>
             </w:r>
           </w:p>
         </w:tc>
       </w:tr>
       <w:tr>
-        <w:tblPrEx>
-          <w:tblCellMar>
-            <w:top w:w="0" w:type="dxa"/>
-            <w:bottom w:w="0" w:type="dxa"/>
-          </w:tblCellMar>
-        </w:tblPrEx>
         <w:tc>
           <w:tcPr>
             <w:tcW w:w="1800" w:type="dxa"/>
@@ -525,24 +538,24 @@
               <w:rPr>
                 <w:rFonts w:ascii="Calibri" w:eastAsia="Calibri" w:hAnsi="Calibri" w:cs="Calibri"/>
               </w:rPr>
-              <w:t>Calendar month (Apr–Oct, the bikes</w:t>
+              <w:t>Calendar month (Apr</w:t>
             </w:r>
             <w:r>
               <w:rPr>
                 <w:rFonts w:ascii="Calibri" w:eastAsia="Calibri" w:hAnsi="Calibri" w:cs="Calibri"/>
               </w:rPr>
-              <w:t xml:space="preserve"> operating season)</w:t>
+              <w:t>-</w:t>
+            </w:r>
+            <w:r>
+              <w:rPr>
+                <w:rFonts w:ascii="Calibri" w:eastAsia="Calibri" w:hAnsi="Calibri" w:cs="Calibri"/>
+              </w:rPr>
+              <w:t>Oct, the bikes operating season)</w:t>
             </w:r>
           </w:p>
         </w:tc>
       </w:tr>
       <w:tr>
-        <w:tblPrEx>
-          <w:tblCellMar>
-            <w:top w:w="0" w:type="dxa"/>
-            <w:bottom w:w="0" w:type="dxa"/>
-          </w:tblCellMar>
-        </w:tblPrEx>
         <w:tc>
           <w:tcPr>
             <w:tcW w:w="1800" w:type="dxa"/>
@@ -596,24 +609,12 @@
               <w:rPr>
                 <w:rFonts w:ascii="Calibri" w:eastAsia="Calibri" w:hAnsi="Calibri" w:cs="Calibri"/>
               </w:rPr>
-              <w:t>Day</w:t>
-            </w:r>
-            <w:r>
-              <w:rPr>
-                <w:rFonts w:ascii="Calibri" w:eastAsia="Calibri" w:hAnsi="Calibri" w:cs="Calibri"/>
-              </w:rPr>
-              <w:t xml:space="preserve"> mean air temperature (°C)</w:t>
+              <w:t>Day mean air temperature (°C)</w:t>
             </w:r>
           </w:p>
         </w:tc>
       </w:tr>
       <w:tr>
-        <w:tblPrEx>
-          <w:tblCellMar>
-            <w:top w:w="0" w:type="dxa"/>
-            <w:bottom w:w="0" w:type="dxa"/>
-          </w:tblCellMar>
-        </w:tblPrEx>
         <w:tc>
           <w:tcPr>
             <w:tcW w:w="1800" w:type="dxa"/>
@@ -667,13 +668,7 @@
               <w:rPr>
                 <w:rFonts w:ascii="Calibri" w:eastAsia="Calibri" w:hAnsi="Calibri" w:cs="Calibri"/>
               </w:rPr>
-              <w:t>Day</w:t>
-            </w:r>
-            <w:r>
-              <w:rPr>
-                <w:rFonts w:ascii="Calibri" w:eastAsia="Calibri" w:hAnsi="Calibri" w:cs="Calibri"/>
-              </w:rPr>
-              <w:t xml:space="preserve"> total precipitation (mm)</w:t>
+              <w:t>Day total precipitation (mm)</w:t>
             </w:r>
           </w:p>
         </w:tc>
@@ -694,7 +689,24 @@
           <w:sz w:val="22"/>
           <w:szCs w:val="22"/>
         </w:rPr>
-        <w:t xml:space="preserve">The trip data comes from HSL’s (Helsinki Region Transport) open Origin–Destination dataset, published monthly and licensed CC BY 4.0. Weather data comes from the Finnish Meteorological Institute’s (FMI) open data for the </w:t>
+        <w:t>The trip data comes from HSL’s (Helsinki Region Transport) open Origin</w:t>
+      </w:r>
+      <w:r>
+        <w:rPr>
+          <w:rFonts w:ascii="Calibri" w:eastAsia="Calibri" w:hAnsi="Calibri" w:cs="Calibri"/>
+          <w:sz w:val="22"/>
+          <w:szCs w:val="22"/>
+          <w:lang w:val="vi-VN"/>
+        </w:rPr>
+        <w:t>-</w:t>
+      </w:r>
+      <w:r>
+        <w:rPr>
+          <w:rFonts w:ascii="Calibri" w:eastAsia="Calibri" w:hAnsi="Calibri" w:cs="Calibri"/>
+          <w:sz w:val="22"/>
+          <w:szCs w:val="22"/>
+        </w:rPr>
+        <w:t xml:space="preserve">Destination dataset, published monthly and licensed CC BY 4.0. Weather data comes from the Finnish Meteorological Institute’s (FMI) open data for the </w:t>
       </w:r>
       <w:proofErr w:type="spellStart"/>
       <w:r>
@@ -767,16 +779,14 @@
         </w:rPr>
         <w:t xml:space="preserve">Our combined dataset covers all trips recorded during the bikes’ operating seasons from April 2022 to October 2025 (28 monthly files), </w:t>
       </w:r>
-      <w:proofErr w:type="spellStart"/>
-      <w:r>
-        <w:rPr>
-          <w:rFonts w:ascii="Calibri" w:eastAsia="Calibri" w:hAnsi="Calibri" w:cs="Calibri"/>
-          <w:sz w:val="22"/>
-          <w:szCs w:val="22"/>
-        </w:rPr>
-        <w:t>totalling</w:t>
-      </w:r>
-      <w:proofErr w:type="spellEnd"/>
+      <w:r>
+        <w:rPr>
+          <w:rFonts w:ascii="Calibri" w:eastAsia="Calibri" w:hAnsi="Calibri" w:cs="Calibri"/>
+          <w:sz w:val="22"/>
+          <w:szCs w:val="22"/>
+        </w:rPr>
+        <w:t>totaling</w:t>
+      </w:r>
       <w:r>
         <w:rPr>
           <w:rFonts w:ascii="Calibri" w:eastAsia="Calibri" w:hAnsi="Calibri" w:cs="Calibri"/>
@@ -844,16 +854,14 @@
         </w:rPr>
         <w:t xml:space="preserve">We chose the five features above after </w:t>
       </w:r>
-      <w:proofErr w:type="spellStart"/>
-      <w:r>
-        <w:rPr>
-          <w:rFonts w:ascii="Calibri" w:eastAsia="Calibri" w:hAnsi="Calibri" w:cs="Calibri"/>
-          <w:sz w:val="22"/>
-          <w:szCs w:val="22"/>
-        </w:rPr>
-        <w:t>visualising</w:t>
-      </w:r>
-      <w:proofErr w:type="spellEnd"/>
+      <w:r>
+        <w:rPr>
+          <w:rFonts w:ascii="Calibri" w:eastAsia="Calibri" w:hAnsi="Calibri" w:cs="Calibri"/>
+          <w:sz w:val="22"/>
+          <w:szCs w:val="22"/>
+        </w:rPr>
+        <w:t>visualizing</w:t>
+      </w:r>
       <w:r>
         <w:rPr>
           <w:rFonts w:ascii="Calibri" w:eastAsia="Calibri" w:hAnsi="Calibri" w:cs="Calibri"/>
@@ -908,15 +916,16 @@
           <w:sz w:val="22"/>
           <w:szCs w:val="22"/>
         </w:rPr>
-        <w:t>more variable trips on weekends and around midday. Grouping by daily temperature and precipitation similarly showed the typical trip getting shorter in cold or wet conditions. We deliberately excluded the trip’s straight-line distance from the model’s features, even though it is present in the raw data: distance is essentially fixed by which two stations a rider selects, which our calendar/weather features cannot explain, so including it would let the model “cheat” rather than learn a genuine time/weather r</w:t>
-      </w:r>
-      <w:r>
-        <w:rPr>
-          <w:rFonts w:ascii="Calibri" w:eastAsia="Calibri" w:hAnsi="Calibri" w:cs="Calibri"/>
-          <w:sz w:val="22"/>
-          <w:szCs w:val="22"/>
-        </w:rPr>
-        <w:t>elationship. We do still use distance during preprocessing, as described in Section 3.1.</w:t>
+        <w:t xml:space="preserve">more variable trips on weekends and around midday. Grouping by daily temperature and precipitation similarly showed the typical trip getting shorter in cold or wet conditions. We deliberately excluded the trip’s straight-line distance from the model’s features, even though it is present in the raw data: distance is essentially fixed by which two stations a rider selects, which our calendar/weather features cannot explain, so including it would let the model “cheat” rather than </w:t>
+      </w:r>
+      <w:r>
+        <w:rPr>
+          <w:rFonts w:ascii="Calibri" w:eastAsia="Calibri" w:hAnsi="Calibri" w:cs="Calibri"/>
+          <w:sz w:val="22"/>
+          <w:szCs w:val="22"/>
+        </w:rPr>
+        <w:lastRenderedPageBreak/>
+        <w:t>learn a genuine time/weather relationship. We do still use distance during preprocessing, as described in Section 3.1.</w:t>
       </w:r>
     </w:p>
     <w:p>
@@ -928,7 +937,6 @@
         <w:rPr>
           <w:rFonts w:ascii="Calibri" w:eastAsia="Calibri" w:hAnsi="Calibri" w:cs="Calibri"/>
         </w:rPr>
-        <w:lastRenderedPageBreak/>
         <w:t>3.3 Model (hypothesis space)</w:t>
       </w:r>
     </w:p>
@@ -942,15 +950,7 @@
           <w:sz w:val="22"/>
           <w:szCs w:val="22"/>
         </w:rPr>
-        <w:t xml:space="preserve">For Stage 1, we use linear regression as our hypothesis space: duration is modelled as a linear function of the inputs above (one-hot encoded for the categorical features). We chose this as a first, simple hypothesis because a plausible near-linear story underlies the problem: trip duration is approximately distance divided by riding speed, and riding speed itself should shift only incrementally with weather and time of day (a rider is a little slower in the rain, a little faster during a weekday commute), </w:t>
-      </w:r>
-      <w:r>
-        <w:rPr>
-          <w:rFonts w:ascii="Calibri" w:eastAsia="Calibri" w:hAnsi="Calibri" w:cs="Calibri"/>
-          <w:sz w:val="22"/>
-          <w:szCs w:val="22"/>
-        </w:rPr>
-        <w:t>rather than in some sharply non-linear way. Testing whether this simple, interpretable hypothesis is adequate is a reasonable starting point; Stage 2 will compare it against a non-linear alternative.</w:t>
+        <w:t>For Stage 1, we use linear regression as our hypothesis space: duration is modelled as a linear function of the inputs above (one-hot encoded for the categorical features). We chose this as a first, simple hypothesis because a plausible near-linear story underlies the problem: trip duration is approximately distance divided by riding speed, and riding speed itself should shift only incrementally with weather and time of day (a rider is a little slower in the rain, a little faster during a weekday commute), rather than in some sharply non-linear way. Testing whether this simple, interpretable hypothesis is adequate is a reasonable starting point; Stage 2 will compare it against a non-linear alternative.</w:t>
       </w:r>
     </w:p>
     <w:p>
@@ -977,16 +977,14 @@
         </w:rPr>
         <w:t xml:space="preserve">We fit the linear model using the Huber loss rather than ordinary squared error. Bike-share duration data contains extreme outliers: a small fraction of trips are bikes that were not properly returned and remain “in use” for many hours. Squared error </w:t>
       </w:r>
-      <w:proofErr w:type="spellStart"/>
-      <w:r>
-        <w:rPr>
-          <w:rFonts w:ascii="Calibri" w:eastAsia="Calibri" w:hAnsi="Calibri" w:cs="Calibri"/>
-          <w:sz w:val="22"/>
-          <w:szCs w:val="22"/>
-        </w:rPr>
-        <w:t>penalises</w:t>
-      </w:r>
-      <w:proofErr w:type="spellEnd"/>
+      <w:r>
+        <w:rPr>
+          <w:rFonts w:ascii="Calibri" w:eastAsia="Calibri" w:hAnsi="Calibri" w:cs="Calibri"/>
+          <w:sz w:val="22"/>
+          <w:szCs w:val="22"/>
+        </w:rPr>
+        <w:t>penalizes</w:t>
+      </w:r>
       <w:r>
         <w:rPr>
           <w:rFonts w:ascii="Calibri" w:eastAsia="Calibri" w:hAnsi="Calibri" w:cs="Calibri"/>
@@ -1009,7 +1007,23 @@
           <w:sz w:val="22"/>
           <w:szCs w:val="22"/>
         </w:rPr>
-        <w:t>but transitions to a linear penalty for large residuals</w:t>
+        <w:t xml:space="preserve">but </w:t>
+      </w:r>
+      <w:r>
+        <w:rPr>
+          <w:rFonts w:ascii="Calibri" w:eastAsia="Calibri" w:hAnsi="Calibri" w:cs="Calibri"/>
+          <w:sz w:val="22"/>
+          <w:szCs w:val="22"/>
+        </w:rPr>
+        <w:t>switches</w:t>
+      </w:r>
+      <w:r>
+        <w:rPr>
+          <w:rFonts w:ascii="Calibri" w:eastAsia="Calibri" w:hAnsi="Calibri" w:cs="Calibri"/>
+          <w:sz w:val="22"/>
+          <w:szCs w:val="22"/>
+        </w:rPr>
+        <w:t xml:space="preserve"> to a linear penalty for large residuals</w:t>
       </w:r>
       <w:r>
         <w:rPr>
@@ -1052,41 +1066,21 @@
         </w:rPr>
         <w:t xml:space="preserve">We split the data by time rather than randomly: trips from the 2022 and 2023 seasons form our training set, and trips from the 2024 season form our validation set. The 2025 season is set aside entirely and is not used at this stage. We use a time-based split, rather than a random one, because the goal of the model is to </w:t>
       </w:r>
-      <w:proofErr w:type="spellStart"/>
-      <w:r>
-        <w:rPr>
-          <w:rFonts w:ascii="Calibri" w:eastAsia="Calibri" w:hAnsi="Calibri" w:cs="Calibri"/>
-          <w:sz w:val="22"/>
-          <w:szCs w:val="22"/>
-        </w:rPr>
-        <w:t>generalise</w:t>
-      </w:r>
-      <w:proofErr w:type="spellEnd"/>
-      <w:r>
-        <w:rPr>
-          <w:rFonts w:ascii="Calibri" w:eastAsia="Calibri" w:hAnsi="Calibri" w:cs="Calibri"/>
-          <w:sz w:val="22"/>
-          <w:szCs w:val="22"/>
-        </w:rPr>
-        <w:t xml:space="preserve"> to future seasons; a random split would let information from nearby days leak between the training and validation sets (e.g., the same week appearing partly in each), giving an artificially optimistic sense of accuracy. Reserving an entire, later season for validation better reflects how the model would </w:t>
-      </w:r>
-      <w:proofErr w:type="gramStart"/>
-      <w:r>
-        <w:rPr>
-          <w:rFonts w:ascii="Calibri" w:eastAsia="Calibri" w:hAnsi="Calibri" w:cs="Calibri"/>
-          <w:sz w:val="22"/>
-          <w:szCs w:val="22"/>
-        </w:rPr>
-        <w:t>actually be</w:t>
-      </w:r>
-      <w:proofErr w:type="gramEnd"/>
-      <w:r>
-        <w:rPr>
-          <w:rFonts w:ascii="Calibri" w:eastAsia="Calibri" w:hAnsi="Calibri" w:cs="Calibri"/>
-          <w:sz w:val="22"/>
-          <w:szCs w:val="22"/>
-        </w:rPr>
-        <w:t xml:space="preserve"> used.</w:t>
+      <w:r>
+        <w:rPr>
+          <w:rFonts w:ascii="Calibri" w:eastAsia="Calibri" w:hAnsi="Calibri" w:cs="Calibri"/>
+          <w:sz w:val="22"/>
+          <w:szCs w:val="22"/>
+        </w:rPr>
+        <w:t>generalize</w:t>
+      </w:r>
+      <w:r>
+        <w:rPr>
+          <w:rFonts w:ascii="Calibri" w:eastAsia="Calibri" w:hAnsi="Calibri" w:cs="Calibri"/>
+          <w:sz w:val="22"/>
+          <w:szCs w:val="22"/>
+        </w:rPr>
+        <w:t xml:space="preserve"> to future seasons; a random split would let information from nearby days leak between the training and validation sets (e.g., the same week appearing partly in each), giving an artificially optimistic sense of accuracy. Reserving an entire, later season for validation better reflects how the model would actually be used.</w:t>
       </w:r>
     </w:p>
     <w:p>
@@ -1124,7 +1118,7 @@
           <w:sz w:val="22"/>
           <w:szCs w:val="22"/>
         </w:rPr>
-        <w:t>Generative AI (Claude</w:t>
+        <w:t>Generative AI (Claude) during this</w:t>
       </w:r>
       <w:r>
         <w:rPr>
@@ -1133,7 +1127,7 @@
           <w:sz w:val="22"/>
           <w:szCs w:val="22"/>
         </w:rPr>
-        <w:t xml:space="preserve">) </w:t>
+        <w:t xml:space="preserve"> stage 1 of the</w:t>
       </w:r>
       <w:r>
         <w:rPr>
@@ -1142,7 +1136,7 @@
           <w:sz w:val="22"/>
           <w:szCs w:val="22"/>
         </w:rPr>
-        <w:t>during this</w:t>
+        <w:t xml:space="preserve"> project to: (1) brainstorm and narrow down candidate applications and datasets before settling on this topic; (2) explain machine learning concepts and terminology referenced in this report; </w:t>
       </w:r>
       <w:r>
         <w:rPr>
@@ -1151,7 +1145,7 @@
           <w:sz w:val="22"/>
           <w:szCs w:val="22"/>
         </w:rPr>
-        <w:t xml:space="preserve"> stage 1 of the</w:t>
+        <w:t xml:space="preserve">(3) debug and fixes the code of the project, </w:t>
       </w:r>
       <w:r>
         <w:rPr>
@@ -1160,7 +1154,7 @@
           <w:sz w:val="22"/>
           <w:szCs w:val="22"/>
         </w:rPr>
-        <w:t xml:space="preserve"> project to: (1) brainstorm and narrow down candidate applications and datasets before settling on this topic; (2) explain machine learning concepts and terminology referenced in this report; </w:t>
+        <w:t>and (</w:t>
       </w:r>
       <w:r>
         <w:rPr>
@@ -1169,7 +1163,7 @@
           <w:sz w:val="22"/>
           <w:szCs w:val="22"/>
         </w:rPr>
-        <w:t xml:space="preserve">(3) debug and fixes the code of the project, </w:t>
+        <w:t>4</w:t>
       </w:r>
       <w:r>
         <w:rPr>
@@ -1178,7 +1172,7 @@
           <w:sz w:val="22"/>
           <w:szCs w:val="22"/>
         </w:rPr>
-        <w:t>and (</w:t>
+        <w:t>) help structure</w:t>
       </w:r>
       <w:r>
         <w:rPr>
@@ -1187,7 +1181,7 @@
           <w:sz w:val="22"/>
           <w:szCs w:val="22"/>
         </w:rPr>
-        <w:t>4</w:t>
+        <w:t xml:space="preserve"> the </w:t>
       </w:r>
       <w:r>
         <w:rPr>
@@ -1196,34 +1190,7 @@
           <w:sz w:val="22"/>
           <w:szCs w:val="22"/>
         </w:rPr>
-        <w:t>) help structure</w:t>
-      </w:r>
-      <w:r>
-        <w:rPr>
-          <w:rFonts w:ascii="Calibri" w:eastAsia="Calibri" w:hAnsi="Calibri" w:cs="Calibri"/>
-          <w:color w:val="000000" w:themeColor="text1"/>
-          <w:sz w:val="22"/>
-          <w:szCs w:val="22"/>
-        </w:rPr>
-        <w:t xml:space="preserve"> the </w:t>
-      </w:r>
-      <w:r>
-        <w:rPr>
-          <w:rFonts w:ascii="Calibri" w:eastAsia="Calibri" w:hAnsi="Calibri" w:cs="Calibri"/>
-          <w:color w:val="000000" w:themeColor="text1"/>
-          <w:sz w:val="22"/>
-          <w:szCs w:val="22"/>
-        </w:rPr>
-        <w:t xml:space="preserve">report based on our own project decisions, data, and code. </w:t>
-      </w:r>
-      <w:r>
-        <w:rPr>
-          <w:rFonts w:ascii="Calibri" w:eastAsia="Calibri" w:hAnsi="Calibri" w:cs="Calibri"/>
-          <w:color w:val="000000" w:themeColor="text1"/>
-          <w:sz w:val="22"/>
-          <w:szCs w:val="22"/>
-        </w:rPr>
-        <w:t xml:space="preserve">All modelling decisions, the accompanying code, and the content of this report were </w:t>
+        <w:t xml:space="preserve">report based on our own project decisions, data, and code. All modelling decisions, the accompanying code, and the content of this report were </w:t>
       </w:r>
       <w:r>
         <w:rPr>
@@ -1277,14 +1244,41 @@
     <w:p>
       <w:pPr>
         <w:spacing w:after="160"/>
-      </w:pPr>
-      <w:r>
-        <w:rPr>
-          <w:rFonts w:ascii="Calibri" w:eastAsia="Calibri" w:hAnsi="Calibri" w:cs="Calibri"/>
-          <w:sz w:val="22"/>
-          <w:szCs w:val="22"/>
-        </w:rPr>
-        <w:t>HSL (Helsinki Region Transport). Helsinki and Espoo city bike trip data. https://hri.fi/data/en_GB/dataset/helsingin-ja-espoon-kaupunkipyorilla-ajatut-matkat (CC BY 4.0).</w:t>
+        <w:rPr>
+          <w:rFonts w:ascii="Calibri" w:eastAsia="Calibri" w:hAnsi="Calibri" w:cs="Calibri"/>
+          <w:sz w:val="22"/>
+          <w:szCs w:val="22"/>
+        </w:rPr>
+      </w:pPr>
+      <w:r>
+        <w:rPr>
+          <w:rFonts w:ascii="Calibri" w:eastAsia="Calibri" w:hAnsi="Calibri" w:cs="Calibri"/>
+          <w:sz w:val="22"/>
+          <w:szCs w:val="22"/>
+        </w:rPr>
+        <w:t xml:space="preserve">HSL (Helsinki Region Transport). Helsinki and Espoo city bike trip data. </w:t>
+      </w:r>
+      <w:hyperlink r:id="rId5" w:history="1">
+        <w:r>
+          <w:rPr>
+            <w:rStyle w:val="Hyperlink"/>
+            <w:rFonts w:ascii="Calibri" w:eastAsia="Calibri" w:hAnsi="Calibri" w:cs="Calibri"/>
+            <w:sz w:val="22"/>
+            <w:szCs w:val="22"/>
+          </w:rPr>
+          <w:t>https://hri.fi/data/en_GB/dataset/helsingin-ja-espoon-kaupunkipyorilla-ajatut-matkat</w:t>
+        </w:r>
+      </w:hyperlink>
+      <w:r>
+        <w:t xml:space="preserve"> </w:t>
+      </w:r>
+      <w:r>
+        <w:rPr>
+          <w:rFonts w:ascii="Calibri" w:eastAsia="Calibri" w:hAnsi="Calibri" w:cs="Calibri"/>
+          <w:sz w:val="22"/>
+          <w:szCs w:val="22"/>
+        </w:rPr>
+        <w:t>(CC BY 4.0).</w:t>
       </w:r>
     </w:p>
     <w:p>
@@ -1297,7 +1291,44 @@
           <w:sz w:val="22"/>
           <w:szCs w:val="22"/>
         </w:rPr>
-        <w:t>Finnish Meteorological Institute (FMI). Open data, weather observations. https://en.ilmatieteenlaitos.fi/open-data (CC BY 4.0).</w:t>
+        <w:t xml:space="preserve">Finnish Meteorological Institute (FMI). Open data, weather observations. </w:t>
+      </w:r>
+      <w:hyperlink r:id="rId6" w:history="1">
+        <w:r>
+          <w:rPr>
+            <w:rStyle w:val="Hyperlink"/>
+            <w:rFonts w:ascii="Calibri" w:eastAsia="Calibri" w:hAnsi="Calibri" w:cs="Calibri"/>
+            <w:sz w:val="22"/>
+            <w:szCs w:val="22"/>
+          </w:rPr>
+          <w:t>https://en.ilmatieteenlaito</w:t>
+        </w:r>
+        <w:r>
+          <w:rPr>
+            <w:rStyle w:val="Hyperlink"/>
+            <w:rFonts w:ascii="Calibri" w:eastAsia="Calibri" w:hAnsi="Calibri" w:cs="Calibri"/>
+            <w:sz w:val="22"/>
+            <w:szCs w:val="22"/>
+          </w:rPr>
+          <w:t>s</w:t>
+        </w:r>
+        <w:r>
+          <w:rPr>
+            <w:rStyle w:val="Hyperlink"/>
+            <w:rFonts w:ascii="Calibri" w:eastAsia="Calibri" w:hAnsi="Calibri" w:cs="Calibri"/>
+            <w:sz w:val="22"/>
+            <w:szCs w:val="22"/>
+          </w:rPr>
+          <w:t>.fi/open-data</w:t>
+        </w:r>
+      </w:hyperlink>
+      <w:r>
+        <w:rPr>
+          <w:rFonts w:ascii="Calibri" w:eastAsia="Calibri" w:hAnsi="Calibri" w:cs="Calibri"/>
+          <w:sz w:val="22"/>
+          <w:szCs w:val="22"/>
+        </w:rPr>
+        <w:t xml:space="preserve"> (CC BY 4.0).</w:t>
       </w:r>
     </w:p>
     <w:p>
@@ -1310,7 +1341,44 @@
           <w:sz w:val="22"/>
           <w:szCs w:val="22"/>
         </w:rPr>
-        <w:t>Jung, A. Machine Learning: The Basics. https://mlbook.cs.aalto.fi.</w:t>
+        <w:t xml:space="preserve">Jung, A. Machine Learning: The Basics. </w:t>
+      </w:r>
+      <w:hyperlink r:id="rId7" w:history="1">
+        <w:r>
+          <w:rPr>
+            <w:rStyle w:val="Hyperlink"/>
+            <w:rFonts w:ascii="Calibri" w:eastAsia="Calibri" w:hAnsi="Calibri" w:cs="Calibri"/>
+            <w:sz w:val="22"/>
+            <w:szCs w:val="22"/>
+          </w:rPr>
+          <w:t>https://mlbook</w:t>
+        </w:r>
+        <w:r>
+          <w:rPr>
+            <w:rStyle w:val="Hyperlink"/>
+            <w:rFonts w:ascii="Calibri" w:eastAsia="Calibri" w:hAnsi="Calibri" w:cs="Calibri"/>
+            <w:sz w:val="22"/>
+            <w:szCs w:val="22"/>
+          </w:rPr>
+          <w:t>.</w:t>
+        </w:r>
+        <w:r>
+          <w:rPr>
+            <w:rStyle w:val="Hyperlink"/>
+            <w:rFonts w:ascii="Calibri" w:eastAsia="Calibri" w:hAnsi="Calibri" w:cs="Calibri"/>
+            <w:sz w:val="22"/>
+            <w:szCs w:val="22"/>
+          </w:rPr>
+          <w:t>cs.aalto.fi</w:t>
+        </w:r>
+      </w:hyperlink>
+      <w:r>
+        <w:rPr>
+          <w:rFonts w:ascii="Calibri" w:eastAsia="Calibri" w:hAnsi="Calibri" w:cs="Calibri"/>
+          <w:sz w:val="22"/>
+          <w:szCs w:val="22"/>
+        </w:rPr>
+        <w:t>.</w:t>
       </w:r>
     </w:p>
     <w:p>
@@ -2027,6 +2095,30 @@
       <w:szCs w:val="20"/>
     </w:rPr>
   </w:style>
+  <w:style w:type="character" w:styleId="UnresolvedMention">
+    <w:name w:val="Unresolved Mention"/>
+    <w:basedOn w:val="DefaultParagraphFont"/>
+    <w:uiPriority w:val="99"/>
+    <w:semiHidden/>
+    <w:unhideWhenUsed/>
+    <w:rsid w:val="000E6F7A"/>
+    <w:rPr>
+      <w:color w:val="605E5C"/>
+      <w:shd w:val="clear" w:color="auto" w:fill="E1DFDD"/>
+    </w:rPr>
+  </w:style>
+  <w:style w:type="character" w:styleId="FollowedHyperlink">
+    <w:name w:val="FollowedHyperlink"/>
+    <w:basedOn w:val="DefaultParagraphFont"/>
+    <w:uiPriority w:val="99"/>
+    <w:semiHidden/>
+    <w:unhideWhenUsed/>
+    <w:rsid w:val="000E6F7A"/>
+    <w:rPr>
+      <w:color w:val="96607D" w:themeColor="followedHyperlink"/>
+      <w:u w:val="single"/>
+    </w:rPr>
+  </w:style>
 </w:styles>
 </file>
 
